--- a/templates/plananual/QUECHUA 1° A 5°/QUECHUA 3° - PROGRAMACIÓN ANUAL 2026.docx
+++ b/templates/plananual/QUECHUA 1° A 5°/QUECHUA 3° - PROGRAMACIÓN ANUAL 2026.docx
@@ -643,7 +643,25 @@
                 <w:sz w:val="20"/>
                 <w:szCs w:val="20"/>
               </w:rPr>
-              <w:t>{{dre}}</w:t>
+              <w:t>{{</w:t>
+            </w:r>
+            <w:proofErr w:type="spellStart"/>
+            <w:r>
+              <w:rPr>
+                <w:rFonts w:ascii="Arial Nova Cond" w:hAnsi="Arial Nova Cond" w:cs="Times New Roman"/>
+                <w:sz w:val="20"/>
+                <w:szCs w:val="20"/>
+              </w:rPr>
+              <w:t>dre</w:t>
+            </w:r>
+            <w:proofErr w:type="spellEnd"/>
+            <w:r>
+              <w:rPr>
+                <w:rFonts w:ascii="Arial Nova Cond" w:hAnsi="Arial Nova Cond" w:cs="Times New Roman"/>
+                <w:sz w:val="20"/>
+                <w:szCs w:val="20"/>
+              </w:rPr>
+              <w:t>}}</w:t>
             </w:r>
           </w:p>
         </w:tc>
@@ -689,7 +707,25 @@
                 <w:sz w:val="20"/>
                 <w:szCs w:val="20"/>
               </w:rPr>
-              <w:t>{{area}}</w:t>
+              <w:t>{{</w:t>
+            </w:r>
+            <w:proofErr w:type="spellStart"/>
+            <w:r>
+              <w:rPr>
+                <w:rFonts w:ascii="Arial Nova Cond" w:hAnsi="Arial Nova Cond" w:cs="Times New Roman"/>
+                <w:sz w:val="20"/>
+                <w:szCs w:val="20"/>
+              </w:rPr>
+              <w:t>area</w:t>
+            </w:r>
+            <w:proofErr w:type="spellEnd"/>
+            <w:r>
+              <w:rPr>
+                <w:rFonts w:ascii="Arial Nova Cond" w:hAnsi="Arial Nova Cond" w:cs="Times New Roman"/>
+                <w:sz w:val="20"/>
+                <w:szCs w:val="20"/>
+              </w:rPr>
+              <w:t>}}</w:t>
             </w:r>
           </w:p>
         </w:tc>
@@ -806,7 +842,25 @@
                 <w:sz w:val="20"/>
                 <w:szCs w:val="20"/>
               </w:rPr>
-              <w:t>{{ugel}}</w:t>
+              <w:t>{{</w:t>
+            </w:r>
+            <w:proofErr w:type="spellStart"/>
+            <w:r>
+              <w:rPr>
+                <w:rFonts w:ascii="Arial Nova Cond" w:hAnsi="Arial Nova Cond" w:cs="Times New Roman"/>
+                <w:sz w:val="20"/>
+                <w:szCs w:val="20"/>
+              </w:rPr>
+              <w:t>ugel</w:t>
+            </w:r>
+            <w:proofErr w:type="spellEnd"/>
+            <w:r>
+              <w:rPr>
+                <w:rFonts w:ascii="Arial Nova Cond" w:hAnsi="Arial Nova Cond" w:cs="Times New Roman"/>
+                <w:sz w:val="20"/>
+                <w:szCs w:val="20"/>
+              </w:rPr>
+              <w:t>}}</w:t>
             </w:r>
           </w:p>
         </w:tc>
@@ -829,7 +883,25 @@
                 <w:sz w:val="20"/>
                 <w:szCs w:val="20"/>
               </w:rPr>
-              <w:t>{{cordinador}}</w:t>
+              <w:t>{{</w:t>
+            </w:r>
+            <w:proofErr w:type="spellStart"/>
+            <w:r>
+              <w:rPr>
+                <w:rFonts w:ascii="Arial Nova Cond" w:hAnsi="Arial Nova Cond" w:cs="Times New Roman"/>
+                <w:sz w:val="20"/>
+                <w:szCs w:val="20"/>
+              </w:rPr>
+              <w:t>cordinador</w:t>
+            </w:r>
+            <w:proofErr w:type="spellEnd"/>
+            <w:r>
+              <w:rPr>
+                <w:rFonts w:ascii="Arial Nova Cond" w:hAnsi="Arial Nova Cond" w:cs="Times New Roman"/>
+                <w:sz w:val="20"/>
+                <w:szCs w:val="20"/>
+              </w:rPr>
+              <w:t>}}</w:t>
             </w:r>
           </w:p>
         </w:tc>
@@ -972,7 +1044,25 @@
                 <w:sz w:val="20"/>
                 <w:szCs w:val="20"/>
               </w:rPr>
-              <w:t>{{institucioneducativa}}</w:t>
+              <w:t>{{</w:t>
+            </w:r>
+            <w:proofErr w:type="spellStart"/>
+            <w:r>
+              <w:rPr>
+                <w:rFonts w:ascii="Arial Nova Cond" w:hAnsi="Arial Nova Cond" w:cs="Times New Roman"/>
+                <w:sz w:val="20"/>
+                <w:szCs w:val="20"/>
+              </w:rPr>
+              <w:t>institucioneducativa</w:t>
+            </w:r>
+            <w:proofErr w:type="spellEnd"/>
+            <w:r>
+              <w:rPr>
+                <w:rFonts w:ascii="Arial Nova Cond" w:hAnsi="Arial Nova Cond" w:cs="Times New Roman"/>
+                <w:sz w:val="20"/>
+                <w:szCs w:val="20"/>
+              </w:rPr>
+              <w:t>}}</w:t>
             </w:r>
           </w:p>
         </w:tc>
@@ -4053,7 +4143,25 @@
                 <w:bCs/>
                 <w:lang w:eastAsia="es-ES"/>
               </w:rPr>
-              <w:t xml:space="preserve"> y diversas expresiones formulaicas para que su texto sea claro.</w:t>
+              <w:t xml:space="preserve"> y diversas expresiones </w:t>
+            </w:r>
+            <w:proofErr w:type="spellStart"/>
+            <w:r>
+              <w:rPr>
+                <w:rFonts w:ascii="Arial Nova Cond Light" w:eastAsia="Times New Roman" w:hAnsi="Arial Nova Cond Light" w:cs="Arial"/>
+                <w:bCs/>
+                <w:lang w:eastAsia="es-ES"/>
+              </w:rPr>
+              <w:t>formulaicas</w:t>
+            </w:r>
+            <w:proofErr w:type="spellEnd"/>
+            <w:r>
+              <w:rPr>
+                <w:rFonts w:ascii="Arial Nova Cond Light" w:eastAsia="Times New Roman" w:hAnsi="Arial Nova Cond Light" w:cs="Arial"/>
+                <w:bCs/>
+                <w:lang w:eastAsia="es-ES"/>
+              </w:rPr>
+              <w:t xml:space="preserve"> para que su texto sea claro.</w:t>
             </w:r>
           </w:p>
           <w:p>
@@ -4488,16 +4596,29 @@
                 <w:szCs w:val="20"/>
               </w:rPr>
             </w:pPr>
-            <w:r>
-              <w:rPr>
-                <w:rFonts w:ascii="Arial Nova Cond Light" w:hAnsi="Arial Nova Cond Light" w:cs="Times New Roman"/>
-                <w:b/>
-                <w:bCs/>
-                <w:color w:val="000000" w:themeColor="text1"/>
-                <w:sz w:val="20"/>
-                <w:szCs w:val="20"/>
-              </w:rPr>
-              <w:t>N° DE SEMANAS LECTIVAS</w:t>
+            <w:proofErr w:type="spellStart"/>
+            <w:r>
+              <w:rPr>
+                <w:rFonts w:ascii="Arial Nova Cond Light" w:hAnsi="Arial Nova Cond Light" w:cs="Times New Roman"/>
+                <w:b/>
+                <w:bCs/>
+                <w:color w:val="000000" w:themeColor="text1"/>
+                <w:sz w:val="20"/>
+                <w:szCs w:val="20"/>
+              </w:rPr>
+              <w:t>N°</w:t>
+            </w:r>
+            <w:proofErr w:type="spellEnd"/>
+            <w:r>
+              <w:rPr>
+                <w:rFonts w:ascii="Arial Nova Cond Light" w:hAnsi="Arial Nova Cond Light" w:cs="Times New Roman"/>
+                <w:b/>
+                <w:bCs/>
+                <w:color w:val="000000" w:themeColor="text1"/>
+                <w:sz w:val="20"/>
+                <w:szCs w:val="20"/>
+              </w:rPr>
+              <w:t xml:space="preserve"> DE SEMANAS LECTIVAS</w:t>
             </w:r>
           </w:p>
         </w:tc>
@@ -4522,16 +4643,29 @@
                 <w:szCs w:val="20"/>
               </w:rPr>
             </w:pPr>
-            <w:r>
-              <w:rPr>
-                <w:rFonts w:ascii="Arial Nova Cond Light" w:hAnsi="Arial Nova Cond Light" w:cs="Times New Roman"/>
-                <w:b/>
-                <w:bCs/>
-                <w:color w:val="000000" w:themeColor="text1"/>
-                <w:sz w:val="20"/>
-                <w:szCs w:val="20"/>
-              </w:rPr>
-              <w:t>N° UNIDADES</w:t>
+            <w:proofErr w:type="spellStart"/>
+            <w:r>
+              <w:rPr>
+                <w:rFonts w:ascii="Arial Nova Cond Light" w:hAnsi="Arial Nova Cond Light" w:cs="Times New Roman"/>
+                <w:b/>
+                <w:bCs/>
+                <w:color w:val="000000" w:themeColor="text1"/>
+                <w:sz w:val="20"/>
+                <w:szCs w:val="20"/>
+              </w:rPr>
+              <w:t>N°</w:t>
+            </w:r>
+            <w:proofErr w:type="spellEnd"/>
+            <w:r>
+              <w:rPr>
+                <w:rFonts w:ascii="Arial Nova Cond Light" w:hAnsi="Arial Nova Cond Light" w:cs="Times New Roman"/>
+                <w:b/>
+                <w:bCs/>
+                <w:color w:val="000000" w:themeColor="text1"/>
+                <w:sz w:val="20"/>
+                <w:szCs w:val="20"/>
+              </w:rPr>
+              <w:t xml:space="preserve"> UNIDADES</w:t>
             </w:r>
           </w:p>
         </w:tc>
@@ -11354,6 +11488,7 @@
                 <w:szCs w:val="20"/>
               </w:rPr>
             </w:pPr>
+            <w:bookmarkStart w:id="1" w:name="_Hlk227075175"/>
             <w:r>
               <w:rPr>
                 <w:rFonts w:ascii="Arial Nova Cond" w:hAnsi="Arial Nova Cond" w:cs="Times New Roman"/>
@@ -11630,7 +11765,6 @@
           <w:tcPr>
             <w:tcW w:w="875" w:type="dxa"/>
             <w:vMerge w:val="restart"/>
-            <w:shd w:val="clear" w:color="auto" w:fill="auto"/>
             <w:vAlign w:val="center"/>
           </w:tcPr>
           <w:p>
@@ -11741,7 +11875,6 @@
         <w:tc>
           <w:tcPr>
             <w:tcW w:w="6169" w:type="dxa"/>
-            <w:shd w:val="clear" w:color="auto" w:fill="auto"/>
             <w:vAlign w:val="center"/>
           </w:tcPr>
           <w:p>
@@ -11776,7 +11909,6 @@
         <w:tc>
           <w:tcPr>
             <w:tcW w:w="2015" w:type="dxa"/>
-            <w:shd w:val="clear" w:color="auto" w:fill="auto"/>
             <w:vAlign w:val="center"/>
           </w:tcPr>
           <w:p>
@@ -11815,7 +11947,7 @@
               <w:autoSpaceDE w:val="0"/>
               <w:autoSpaceDN w:val="0"/>
               <w:adjustRightInd w:val="0"/>
-              <w:jc w:val="center"/>
+              <w:jc w:val="both"/>
               <w:rPr>
                 <w:rFonts w:ascii="Arial Nova Cond" w:hAnsi="Arial Nova Cond" w:cs="Arial"/>
                 <w:color w:val="000000"/>
@@ -11839,7 +11971,6 @@
         <w:tc>
           <w:tcPr>
             <w:tcW w:w="1337" w:type="dxa"/>
-            <w:shd w:val="clear" w:color="auto" w:fill="auto"/>
             <w:vAlign w:val="center"/>
           </w:tcPr>
           <w:p>
@@ -11878,7 +12009,6 @@
           <w:tcPr>
             <w:tcW w:w="875" w:type="dxa"/>
             <w:vMerge/>
-            <w:shd w:val="clear" w:color="auto" w:fill="auto"/>
             <w:vAlign w:val="center"/>
           </w:tcPr>
           <w:p>
@@ -11970,7 +12100,6 @@
         <w:tc>
           <w:tcPr>
             <w:tcW w:w="6169" w:type="dxa"/>
-            <w:shd w:val="clear" w:color="auto" w:fill="auto"/>
             <w:vAlign w:val="center"/>
           </w:tcPr>
           <w:p>
@@ -12005,7 +12134,6 @@
         <w:tc>
           <w:tcPr>
             <w:tcW w:w="2015" w:type="dxa"/>
-            <w:shd w:val="clear" w:color="auto" w:fill="auto"/>
             <w:vAlign w:val="center"/>
           </w:tcPr>
           <w:p>
@@ -12044,7 +12172,7 @@
               <w:autoSpaceDE w:val="0"/>
               <w:autoSpaceDN w:val="0"/>
               <w:adjustRightInd w:val="0"/>
-              <w:jc w:val="center"/>
+              <w:jc w:val="both"/>
               <w:rPr>
                 <w:rFonts w:ascii="Arial Nova Cond" w:hAnsi="Arial Nova Cond" w:cs="Arial"/>
                 <w:color w:val="000000"/>
@@ -12068,7 +12196,6 @@
         <w:tc>
           <w:tcPr>
             <w:tcW w:w="1337" w:type="dxa"/>
-            <w:shd w:val="clear" w:color="auto" w:fill="auto"/>
             <w:vAlign w:val="center"/>
           </w:tcPr>
           <w:p>
@@ -12107,7 +12234,6 @@
           <w:tcPr>
             <w:tcW w:w="875" w:type="dxa"/>
             <w:vMerge/>
-            <w:shd w:val="clear" w:color="auto" w:fill="auto"/>
             <w:vAlign w:val="center"/>
           </w:tcPr>
           <w:p>
@@ -12199,7 +12325,6 @@
         <w:tc>
           <w:tcPr>
             <w:tcW w:w="6169" w:type="dxa"/>
-            <w:shd w:val="clear" w:color="auto" w:fill="auto"/>
             <w:vAlign w:val="center"/>
           </w:tcPr>
           <w:p>
@@ -12234,7 +12359,6 @@
         <w:tc>
           <w:tcPr>
             <w:tcW w:w="2015" w:type="dxa"/>
-            <w:shd w:val="clear" w:color="auto" w:fill="auto"/>
             <w:vAlign w:val="center"/>
           </w:tcPr>
           <w:p>
@@ -12273,7 +12397,7 @@
               <w:autoSpaceDE w:val="0"/>
               <w:autoSpaceDN w:val="0"/>
               <w:adjustRightInd w:val="0"/>
-              <w:jc w:val="center"/>
+              <w:jc w:val="both"/>
               <w:rPr>
                 <w:rFonts w:ascii="Arial Nova Cond" w:hAnsi="Arial Nova Cond" w:cs="Arial"/>
                 <w:color w:val="000000"/>
@@ -12297,7 +12421,6 @@
         <w:tc>
           <w:tcPr>
             <w:tcW w:w="1337" w:type="dxa"/>
-            <w:shd w:val="clear" w:color="auto" w:fill="auto"/>
             <w:vAlign w:val="center"/>
           </w:tcPr>
           <w:p>
@@ -12336,7 +12459,6 @@
           <w:tcPr>
             <w:tcW w:w="875" w:type="dxa"/>
             <w:vMerge w:val="restart"/>
-            <w:shd w:val="clear" w:color="auto" w:fill="auto"/>
             <w:vAlign w:val="center"/>
           </w:tcPr>
           <w:p>
@@ -12439,7 +12561,6 @@
         <w:tc>
           <w:tcPr>
             <w:tcW w:w="6169" w:type="dxa"/>
-            <w:shd w:val="clear" w:color="auto" w:fill="auto"/>
             <w:vAlign w:val="center"/>
           </w:tcPr>
           <w:p>
@@ -12475,7 +12596,6 @@
         <w:tc>
           <w:tcPr>
             <w:tcW w:w="2015" w:type="dxa"/>
-            <w:shd w:val="clear" w:color="auto" w:fill="auto"/>
             <w:vAlign w:val="center"/>
           </w:tcPr>
           <w:p>
@@ -12514,7 +12634,7 @@
               <w:autoSpaceDE w:val="0"/>
               <w:autoSpaceDN w:val="0"/>
               <w:adjustRightInd w:val="0"/>
-              <w:jc w:val="center"/>
+              <w:jc w:val="both"/>
               <w:rPr>
                 <w:rFonts w:ascii="Arial Nova Cond" w:hAnsi="Arial Nova Cond" w:cs="Arial"/>
                 <w:color w:val="000000"/>
@@ -12538,7 +12658,6 @@
         <w:tc>
           <w:tcPr>
             <w:tcW w:w="1337" w:type="dxa"/>
-            <w:shd w:val="clear" w:color="auto" w:fill="auto"/>
             <w:vAlign w:val="center"/>
           </w:tcPr>
           <w:p>
@@ -12577,7 +12696,6 @@
           <w:tcPr>
             <w:tcW w:w="875" w:type="dxa"/>
             <w:vMerge/>
-            <w:shd w:val="clear" w:color="auto" w:fill="auto"/>
             <w:vAlign w:val="center"/>
           </w:tcPr>
           <w:p>
@@ -12669,7 +12787,6 @@
         <w:tc>
           <w:tcPr>
             <w:tcW w:w="6169" w:type="dxa"/>
-            <w:shd w:val="clear" w:color="auto" w:fill="auto"/>
             <w:vAlign w:val="center"/>
           </w:tcPr>
           <w:p>
@@ -12705,7 +12822,6 @@
         <w:tc>
           <w:tcPr>
             <w:tcW w:w="2015" w:type="dxa"/>
-            <w:shd w:val="clear" w:color="auto" w:fill="auto"/>
             <w:vAlign w:val="center"/>
           </w:tcPr>
           <w:p>
@@ -12744,7 +12860,7 @@
               <w:autoSpaceDE w:val="0"/>
               <w:autoSpaceDN w:val="0"/>
               <w:adjustRightInd w:val="0"/>
-              <w:jc w:val="center"/>
+              <w:jc w:val="both"/>
               <w:rPr>
                 <w:rFonts w:ascii="Arial Nova Cond" w:hAnsi="Arial Nova Cond" w:cs="Arial"/>
                 <w:color w:val="000000"/>
@@ -12768,7 +12884,6 @@
         <w:tc>
           <w:tcPr>
             <w:tcW w:w="1337" w:type="dxa"/>
-            <w:shd w:val="clear" w:color="auto" w:fill="auto"/>
             <w:vAlign w:val="center"/>
           </w:tcPr>
           <w:p>
@@ -12807,7 +12922,6 @@
           <w:tcPr>
             <w:tcW w:w="875" w:type="dxa"/>
             <w:vMerge w:val="restart"/>
-            <w:shd w:val="clear" w:color="auto" w:fill="auto"/>
             <w:vAlign w:val="center"/>
           </w:tcPr>
           <w:p>
@@ -12911,7 +13025,6 @@
         <w:tc>
           <w:tcPr>
             <w:tcW w:w="6169" w:type="dxa"/>
-            <w:shd w:val="clear" w:color="auto" w:fill="auto"/>
             <w:vAlign w:val="center"/>
           </w:tcPr>
           <w:p>
@@ -12947,7 +13060,6 @@
         <w:tc>
           <w:tcPr>
             <w:tcW w:w="2015" w:type="dxa"/>
-            <w:shd w:val="clear" w:color="auto" w:fill="auto"/>
             <w:vAlign w:val="center"/>
           </w:tcPr>
           <w:p>
@@ -12986,7 +13098,7 @@
               <w:autoSpaceDE w:val="0"/>
               <w:autoSpaceDN w:val="0"/>
               <w:adjustRightInd w:val="0"/>
-              <w:jc w:val="center"/>
+              <w:jc w:val="both"/>
               <w:rPr>
                 <w:rFonts w:ascii="Arial Nova Cond" w:hAnsi="Arial Nova Cond" w:cs="Arial"/>
                 <w:color w:val="000000"/>
@@ -13010,7 +13122,6 @@
         <w:tc>
           <w:tcPr>
             <w:tcW w:w="1337" w:type="dxa"/>
-            <w:shd w:val="clear" w:color="auto" w:fill="auto"/>
             <w:vAlign w:val="center"/>
           </w:tcPr>
           <w:p>
@@ -13049,7 +13160,6 @@
           <w:tcPr>
             <w:tcW w:w="875" w:type="dxa"/>
             <w:vMerge/>
-            <w:shd w:val="clear" w:color="auto" w:fill="auto"/>
             <w:vAlign w:val="center"/>
           </w:tcPr>
           <w:p>
@@ -13141,7 +13251,6 @@
         <w:tc>
           <w:tcPr>
             <w:tcW w:w="6169" w:type="dxa"/>
-            <w:shd w:val="clear" w:color="auto" w:fill="auto"/>
             <w:vAlign w:val="center"/>
           </w:tcPr>
           <w:p>
@@ -13176,7 +13285,6 @@
         <w:tc>
           <w:tcPr>
             <w:tcW w:w="2015" w:type="dxa"/>
-            <w:shd w:val="clear" w:color="auto" w:fill="auto"/>
             <w:vAlign w:val="center"/>
           </w:tcPr>
           <w:p>
@@ -13215,7 +13323,7 @@
               <w:autoSpaceDE w:val="0"/>
               <w:autoSpaceDN w:val="0"/>
               <w:adjustRightInd w:val="0"/>
-              <w:jc w:val="center"/>
+              <w:jc w:val="both"/>
               <w:rPr>
                 <w:rFonts w:ascii="Arial Nova Cond" w:hAnsi="Arial Nova Cond" w:cs="Arial"/>
                 <w:color w:val="000000"/>
@@ -13239,7 +13347,6 @@
         <w:tc>
           <w:tcPr>
             <w:tcW w:w="1337" w:type="dxa"/>
-            <w:shd w:val="clear" w:color="auto" w:fill="auto"/>
             <w:vAlign w:val="center"/>
           </w:tcPr>
           <w:p>
@@ -13278,7 +13385,6 @@
           <w:tcPr>
             <w:tcW w:w="875" w:type="dxa"/>
             <w:vMerge w:val="restart"/>
-            <w:shd w:val="clear" w:color="auto" w:fill="auto"/>
             <w:vAlign w:val="center"/>
           </w:tcPr>
           <w:p>
@@ -13389,7 +13495,6 @@
         <w:tc>
           <w:tcPr>
             <w:tcW w:w="6169" w:type="dxa"/>
-            <w:shd w:val="clear" w:color="auto" w:fill="auto"/>
             <w:vAlign w:val="center"/>
           </w:tcPr>
           <w:p>
@@ -13424,7 +13529,6 @@
         <w:tc>
           <w:tcPr>
             <w:tcW w:w="2015" w:type="dxa"/>
-            <w:shd w:val="clear" w:color="auto" w:fill="auto"/>
             <w:vAlign w:val="center"/>
           </w:tcPr>
           <w:p>
@@ -13463,7 +13567,7 @@
               <w:autoSpaceDE w:val="0"/>
               <w:autoSpaceDN w:val="0"/>
               <w:adjustRightInd w:val="0"/>
-              <w:jc w:val="center"/>
+              <w:jc w:val="both"/>
               <w:rPr>
                 <w:rFonts w:ascii="Arial Nova Cond" w:hAnsi="Arial Nova Cond" w:cs="Arial"/>
                 <w:color w:val="000000"/>
@@ -13487,7 +13591,6 @@
         <w:tc>
           <w:tcPr>
             <w:tcW w:w="1337" w:type="dxa"/>
-            <w:shd w:val="clear" w:color="auto" w:fill="auto"/>
             <w:vAlign w:val="center"/>
           </w:tcPr>
           <w:p>
@@ -13526,7 +13629,6 @@
           <w:tcPr>
             <w:tcW w:w="875" w:type="dxa"/>
             <w:vMerge/>
-            <w:shd w:val="clear" w:color="auto" w:fill="auto"/>
             <w:vAlign w:val="center"/>
           </w:tcPr>
           <w:p>
@@ -13626,7 +13728,6 @@
         <w:tc>
           <w:tcPr>
             <w:tcW w:w="6169" w:type="dxa"/>
-            <w:shd w:val="clear" w:color="auto" w:fill="auto"/>
             <w:vAlign w:val="center"/>
           </w:tcPr>
           <w:p>
@@ -13662,7 +13763,6 @@
         <w:tc>
           <w:tcPr>
             <w:tcW w:w="2015" w:type="dxa"/>
-            <w:shd w:val="clear" w:color="auto" w:fill="auto"/>
             <w:vAlign w:val="center"/>
           </w:tcPr>
           <w:p>
@@ -13700,7 +13800,7 @@
               <w:autoSpaceDE w:val="0"/>
               <w:autoSpaceDN w:val="0"/>
               <w:adjustRightInd w:val="0"/>
-              <w:jc w:val="center"/>
+              <w:jc w:val="both"/>
               <w:rPr>
                 <w:rFonts w:ascii="Arial Nova Cond" w:hAnsi="Arial Nova Cond" w:cs="Arial"/>
                 <w:color w:val="000000"/>
@@ -13724,7 +13824,6 @@
         <w:tc>
           <w:tcPr>
             <w:tcW w:w="1337" w:type="dxa"/>
-            <w:shd w:val="clear" w:color="auto" w:fill="auto"/>
             <w:vAlign w:val="center"/>
           </w:tcPr>
           <w:p>
@@ -13754,6 +13853,7 @@
           </w:p>
         </w:tc>
       </w:tr>
+      <w:bookmarkEnd w:id="1"/>
     </w:tbl>
     <w:p>
       <w:pPr>
@@ -24411,7 +24511,25 @@
                 <w:kern w:val="0"/>
                 <w14:ligatures w14:val="none"/>
               </w:rPr>
-              <w:t xml:space="preserve">ARROYO PONCE, Gamaniel. Lengua quechua. </w:t>
+              <w:t xml:space="preserve">ARROYO PONCE, </w:t>
+            </w:r>
+            <w:proofErr w:type="spellStart"/>
+            <w:r>
+              <w:rPr>
+                <w:rFonts w:ascii="Arial Nova Cond Light" w:eastAsia="Calibri" w:hAnsi="Arial Nova Cond Light" w:cs="Calibri Light"/>
+                <w:kern w:val="0"/>
+                <w14:ligatures w14:val="none"/>
+              </w:rPr>
+              <w:t>Gamaniel</w:t>
+            </w:r>
+            <w:proofErr w:type="spellEnd"/>
+            <w:r>
+              <w:rPr>
+                <w:rFonts w:ascii="Arial Nova Cond Light" w:eastAsia="Calibri" w:hAnsi="Arial Nova Cond Light" w:cs="Calibri Light"/>
+                <w:kern w:val="0"/>
+                <w14:ligatures w14:val="none"/>
+              </w:rPr>
+              <w:t xml:space="preserve">. Lengua quechua. </w:t>
             </w:r>
           </w:p>
           <w:p>
@@ -24461,7 +24579,43 @@
                 <w:kern w:val="0"/>
                 <w14:ligatures w14:val="none"/>
               </w:rPr>
-              <w:t xml:space="preserve">CACERES VARGAS (1996). Gloria. Riqsinakusun (Conozcámonos). Lima Ediciones Kuyay. 1996. </w:t>
+              <w:t xml:space="preserve">CACERES VARGAS (1996). Gloria. </w:t>
+            </w:r>
+            <w:proofErr w:type="spellStart"/>
+            <w:r>
+              <w:rPr>
+                <w:rFonts w:ascii="Arial Nova Cond Light" w:eastAsia="Calibri" w:hAnsi="Arial Nova Cond Light" w:cs="Calibri Light"/>
+                <w:kern w:val="0"/>
+                <w14:ligatures w14:val="none"/>
+              </w:rPr>
+              <w:t>Riqsinakusun</w:t>
+            </w:r>
+            <w:proofErr w:type="spellEnd"/>
+            <w:r>
+              <w:rPr>
+                <w:rFonts w:ascii="Arial Nova Cond Light" w:eastAsia="Calibri" w:hAnsi="Arial Nova Cond Light" w:cs="Calibri Light"/>
+                <w:kern w:val="0"/>
+                <w14:ligatures w14:val="none"/>
+              </w:rPr>
+              <w:t xml:space="preserve"> (Conozcámonos). Lima Ediciones </w:t>
+            </w:r>
+            <w:proofErr w:type="spellStart"/>
+            <w:r>
+              <w:rPr>
+                <w:rFonts w:ascii="Arial Nova Cond Light" w:eastAsia="Calibri" w:hAnsi="Arial Nova Cond Light" w:cs="Calibri Light"/>
+                <w:kern w:val="0"/>
+                <w14:ligatures w14:val="none"/>
+              </w:rPr>
+              <w:t>Kuyay</w:t>
+            </w:r>
+            <w:proofErr w:type="spellEnd"/>
+            <w:r>
+              <w:rPr>
+                <w:rFonts w:ascii="Arial Nova Cond Light" w:eastAsia="Calibri" w:hAnsi="Arial Nova Cond Light" w:cs="Calibri Light"/>
+                <w:kern w:val="0"/>
+                <w14:ligatures w14:val="none"/>
+              </w:rPr>
+              <w:t xml:space="preserve">. 1996. </w:t>
             </w:r>
           </w:p>
           <w:p>
@@ -24486,7 +24640,43 @@
                 <w:kern w:val="0"/>
                 <w14:ligatures w14:val="none"/>
               </w:rPr>
-              <w:t xml:space="preserve">FLORES SANTANA, Amador (2003). Runasimipi Rimasun. Huancavelica. </w:t>
+              <w:t xml:space="preserve">FLORES SANTANA, Amador (2003). </w:t>
+            </w:r>
+            <w:proofErr w:type="spellStart"/>
+            <w:r>
+              <w:rPr>
+                <w:rFonts w:ascii="Arial Nova Cond Light" w:eastAsia="Calibri" w:hAnsi="Arial Nova Cond Light" w:cs="Calibri Light"/>
+                <w:kern w:val="0"/>
+                <w14:ligatures w14:val="none"/>
+              </w:rPr>
+              <w:t>Runasimipi</w:t>
+            </w:r>
+            <w:proofErr w:type="spellEnd"/>
+            <w:r>
+              <w:rPr>
+                <w:rFonts w:ascii="Arial Nova Cond Light" w:eastAsia="Calibri" w:hAnsi="Arial Nova Cond Light" w:cs="Calibri Light"/>
+                <w:kern w:val="0"/>
+                <w14:ligatures w14:val="none"/>
+              </w:rPr>
+              <w:t xml:space="preserve"> </w:t>
+            </w:r>
+            <w:proofErr w:type="spellStart"/>
+            <w:r>
+              <w:rPr>
+                <w:rFonts w:ascii="Arial Nova Cond Light" w:eastAsia="Calibri" w:hAnsi="Arial Nova Cond Light" w:cs="Calibri Light"/>
+                <w:kern w:val="0"/>
+                <w14:ligatures w14:val="none"/>
+              </w:rPr>
+              <w:t>Rimasun</w:t>
+            </w:r>
+            <w:proofErr w:type="spellEnd"/>
+            <w:r>
+              <w:rPr>
+                <w:rFonts w:ascii="Arial Nova Cond Light" w:eastAsia="Calibri" w:hAnsi="Arial Nova Cond Light" w:cs="Calibri Light"/>
+                <w:kern w:val="0"/>
+                <w14:ligatures w14:val="none"/>
+              </w:rPr>
+              <w:t xml:space="preserve">. Huancavelica. </w:t>
             </w:r>
           </w:p>
           <w:p>
@@ -24511,7 +24701,79 @@
                 <w:kern w:val="0"/>
                 <w14:ligatures w14:val="none"/>
               </w:rPr>
-              <w:t xml:space="preserve">GODENZZI, Juan Carlos y VENGOA ZÚÑIGA, Janett (1994). Runasimanta Yayaychakusun. Asociación Pukllasunchis y CERA “Bartolomé de las Casas” Cusco. </w:t>
+              <w:t xml:space="preserve">GODENZZI, Juan Carlos y VENGOA ZÚÑIGA, </w:t>
+            </w:r>
+            <w:proofErr w:type="spellStart"/>
+            <w:r>
+              <w:rPr>
+                <w:rFonts w:ascii="Arial Nova Cond Light" w:eastAsia="Calibri" w:hAnsi="Arial Nova Cond Light" w:cs="Calibri Light"/>
+                <w:kern w:val="0"/>
+                <w14:ligatures w14:val="none"/>
+              </w:rPr>
+              <w:t>Janett</w:t>
+            </w:r>
+            <w:proofErr w:type="spellEnd"/>
+            <w:r>
+              <w:rPr>
+                <w:rFonts w:ascii="Arial Nova Cond Light" w:eastAsia="Calibri" w:hAnsi="Arial Nova Cond Light" w:cs="Calibri Light"/>
+                <w:kern w:val="0"/>
+                <w14:ligatures w14:val="none"/>
+              </w:rPr>
+              <w:t xml:space="preserve"> (1994). </w:t>
+            </w:r>
+            <w:proofErr w:type="spellStart"/>
+            <w:r>
+              <w:rPr>
+                <w:rFonts w:ascii="Arial Nova Cond Light" w:eastAsia="Calibri" w:hAnsi="Arial Nova Cond Light" w:cs="Calibri Light"/>
+                <w:kern w:val="0"/>
+                <w14:ligatures w14:val="none"/>
+              </w:rPr>
+              <w:t>Runasimanta</w:t>
+            </w:r>
+            <w:proofErr w:type="spellEnd"/>
+            <w:r>
+              <w:rPr>
+                <w:rFonts w:ascii="Arial Nova Cond Light" w:eastAsia="Calibri" w:hAnsi="Arial Nova Cond Light" w:cs="Calibri Light"/>
+                <w:kern w:val="0"/>
+                <w14:ligatures w14:val="none"/>
+              </w:rPr>
+              <w:t xml:space="preserve"> </w:t>
+            </w:r>
+            <w:proofErr w:type="spellStart"/>
+            <w:r>
+              <w:rPr>
+                <w:rFonts w:ascii="Arial Nova Cond Light" w:eastAsia="Calibri" w:hAnsi="Arial Nova Cond Light" w:cs="Calibri Light"/>
+                <w:kern w:val="0"/>
+                <w14:ligatures w14:val="none"/>
+              </w:rPr>
+              <w:t>Yayaychakusun</w:t>
+            </w:r>
+            <w:proofErr w:type="spellEnd"/>
+            <w:r>
+              <w:rPr>
+                <w:rFonts w:ascii="Arial Nova Cond Light" w:eastAsia="Calibri" w:hAnsi="Arial Nova Cond Light" w:cs="Calibri Light"/>
+                <w:kern w:val="0"/>
+                <w14:ligatures w14:val="none"/>
+              </w:rPr>
+              <w:t xml:space="preserve">. Asociación </w:t>
+            </w:r>
+            <w:proofErr w:type="spellStart"/>
+            <w:r>
+              <w:rPr>
+                <w:rFonts w:ascii="Arial Nova Cond Light" w:eastAsia="Calibri" w:hAnsi="Arial Nova Cond Light" w:cs="Calibri Light"/>
+                <w:kern w:val="0"/>
+                <w14:ligatures w14:val="none"/>
+              </w:rPr>
+              <w:t>Pukllasunchis</w:t>
+            </w:r>
+            <w:proofErr w:type="spellEnd"/>
+            <w:r>
+              <w:rPr>
+                <w:rFonts w:ascii="Arial Nova Cond Light" w:eastAsia="Calibri" w:hAnsi="Arial Nova Cond Light" w:cs="Calibri Light"/>
+                <w:kern w:val="0"/>
+                <w14:ligatures w14:val="none"/>
+              </w:rPr>
+              <w:t xml:space="preserve"> y CERA “Bartolomé de las Casas” Cusco. </w:t>
             </w:r>
           </w:p>
           <w:p>
@@ -24561,7 +24823,25 @@
                 <w:kern w:val="0"/>
                 <w14:ligatures w14:val="none"/>
               </w:rPr>
-              <w:t xml:space="preserve">ROJAS, Íbico (1998). Origen y expansión del quechua. Lima. </w:t>
+              <w:t xml:space="preserve">ROJAS, </w:t>
+            </w:r>
+            <w:proofErr w:type="spellStart"/>
+            <w:r>
+              <w:rPr>
+                <w:rFonts w:ascii="Arial Nova Cond Light" w:eastAsia="Calibri" w:hAnsi="Arial Nova Cond Light" w:cs="Calibri Light"/>
+                <w:kern w:val="0"/>
+                <w14:ligatures w14:val="none"/>
+              </w:rPr>
+              <w:t>Íbico</w:t>
+            </w:r>
+            <w:proofErr w:type="spellEnd"/>
+            <w:r>
+              <w:rPr>
+                <w:rFonts w:ascii="Arial Nova Cond Light" w:eastAsia="Calibri" w:hAnsi="Arial Nova Cond Light" w:cs="Calibri Light"/>
+                <w:kern w:val="0"/>
+                <w14:ligatures w14:val="none"/>
+              </w:rPr>
+              <w:t xml:space="preserve"> (1998). Origen y expansión del quechua. Lima. </w:t>
             </w:r>
           </w:p>
           <w:p>
@@ -24586,7 +24866,25 @@
                 <w:kern w:val="0"/>
                 <w14:ligatures w14:val="none"/>
               </w:rPr>
-              <w:t xml:space="preserve">SOLIS FONSECA, Gustavo y CHACÓN SIHUAY, Jorge (1989). Lingüística y gramática Runasimi-chanka. Ministerio de Educación. UNESCO-AGFUND. </w:t>
+              <w:t>SOLIS FONSECA, Gustavo y CHACÓN SIHUAY, Jorge (1989). Lingüística y gramática Runasimi-</w:t>
+            </w:r>
+            <w:proofErr w:type="spellStart"/>
+            <w:r>
+              <w:rPr>
+                <w:rFonts w:ascii="Arial Nova Cond Light" w:eastAsia="Calibri" w:hAnsi="Arial Nova Cond Light" w:cs="Calibri Light"/>
+                <w:kern w:val="0"/>
+                <w14:ligatures w14:val="none"/>
+              </w:rPr>
+              <w:t>chanka</w:t>
+            </w:r>
+            <w:proofErr w:type="spellEnd"/>
+            <w:r>
+              <w:rPr>
+                <w:rFonts w:ascii="Arial Nova Cond Light" w:eastAsia="Calibri" w:hAnsi="Arial Nova Cond Light" w:cs="Calibri Light"/>
+                <w:kern w:val="0"/>
+                <w14:ligatures w14:val="none"/>
+              </w:rPr>
+              <w:t xml:space="preserve">. Ministerio de Educación. UNESCO-AGFUND. </w:t>
             </w:r>
           </w:p>
           <w:p>
@@ -24611,23 +24909,59 @@
                 <w:kern w:val="0"/>
                 <w14:ligatures w14:val="none"/>
               </w:rPr>
-              <w:t>SOTO RUIZ, Clodoaldo (1976). Gramática quechua: Ayacucho-Chan</w:t>
-            </w:r>
+              <w:t xml:space="preserve">SOTO RUIZ, </w:t>
+            </w:r>
+            <w:proofErr w:type="spellStart"/>
             <w:r>
               <w:rPr>
                 <w:rFonts w:ascii="Arial Nova Cond Light" w:eastAsia="Calibri" w:hAnsi="Arial Nova Cond Light" w:cs="Calibri Light"/>
                 <w:kern w:val="0"/>
                 <w14:ligatures w14:val="none"/>
               </w:rPr>
-              <w:t>k</w:t>
-            </w:r>
+              <w:t>Clodoaldo</w:t>
+            </w:r>
+            <w:proofErr w:type="spellEnd"/>
             <w:r>
               <w:rPr>
                 <w:rFonts w:ascii="Arial Nova Cond Light" w:eastAsia="Calibri" w:hAnsi="Arial Nova Cond Light" w:cs="Calibri Light"/>
                 <w:kern w:val="0"/>
                 <w14:ligatures w14:val="none"/>
               </w:rPr>
-              <w:t xml:space="preserve">a. Lima: Ministerio de Educación/Instituto de Estudios Peruanos. </w:t>
+              <w:t xml:space="preserve"> (1976). Gramática quechua: Ayacucho-</w:t>
+            </w:r>
+            <w:proofErr w:type="spellStart"/>
+            <w:r>
+              <w:rPr>
+                <w:rFonts w:ascii="Arial Nova Cond Light" w:eastAsia="Calibri" w:hAnsi="Arial Nova Cond Light" w:cs="Calibri Light"/>
+                <w:kern w:val="0"/>
+                <w14:ligatures w14:val="none"/>
+              </w:rPr>
+              <w:t>Chan</w:t>
+            </w:r>
+            <w:r>
+              <w:rPr>
+                <w:rFonts w:ascii="Arial Nova Cond Light" w:eastAsia="Calibri" w:hAnsi="Arial Nova Cond Light" w:cs="Calibri Light"/>
+                <w:kern w:val="0"/>
+                <w14:ligatures w14:val="none"/>
+              </w:rPr>
+              <w:t>k</w:t>
+            </w:r>
+            <w:r>
+              <w:rPr>
+                <w:rFonts w:ascii="Arial Nova Cond Light" w:eastAsia="Calibri" w:hAnsi="Arial Nova Cond Light" w:cs="Calibri Light"/>
+                <w:kern w:val="0"/>
+                <w14:ligatures w14:val="none"/>
+              </w:rPr>
+              <w:t>a</w:t>
+            </w:r>
+            <w:proofErr w:type="spellEnd"/>
+            <w:r>
+              <w:rPr>
+                <w:rFonts w:ascii="Arial Nova Cond Light" w:eastAsia="Calibri" w:hAnsi="Arial Nova Cond Light" w:cs="Calibri Light"/>
+                <w:kern w:val="0"/>
+                <w14:ligatures w14:val="none"/>
+              </w:rPr>
+              <w:t xml:space="preserve">. Lima: Ministerio de Educación/Instituto de Estudios Peruanos. </w:t>
             </w:r>
           </w:p>
           <w:p>
@@ -24662,6 +24996,7 @@
               </w:rPr>
               <w:t xml:space="preserve">l texto escolar de </w:t>
             </w:r>
+            <w:proofErr w:type="gramStart"/>
             <w:r>
               <w:rPr>
                 <w:rFonts w:ascii="Arial Nova Cond Light" w:eastAsia="Calibri" w:hAnsi="Arial Nova Cond Light" w:cs="Calibri Light"/>
@@ -24670,6 +25005,7 @@
               </w:rPr>
               <w:t>Quechua</w:t>
             </w:r>
+            <w:proofErr w:type="gramEnd"/>
             <w:r>
               <w:rPr>
                 <w:rFonts w:ascii="Arial Nova Cond Light" w:eastAsia="Calibri" w:hAnsi="Arial Nova Cond Light" w:cs="Calibri Light"/>
@@ -24752,6 +25088,7 @@
               </w:rPr>
               <w:t xml:space="preserve">Minedu (2016). Programa curricular de educación secundaria. Resolución Ministerial </w:t>
             </w:r>
+            <w:proofErr w:type="spellStart"/>
             <w:r>
               <w:rPr>
                 <w:rFonts w:ascii="Arial Nova Cond Light" w:eastAsia="Calibri" w:hAnsi="Arial Nova Cond Light" w:cs="Calibri Light"/>
@@ -24760,6 +25097,7 @@
               </w:rPr>
               <w:t>N°</w:t>
             </w:r>
+            <w:proofErr w:type="spellEnd"/>
             <w:r>
               <w:rPr>
                 <w:rFonts w:ascii="Arial Nova Cond Light" w:eastAsia="Calibri" w:hAnsi="Arial Nova Cond Light" w:cs="Calibri Light"/>
@@ -24793,6 +25131,7 @@
               </w:rPr>
               <w:t xml:space="preserve">Minedu (2016). Currículo Nacional de la educación básica. Resolución Ministerial </w:t>
             </w:r>
+            <w:proofErr w:type="spellStart"/>
             <w:r>
               <w:rPr>
                 <w:rFonts w:ascii="Arial Nova Cond Light" w:eastAsia="Calibri" w:hAnsi="Arial Nova Cond Light" w:cs="Calibri Light"/>
@@ -24801,6 +25140,7 @@
               </w:rPr>
               <w:t>N°</w:t>
             </w:r>
+            <w:proofErr w:type="spellEnd"/>
             <w:r>
               <w:rPr>
                 <w:rFonts w:ascii="Arial Nova Cond Light" w:eastAsia="Calibri" w:hAnsi="Arial Nova Cond Light" w:cs="Calibri Light"/>
@@ -24855,7 +25195,25 @@
                 <w:kern w:val="0"/>
                 <w14:ligatures w14:val="none"/>
               </w:rPr>
-              <w:t>Minedu (2024). Resolución ministerial N° 556-2024-MINEDU</w:t>
+              <w:t xml:space="preserve">Minedu (2024). Resolución ministerial </w:t>
+            </w:r>
+            <w:proofErr w:type="spellStart"/>
+            <w:r>
+              <w:rPr>
+                <w:rFonts w:ascii="Arial Nova Cond Light" w:eastAsia="Calibri" w:hAnsi="Arial Nova Cond Light" w:cs="Calibri Light"/>
+                <w:kern w:val="0"/>
+                <w14:ligatures w14:val="none"/>
+              </w:rPr>
+              <w:t>N°</w:t>
+            </w:r>
+            <w:proofErr w:type="spellEnd"/>
+            <w:r>
+              <w:rPr>
+                <w:rFonts w:ascii="Arial Nova Cond Light" w:eastAsia="Calibri" w:hAnsi="Arial Nova Cond Light" w:cs="Calibri Light"/>
+                <w:kern w:val="0"/>
+                <w14:ligatures w14:val="none"/>
+              </w:rPr>
+              <w:t xml:space="preserve"> 556-2024-MINEDU</w:t>
             </w:r>
             <w:r>
               <w:rPr>
@@ -24904,7 +25262,21 @@
               <w:rPr>
                 <w:rFonts w:ascii="Arial Nova Cond Light" w:hAnsi="Arial Nova Cond Light"/>
               </w:rPr>
-              <w:t xml:space="preserve">). Resolución ministerial N° 501-2025-MINEDU   </w:t>
+              <w:t xml:space="preserve">). Resolución ministerial </w:t>
+            </w:r>
+            <w:proofErr w:type="spellStart"/>
+            <w:r>
+              <w:rPr>
+                <w:rFonts w:ascii="Arial Nova Cond Light" w:hAnsi="Arial Nova Cond Light"/>
+              </w:rPr>
+              <w:t>N°</w:t>
+            </w:r>
+            <w:proofErr w:type="spellEnd"/>
+            <w:r>
+              <w:rPr>
+                <w:rFonts w:ascii="Arial Nova Cond Light" w:hAnsi="Arial Nova Cond Light"/>
+              </w:rPr>
+              <w:t xml:space="preserve"> 501-2025-MINEDU   </w:t>
             </w:r>
           </w:p>
         </w:tc>
@@ -24970,7 +25342,25 @@
                 <w:kern w:val="0"/>
                 <w14:ligatures w14:val="none"/>
               </w:rPr>
-              <w:t xml:space="preserve">Ministerio de Educación. Libro de Rimana de </w:t>
+              <w:t xml:space="preserve">Ministerio de Educación. Libro de </w:t>
+            </w:r>
+            <w:proofErr w:type="spellStart"/>
+            <w:r>
+              <w:rPr>
+                <w:rFonts w:ascii="Arial Nova Cond Light" w:eastAsia="Calibri" w:hAnsi="Arial Nova Cond Light" w:cs="Calibri Light"/>
+                <w:kern w:val="0"/>
+                <w14:ligatures w14:val="none"/>
+              </w:rPr>
+              <w:t>Rimana</w:t>
+            </w:r>
+            <w:proofErr w:type="spellEnd"/>
+            <w:r>
+              <w:rPr>
+                <w:rFonts w:ascii="Arial Nova Cond Light" w:eastAsia="Calibri" w:hAnsi="Arial Nova Cond Light" w:cs="Calibri Light"/>
+                <w:kern w:val="0"/>
+                <w14:ligatures w14:val="none"/>
+              </w:rPr>
+              <w:t xml:space="preserve"> de </w:t>
             </w:r>
             <w:r>
               <w:rPr>
@@ -25011,7 +25401,43 @@
                 <w:kern w:val="0"/>
                 <w14:ligatures w14:val="none"/>
               </w:rPr>
-              <w:t xml:space="preserve">Diccionario en Quechua Chanka. </w:t>
+              <w:t xml:space="preserve">Diccionario en </w:t>
+            </w:r>
+            <w:proofErr w:type="gramStart"/>
+            <w:r>
+              <w:rPr>
+                <w:rFonts w:ascii="Arial Nova Cond Light" w:eastAsia="Calibri" w:hAnsi="Arial Nova Cond Light" w:cs="Calibri Light"/>
+                <w:kern w:val="0"/>
+                <w14:ligatures w14:val="none"/>
+              </w:rPr>
+              <w:t>Quechua</w:t>
+            </w:r>
+            <w:proofErr w:type="gramEnd"/>
+            <w:r>
+              <w:rPr>
+                <w:rFonts w:ascii="Arial Nova Cond Light" w:eastAsia="Calibri" w:hAnsi="Arial Nova Cond Light" w:cs="Calibri Light"/>
+                <w:kern w:val="0"/>
+                <w14:ligatures w14:val="none"/>
+              </w:rPr>
+              <w:t xml:space="preserve"> </w:t>
+            </w:r>
+            <w:proofErr w:type="spellStart"/>
+            <w:r>
+              <w:rPr>
+                <w:rFonts w:ascii="Arial Nova Cond Light" w:eastAsia="Calibri" w:hAnsi="Arial Nova Cond Light" w:cs="Calibri Light"/>
+                <w:kern w:val="0"/>
+                <w14:ligatures w14:val="none"/>
+              </w:rPr>
+              <w:t>Chanka</w:t>
+            </w:r>
+            <w:proofErr w:type="spellEnd"/>
+            <w:r>
+              <w:rPr>
+                <w:rFonts w:ascii="Arial Nova Cond Light" w:eastAsia="Calibri" w:hAnsi="Arial Nova Cond Light" w:cs="Calibri Light"/>
+                <w:kern w:val="0"/>
+                <w14:ligatures w14:val="none"/>
+              </w:rPr>
+              <w:t xml:space="preserve">. </w:t>
             </w:r>
             <w:r>
               <w:rPr>
@@ -25046,6 +25472,7 @@
               </w:rPr>
               <w:t xml:space="preserve">Texto escolar de </w:t>
             </w:r>
+            <w:proofErr w:type="gramStart"/>
             <w:r>
               <w:rPr>
                 <w:rFonts w:ascii="Arial Nova Cond Light" w:eastAsia="Calibri" w:hAnsi="Arial Nova Cond Light" w:cs="Calibri Light"/>
@@ -25054,6 +25481,7 @@
               </w:rPr>
               <w:t>Quechua</w:t>
             </w:r>
+            <w:proofErr w:type="gramEnd"/>
             <w:r>
               <w:rPr>
                 <w:rFonts w:ascii="Arial Nova Cond Light" w:eastAsia="Calibri" w:hAnsi="Arial Nova Cond Light" w:cs="Calibri Light"/>

--- a/templates/plananual/QUECHUA 1° A 5°/QUECHUA 3° - PROGRAMACIÓN ANUAL 2026.docx
+++ b/templates/plananual/QUECHUA 1° A 5°/QUECHUA 3° - PROGRAMACIÓN ANUAL 2026.docx
@@ -1,6 +1,6 @@
 
 <file path=word/document.xml><?xml version="1.0" encoding="utf-8"?>
-<w:document xmlns:wpc="http://schemas.microsoft.com/office/word/2010/wordprocessingCanvas" xmlns:cx="http://schemas.microsoft.com/office/drawing/2014/chartex" xmlns:cx1="http://schemas.microsoft.com/office/drawing/2015/9/8/chartex" xmlns:cx2="http://schemas.microsoft.com/office/drawing/2015/10/21/chartex" xmlns:cx3="http://schemas.microsoft.com/office/drawing/2016/5/9/chartex" xmlns:cx4="http://schemas.microsoft.com/office/drawing/2016/5/10/chartex" xmlns:cx5="http://schemas.microsoft.com/office/drawing/2016/5/11/chartex" xmlns:cx6="http://schemas.microsoft.com/office/drawing/2016/5/12/chartex" xmlns:cx7="http://schemas.microsoft.com/office/drawing/2016/5/13/chartex" xmlns:cx8="http://schemas.microsoft.com/office/drawing/2016/5/14/chartex" xmlns:mc="http://schemas.openxmlformats.org/markup-compatibility/2006" xmlns:aink="http://schemas.microsoft.com/office/drawing/2016/ink" xmlns:am3d="http://schemas.microsoft.com/office/drawing/2017/model3d" xmlns:o="urn:schemas-microsoft-com:office:office" xmlns:oel="http://schemas.microsoft.com/office/2019/extlst" xmlns:r="http://schemas.openxmlformats.org/officeDocument/2006/relationships" xmlns:m="http://schemas.openxmlformats.org/officeDocument/2006/math" xmlns:v="urn:schemas-microsoft-com:vml" xmlns:wp14="http://schemas.microsoft.com/office/word/2010/wordprocessingDrawing" xmlns:wp="http://schemas.openxmlformats.org/drawingml/2006/wordprocessingDrawing" xmlns:w10="urn:schemas-microsoft-com:office:word" xmlns:w="http://schemas.openxmlformats.org/wordprocessingml/2006/main" xmlns:w14="http://schemas.microsoft.com/office/word/2010/wordml" xmlns:w15="http://schemas.microsoft.com/office/word/2012/wordml" xmlns:w16cex="http://schemas.microsoft.com/office/word/2018/wordml/cex" xmlns:w16cid="http://schemas.microsoft.com/office/word/2016/wordml/cid" xmlns:w16="http://schemas.microsoft.com/office/word/2018/wordml" xmlns:w16du="http://schemas.microsoft.com/office/word/2023/wordml/word16du" xmlns:w16sdtdh="http://schemas.microsoft.com/office/word/2020/wordml/sdtdatahash" xmlns:w16se="http://schemas.microsoft.com/office/word/2015/wordml/symex" xmlns:wpg="http://schemas.microsoft.com/office/word/2010/wordprocessingGroup" xmlns:wpi="http://schemas.microsoft.com/office/word/2010/wordprocessingInk" xmlns:wne="http://schemas.microsoft.com/office/word/2006/wordml" xmlns:wps="http://schemas.microsoft.com/office/word/2010/wordprocessingShape" mc:Ignorable="w14 w15 w16se w16cid w16 w16cex w16sdtdh w16du wp14">
+<w:document xmlns:wpc="http://schemas.microsoft.com/office/word/2010/wordprocessingCanvas" xmlns:cx="http://schemas.microsoft.com/office/drawing/2014/chartex" xmlns:cx1="http://schemas.microsoft.com/office/drawing/2015/9/8/chartex" xmlns:cx2="http://schemas.microsoft.com/office/drawing/2015/10/21/chartex" xmlns:cx3="http://schemas.microsoft.com/office/drawing/2016/5/9/chartex" xmlns:cx4="http://schemas.microsoft.com/office/drawing/2016/5/10/chartex" xmlns:cx5="http://schemas.microsoft.com/office/drawing/2016/5/11/chartex" xmlns:cx6="http://schemas.microsoft.com/office/drawing/2016/5/12/chartex" xmlns:cx7="http://schemas.microsoft.com/office/drawing/2016/5/13/chartex" xmlns:cx8="http://schemas.microsoft.com/office/drawing/2016/5/14/chartex" xmlns:mc="http://schemas.openxmlformats.org/markup-compatibility/2006" xmlns:aink="http://schemas.microsoft.com/office/drawing/2016/ink" xmlns:am3d="http://schemas.microsoft.com/office/drawing/2017/model3d" xmlns:o="urn:schemas-microsoft-com:office:office" xmlns:oel="http://schemas.microsoft.com/office/2019/extlst" xmlns:r="http://schemas.openxmlformats.org/officeDocument/2006/relationships" xmlns:m="http://schemas.openxmlformats.org/officeDocument/2006/math" xmlns:v="urn:schemas-microsoft-com:vml" xmlns:wp14="http://schemas.microsoft.com/office/word/2010/wordprocessingDrawing" xmlns:wp="http://schemas.openxmlformats.org/drawingml/2006/wordprocessingDrawing" xmlns:w10="urn:schemas-microsoft-com:office:word" xmlns:w="http://schemas.openxmlformats.org/wordprocessingml/2006/main" xmlns:w14="http://schemas.microsoft.com/office/word/2010/wordml" xmlns:w15="http://schemas.microsoft.com/office/word/2012/wordml" xmlns:w16cex="http://schemas.microsoft.com/office/word/2018/wordml/cex" xmlns:w16cid="http://schemas.microsoft.com/office/word/2016/wordml/cid" xmlns:w16="http://schemas.microsoft.com/office/word/2018/wordml" xmlns:w16du="http://schemas.microsoft.com/office/word/2023/wordml/word16du" xmlns:w16sdtdh="http://schemas.microsoft.com/office/word/2020/wordml/sdtdatahash" xmlns:w16sdtfl="http://schemas.microsoft.com/office/word/2024/wordml/sdtformatlock" xmlns:w16se="http://schemas.microsoft.com/office/word/2015/wordml/symex" xmlns:wpg="http://schemas.microsoft.com/office/word/2010/wordprocessingGroup" xmlns:wpi="http://schemas.microsoft.com/office/word/2010/wordprocessingInk" xmlns:wne="http://schemas.microsoft.com/office/word/2006/wordml" xmlns:wps="http://schemas.microsoft.com/office/word/2010/wordprocessingShape" mc:Ignorable="w14 w15 w16se w16cid w16 w16cex w16sdtdh w16sdtfl w16du wp14">
   <w:body>
     <w:p>
       <w:pPr>
@@ -643,89 +643,53 @@
                 <w:sz w:val="20"/>
                 <w:szCs w:val="20"/>
               </w:rPr>
-              <w:t>{{</w:t>
-            </w:r>
-            <w:proofErr w:type="spellStart"/>
+              <w:t>{{dre}}</w:t>
+            </w:r>
+          </w:p>
+        </w:tc>
+        <w:tc>
+          <w:tcPr>
+            <w:tcW w:w="5103" w:type="dxa"/>
+            <w:vAlign w:val="center"/>
+          </w:tcPr>
+          <w:p>
+            <w:pPr>
+              <w:spacing w:line="276" w:lineRule="auto"/>
+              <w:jc w:val="center"/>
+              <w:rPr>
+                <w:rFonts w:ascii="Arial Nova Cond Light" w:hAnsi="Arial Nova Cond Light" w:cs="Times New Roman"/>
+              </w:rPr>
+            </w:pPr>
             <w:r>
               <w:rPr>
                 <w:rFonts w:ascii="Arial Nova Cond" w:hAnsi="Arial Nova Cond" w:cs="Times New Roman"/>
                 <w:sz w:val="20"/>
                 <w:szCs w:val="20"/>
               </w:rPr>
-              <w:t>dre</w:t>
-            </w:r>
-            <w:proofErr w:type="spellEnd"/>
+              <w:t>{{director}}</w:t>
+            </w:r>
+          </w:p>
+        </w:tc>
+        <w:tc>
+          <w:tcPr>
+            <w:tcW w:w="4819" w:type="dxa"/>
+            <w:vAlign w:val="center"/>
+          </w:tcPr>
+          <w:p>
+            <w:pPr>
+              <w:spacing w:line="276" w:lineRule="auto"/>
+              <w:jc w:val="center"/>
+              <w:rPr>
+                <w:rFonts w:ascii="Arial Nova Cond Light" w:hAnsi="Arial Nova Cond Light" w:cs="Times New Roman"/>
+              </w:rPr>
+            </w:pPr>
             <w:r>
               <w:rPr>
                 <w:rFonts w:ascii="Arial Nova Cond" w:hAnsi="Arial Nova Cond" w:cs="Times New Roman"/>
                 <w:sz w:val="20"/>
                 <w:szCs w:val="20"/>
               </w:rPr>
-              <w:t>}}</w:t>
-            </w:r>
-          </w:p>
-        </w:tc>
-        <w:tc>
-          <w:tcPr>
-            <w:tcW w:w="5103" w:type="dxa"/>
-            <w:vAlign w:val="center"/>
-          </w:tcPr>
-          <w:p>
-            <w:pPr>
-              <w:spacing w:line="276" w:lineRule="auto"/>
-              <w:jc w:val="center"/>
-              <w:rPr>
-                <w:rFonts w:ascii="Arial Nova Cond Light" w:hAnsi="Arial Nova Cond Light" w:cs="Times New Roman"/>
-              </w:rPr>
-            </w:pPr>
-            <w:r>
-              <w:rPr>
-                <w:rFonts w:ascii="Arial Nova Cond" w:hAnsi="Arial Nova Cond" w:cs="Times New Roman"/>
-                <w:sz w:val="20"/>
-                <w:szCs w:val="20"/>
-              </w:rPr>
-              <w:t>{{director}}</w:t>
-            </w:r>
-          </w:p>
-        </w:tc>
-        <w:tc>
-          <w:tcPr>
-            <w:tcW w:w="4819" w:type="dxa"/>
-            <w:vAlign w:val="center"/>
-          </w:tcPr>
-          <w:p>
-            <w:pPr>
-              <w:spacing w:line="276" w:lineRule="auto"/>
-              <w:jc w:val="center"/>
-              <w:rPr>
-                <w:rFonts w:ascii="Arial Nova Cond Light" w:hAnsi="Arial Nova Cond Light" w:cs="Times New Roman"/>
-              </w:rPr>
-            </w:pPr>
-            <w:r>
-              <w:rPr>
-                <w:rFonts w:ascii="Arial Nova Cond" w:hAnsi="Arial Nova Cond" w:cs="Times New Roman"/>
-                <w:sz w:val="20"/>
-                <w:szCs w:val="20"/>
-              </w:rPr>
-              <w:t>{{</w:t>
-            </w:r>
-            <w:proofErr w:type="spellStart"/>
-            <w:r>
-              <w:rPr>
-                <w:rFonts w:ascii="Arial Nova Cond" w:hAnsi="Arial Nova Cond" w:cs="Times New Roman"/>
-                <w:sz w:val="20"/>
-                <w:szCs w:val="20"/>
-              </w:rPr>
-              <w:t>area</w:t>
-            </w:r>
-            <w:proofErr w:type="spellEnd"/>
-            <w:r>
-              <w:rPr>
-                <w:rFonts w:ascii="Arial Nova Cond" w:hAnsi="Arial Nova Cond" w:cs="Times New Roman"/>
-                <w:sz w:val="20"/>
-                <w:szCs w:val="20"/>
-              </w:rPr>
-              <w:t>}}</w:t>
+              <w:t>{{area}}</w:t>
             </w:r>
           </w:p>
         </w:tc>
@@ -842,66 +806,30 @@
                 <w:sz w:val="20"/>
                 <w:szCs w:val="20"/>
               </w:rPr>
-              <w:t>{{</w:t>
-            </w:r>
-            <w:proofErr w:type="spellStart"/>
+              <w:t>{{ugel}}</w:t>
+            </w:r>
+          </w:p>
+        </w:tc>
+        <w:tc>
+          <w:tcPr>
+            <w:tcW w:w="5103" w:type="dxa"/>
+            <w:vAlign w:val="center"/>
+          </w:tcPr>
+          <w:p>
+            <w:pPr>
+              <w:spacing w:line="276" w:lineRule="auto"/>
+              <w:jc w:val="center"/>
+              <w:rPr>
+                <w:rFonts w:ascii="Arial Nova Cond Light" w:hAnsi="Arial Nova Cond Light" w:cs="Times New Roman"/>
+              </w:rPr>
+            </w:pPr>
             <w:r>
               <w:rPr>
                 <w:rFonts w:ascii="Arial Nova Cond" w:hAnsi="Arial Nova Cond" w:cs="Times New Roman"/>
                 <w:sz w:val="20"/>
                 <w:szCs w:val="20"/>
               </w:rPr>
-              <w:t>ugel</w:t>
-            </w:r>
-            <w:proofErr w:type="spellEnd"/>
-            <w:r>
-              <w:rPr>
-                <w:rFonts w:ascii="Arial Nova Cond" w:hAnsi="Arial Nova Cond" w:cs="Times New Roman"/>
-                <w:sz w:val="20"/>
-                <w:szCs w:val="20"/>
-              </w:rPr>
-              <w:t>}}</w:t>
-            </w:r>
-          </w:p>
-        </w:tc>
-        <w:tc>
-          <w:tcPr>
-            <w:tcW w:w="5103" w:type="dxa"/>
-            <w:vAlign w:val="center"/>
-          </w:tcPr>
-          <w:p>
-            <w:pPr>
-              <w:spacing w:line="276" w:lineRule="auto"/>
-              <w:jc w:val="center"/>
-              <w:rPr>
-                <w:rFonts w:ascii="Arial Nova Cond Light" w:hAnsi="Arial Nova Cond Light" w:cs="Times New Roman"/>
-              </w:rPr>
-            </w:pPr>
-            <w:r>
-              <w:rPr>
-                <w:rFonts w:ascii="Arial Nova Cond" w:hAnsi="Arial Nova Cond" w:cs="Times New Roman"/>
-                <w:sz w:val="20"/>
-                <w:szCs w:val="20"/>
-              </w:rPr>
-              <w:t>{{</w:t>
-            </w:r>
-            <w:proofErr w:type="spellStart"/>
-            <w:r>
-              <w:rPr>
-                <w:rFonts w:ascii="Arial Nova Cond" w:hAnsi="Arial Nova Cond" w:cs="Times New Roman"/>
-                <w:sz w:val="20"/>
-                <w:szCs w:val="20"/>
-              </w:rPr>
-              <w:t>cordinador</w:t>
-            </w:r>
-            <w:proofErr w:type="spellEnd"/>
-            <w:r>
-              <w:rPr>
-                <w:rFonts w:ascii="Arial Nova Cond" w:hAnsi="Arial Nova Cond" w:cs="Times New Roman"/>
-                <w:sz w:val="20"/>
-                <w:szCs w:val="20"/>
-              </w:rPr>
-              <w:t>}}</w:t>
+              <w:t>{{cordinador}}</w:t>
             </w:r>
           </w:p>
         </w:tc>
@@ -1044,25 +972,7 @@
                 <w:sz w:val="20"/>
                 <w:szCs w:val="20"/>
               </w:rPr>
-              <w:t>{{</w:t>
-            </w:r>
-            <w:proofErr w:type="spellStart"/>
-            <w:r>
-              <w:rPr>
-                <w:rFonts w:ascii="Arial Nova Cond" w:hAnsi="Arial Nova Cond" w:cs="Times New Roman"/>
-                <w:sz w:val="20"/>
-                <w:szCs w:val="20"/>
-              </w:rPr>
-              <w:t>institucioneducativa</w:t>
-            </w:r>
-            <w:proofErr w:type="spellEnd"/>
-            <w:r>
-              <w:rPr>
-                <w:rFonts w:ascii="Arial Nova Cond" w:hAnsi="Arial Nova Cond" w:cs="Times New Roman"/>
-                <w:sz w:val="20"/>
-                <w:szCs w:val="20"/>
-              </w:rPr>
-              <w:t>}}</w:t>
+              <w:t>{{institucioneducativa}}</w:t>
             </w:r>
           </w:p>
         </w:tc>
@@ -1808,6 +1718,8 @@
               <w:rPr>
                 <w:rFonts w:ascii="Arial Nova Cond Light" w:eastAsia="Times New Roman" w:hAnsi="Arial Nova Cond Light" w:cs="Arial"/>
                 <w:b/>
+                <w:sz w:val="20"/>
+                <w:szCs w:val="20"/>
                 <w:lang w:eastAsia="es-ES"/>
               </w:rPr>
             </w:pPr>
@@ -1816,6 +1728,8 @@
               <w:rPr>
                 <w:rFonts w:ascii="Arial Nova Cond Light" w:eastAsia="Times New Roman" w:hAnsi="Arial Nova Cond Light" w:cs="Arial"/>
                 <w:b/>
+                <w:sz w:val="20"/>
+                <w:szCs w:val="20"/>
                 <w:lang w:eastAsia="es-ES"/>
               </w:rPr>
               <w:t>COMPETENCIA 1:</w:t>
@@ -1843,6 +1757,8 @@
                 <w:rFonts w:ascii="Arial Nova Cond Light" w:eastAsia="Times New Roman" w:hAnsi="Arial Nova Cond Light" w:cs="Arial"/>
                 <w:b/>
                 <w:bCs/>
+                <w:sz w:val="20"/>
+                <w:szCs w:val="20"/>
                 <w:lang w:eastAsia="es-ES"/>
               </w:rPr>
             </w:pPr>
@@ -1852,6 +1768,8 @@
                 <w:b/>
                 <w:bCs/>
                 <w:color w:val="7030A0"/>
+                <w:sz w:val="20"/>
+                <w:szCs w:val="20"/>
               </w:rPr>
               <w:t>SE COMUNICA ORALMENTE EN CASTELLANO COMO SEGUNDA LENGUA</w:t>
             </w:r>
@@ -1860,7 +1778,7 @@
       </w:tr>
       <w:tr>
         <w:trPr>
-          <w:trHeight w:val="1479"/>
+          <w:trHeight w:val="1194"/>
         </w:trPr>
         <w:tc>
           <w:tcPr>
@@ -1882,6 +1800,8 @@
               <w:rPr>
                 <w:rFonts w:ascii="Arial Nova Cond Light" w:eastAsia="Times New Roman" w:hAnsi="Arial Nova Cond Light" w:cs="Arial"/>
                 <w:b/>
+                <w:sz w:val="20"/>
+                <w:szCs w:val="20"/>
                 <w:lang w:eastAsia="es-ES"/>
               </w:rPr>
             </w:pPr>
@@ -1889,6 +1809,8 @@
               <w:rPr>
                 <w:rFonts w:ascii="Arial Nova Cond Light" w:eastAsia="Times New Roman" w:hAnsi="Arial Nova Cond Light" w:cs="Arial"/>
                 <w:b/>
+                <w:sz w:val="20"/>
+                <w:szCs w:val="20"/>
                 <w:lang w:eastAsia="es-ES"/>
               </w:rPr>
               <w:t>ESTANDAR DE APRENDIZAJE</w:t>
@@ -1914,6 +1836,8 @@
               <w:rPr>
                 <w:rFonts w:ascii="Arial Nova Cond Light" w:eastAsia="Times New Roman" w:hAnsi="Arial Nova Cond Light" w:cs="Arial"/>
                 <w:bCs/>
+                <w:sz w:val="20"/>
+                <w:szCs w:val="20"/>
                 <w:lang w:eastAsia="es-ES"/>
               </w:rPr>
             </w:pPr>
@@ -1921,6 +1845,8 @@
               <w:rPr>
                 <w:rFonts w:ascii="Arial Nova Cond Light" w:eastAsia="Times New Roman" w:hAnsi="Arial Nova Cond Light" w:cs="Arial"/>
                 <w:bCs/>
+                <w:sz w:val="20"/>
+                <w:szCs w:val="20"/>
                 <w:lang w:eastAsia="es-ES"/>
               </w:rPr>
               <w:t>Se comunica oralmente mediante diversos tipos de textos. Interpreta las intenciones del interlocutor. Se expresa adecuándose al propósito, a su interlocutor, al género discursivo y a los registros; usa vocabulario especializado. Organiza y desarrolla ideas en torno a un tema y las relaciona mediante recursos cohesivos. Utiliza recursos no verbales y paraverbales para producir efecto en el interlocutor. Reflexiona y evalúa sobre lo que escucha de acuerdo a sus conocimientos del tema y del contexto sociocultural. En un intercambio, participa sustentando sus ideas.</w:t>
@@ -1952,6 +1878,8 @@
               <w:rPr>
                 <w:rFonts w:ascii="Arial Nova Cond Light" w:eastAsia="Times New Roman" w:hAnsi="Arial Nova Cond Light" w:cs="Arial"/>
                 <w:b/>
+                <w:sz w:val="20"/>
+                <w:szCs w:val="20"/>
                 <w:lang w:eastAsia="es-ES"/>
               </w:rPr>
             </w:pPr>
@@ -1959,6 +1887,8 @@
               <w:rPr>
                 <w:rFonts w:ascii="Arial Nova Cond Light" w:eastAsia="Times New Roman" w:hAnsi="Arial Nova Cond Light" w:cs="Arial"/>
                 <w:b/>
+                <w:sz w:val="20"/>
+                <w:szCs w:val="20"/>
                 <w:lang w:eastAsia="es-ES"/>
               </w:rPr>
               <w:t>CAPACIDADES</w:t>
@@ -1985,6 +1915,8 @@
               <w:rPr>
                 <w:rFonts w:ascii="Arial Nova Cond Light" w:eastAsia="Times New Roman" w:hAnsi="Arial Nova Cond Light" w:cs="Arial"/>
                 <w:b/>
+                <w:sz w:val="20"/>
+                <w:szCs w:val="20"/>
                 <w:lang w:eastAsia="es-ES"/>
               </w:rPr>
             </w:pPr>
@@ -1992,6 +1924,8 @@
               <w:rPr>
                 <w:rFonts w:ascii="Arial Nova Cond Light" w:eastAsia="Times New Roman" w:hAnsi="Arial Nova Cond Light" w:cs="Arial"/>
                 <w:b/>
+                <w:sz w:val="20"/>
+                <w:szCs w:val="20"/>
                 <w:lang w:eastAsia="es-ES"/>
               </w:rPr>
               <w:t xml:space="preserve">DESEMPEÑOS </w:t>
@@ -2020,6 +1954,8 @@
               <w:rPr>
                 <w:rFonts w:ascii="Arial Nova Cond Light" w:eastAsia="Times New Roman" w:hAnsi="Arial Nova Cond Light" w:cs="Arial"/>
                 <w:bCs/>
+                <w:sz w:val="20"/>
+                <w:szCs w:val="20"/>
                 <w:lang w:eastAsia="es-ES"/>
               </w:rPr>
             </w:pPr>
@@ -2027,6 +1963,8 @@
               <w:rPr>
                 <w:rFonts w:ascii="Arial Nova Cond Light" w:eastAsia="Times New Roman" w:hAnsi="Arial Nova Cond Light" w:cs="Arial"/>
                 <w:bCs/>
+                <w:sz w:val="20"/>
+                <w:szCs w:val="20"/>
                 <w:lang w:eastAsia="es-ES"/>
               </w:rPr>
               <w:t>•</w:t>
@@ -2035,6 +1973,8 @@
               <w:rPr>
                 <w:rFonts w:ascii="Arial Nova Cond Light" w:eastAsia="Times New Roman" w:hAnsi="Arial Nova Cond Light" w:cs="Arial"/>
                 <w:bCs/>
+                <w:sz w:val="20"/>
+                <w:szCs w:val="20"/>
                 <w:lang w:eastAsia="es-ES"/>
               </w:rPr>
               <w:tab/>
@@ -2053,6 +1993,8 @@
               <w:rPr>
                 <w:rFonts w:ascii="Arial Nova Cond Light" w:eastAsia="Times New Roman" w:hAnsi="Arial Nova Cond Light" w:cs="Arial"/>
                 <w:bCs/>
+                <w:sz w:val="20"/>
+                <w:szCs w:val="20"/>
                 <w:lang w:eastAsia="es-ES"/>
               </w:rPr>
             </w:pPr>
@@ -2060,6 +2002,8 @@
               <w:rPr>
                 <w:rFonts w:ascii="Arial Nova Cond Light" w:eastAsia="Times New Roman" w:hAnsi="Arial Nova Cond Light" w:cs="Arial"/>
                 <w:bCs/>
+                <w:sz w:val="20"/>
+                <w:szCs w:val="20"/>
                 <w:lang w:eastAsia="es-ES"/>
               </w:rPr>
               <w:t>•</w:t>
@@ -2068,6 +2012,8 @@
               <w:rPr>
                 <w:rFonts w:ascii="Arial Nova Cond Light" w:eastAsia="Times New Roman" w:hAnsi="Arial Nova Cond Light" w:cs="Arial"/>
                 <w:bCs/>
+                <w:sz w:val="20"/>
+                <w:szCs w:val="20"/>
                 <w:lang w:eastAsia="es-ES"/>
               </w:rPr>
               <w:tab/>
@@ -2086,6 +2032,8 @@
               <w:rPr>
                 <w:rFonts w:ascii="Arial Nova Cond Light" w:eastAsia="Times New Roman" w:hAnsi="Arial Nova Cond Light" w:cs="Arial"/>
                 <w:bCs/>
+                <w:sz w:val="20"/>
+                <w:szCs w:val="20"/>
                 <w:lang w:eastAsia="es-ES"/>
               </w:rPr>
             </w:pPr>
@@ -2093,6 +2041,8 @@
               <w:rPr>
                 <w:rFonts w:ascii="Arial Nova Cond Light" w:eastAsia="Times New Roman" w:hAnsi="Arial Nova Cond Light" w:cs="Arial"/>
                 <w:bCs/>
+                <w:sz w:val="20"/>
+                <w:szCs w:val="20"/>
                 <w:lang w:eastAsia="es-ES"/>
               </w:rPr>
               <w:t>•</w:t>
@@ -2101,6 +2051,8 @@
               <w:rPr>
                 <w:rFonts w:ascii="Arial Nova Cond Light" w:eastAsia="Times New Roman" w:hAnsi="Arial Nova Cond Light" w:cs="Arial"/>
                 <w:bCs/>
+                <w:sz w:val="20"/>
+                <w:szCs w:val="20"/>
                 <w:lang w:eastAsia="es-ES"/>
               </w:rPr>
               <w:tab/>
@@ -2119,6 +2071,8 @@
               <w:rPr>
                 <w:rFonts w:ascii="Arial Nova Cond Light" w:eastAsia="Times New Roman" w:hAnsi="Arial Nova Cond Light" w:cs="Arial"/>
                 <w:bCs/>
+                <w:sz w:val="20"/>
+                <w:szCs w:val="20"/>
                 <w:lang w:eastAsia="es-ES"/>
               </w:rPr>
             </w:pPr>
@@ -2126,6 +2080,8 @@
               <w:rPr>
                 <w:rFonts w:ascii="Arial Nova Cond Light" w:eastAsia="Times New Roman" w:hAnsi="Arial Nova Cond Light" w:cs="Arial"/>
                 <w:bCs/>
+                <w:sz w:val="20"/>
+                <w:szCs w:val="20"/>
                 <w:lang w:eastAsia="es-ES"/>
               </w:rPr>
               <w:t>•</w:t>
@@ -2134,6 +2090,8 @@
               <w:rPr>
                 <w:rFonts w:ascii="Arial Nova Cond Light" w:eastAsia="Times New Roman" w:hAnsi="Arial Nova Cond Light" w:cs="Arial"/>
                 <w:bCs/>
+                <w:sz w:val="20"/>
+                <w:szCs w:val="20"/>
                 <w:lang w:eastAsia="es-ES"/>
               </w:rPr>
               <w:tab/>
@@ -2152,6 +2110,8 @@
               <w:rPr>
                 <w:rFonts w:ascii="Arial Nova Cond Light" w:eastAsia="Times New Roman" w:hAnsi="Arial Nova Cond Light" w:cs="Arial"/>
                 <w:bCs/>
+                <w:sz w:val="20"/>
+                <w:szCs w:val="20"/>
                 <w:lang w:eastAsia="es-ES"/>
               </w:rPr>
             </w:pPr>
@@ -2159,6 +2119,8 @@
               <w:rPr>
                 <w:rFonts w:ascii="Arial Nova Cond Light" w:eastAsia="Times New Roman" w:hAnsi="Arial Nova Cond Light" w:cs="Arial"/>
                 <w:bCs/>
+                <w:sz w:val="20"/>
+                <w:szCs w:val="20"/>
                 <w:lang w:eastAsia="es-ES"/>
               </w:rPr>
               <w:t>•</w:t>
@@ -2167,6 +2129,8 @@
               <w:rPr>
                 <w:rFonts w:ascii="Arial Nova Cond Light" w:eastAsia="Times New Roman" w:hAnsi="Arial Nova Cond Light" w:cs="Arial"/>
                 <w:bCs/>
+                <w:sz w:val="20"/>
+                <w:szCs w:val="20"/>
                 <w:lang w:eastAsia="es-ES"/>
               </w:rPr>
               <w:tab/>
@@ -2185,6 +2149,8 @@
               <w:rPr>
                 <w:rFonts w:ascii="Arial Nova Cond Light" w:eastAsia="Times New Roman" w:hAnsi="Arial Nova Cond Light" w:cs="Arial"/>
                 <w:b/>
+                <w:sz w:val="20"/>
+                <w:szCs w:val="20"/>
                 <w:lang w:eastAsia="es-ES"/>
               </w:rPr>
             </w:pPr>
@@ -2192,6 +2158,8 @@
               <w:rPr>
                 <w:rFonts w:ascii="Arial Nova Cond Light" w:eastAsia="Times New Roman" w:hAnsi="Arial Nova Cond Light" w:cs="Arial"/>
                 <w:bCs/>
+                <w:sz w:val="20"/>
+                <w:szCs w:val="20"/>
                 <w:lang w:eastAsia="es-ES"/>
               </w:rPr>
               <w:t>•</w:t>
@@ -2200,6 +2168,8 @@
               <w:rPr>
                 <w:rFonts w:ascii="Arial Nova Cond Light" w:eastAsia="Times New Roman" w:hAnsi="Arial Nova Cond Light" w:cs="Arial"/>
                 <w:bCs/>
+                <w:sz w:val="20"/>
+                <w:szCs w:val="20"/>
                 <w:lang w:eastAsia="es-ES"/>
               </w:rPr>
               <w:tab/>
@@ -2225,9 +2195,32 @@
               <w:rPr>
                 <w:rFonts w:ascii="Arial Nova Cond Light" w:eastAsia="Times New Roman" w:hAnsi="Arial Nova Cond Light" w:cs="Arial"/>
                 <w:bCs/>
+                <w:sz w:val="20"/>
+                <w:szCs w:val="20"/>
                 <w:lang w:eastAsia="es-ES"/>
               </w:rPr>
             </w:pPr>
+            <w:r>
+              <w:rPr>
+                <w:rFonts w:ascii="Arial Nova Cond Light" w:eastAsia="Times New Roman" w:hAnsi="Arial Nova Cond Light" w:cs="Arial"/>
+                <w:bCs/>
+                <w:sz w:val="20"/>
+                <w:szCs w:val="20"/>
+                <w:lang w:eastAsia="es-ES"/>
+              </w:rPr>
+              <w:t>•</w:t>
+            </w:r>
+            <w:r>
+              <w:rPr>
+                <w:rFonts w:ascii="Arial Nova Cond Light" w:eastAsia="Times New Roman" w:hAnsi="Arial Nova Cond Light" w:cs="Arial"/>
+                <w:bCs/>
+                <w:sz w:val="20"/>
+                <w:szCs w:val="20"/>
+                <w:lang w:eastAsia="es-ES"/>
+              </w:rPr>
+              <w:tab/>
+              <w:t>Recupera información explícita de textos orales seleccionando datos específicos del texto que escucha. Integra información dicha por distintos interlocutores.</w:t>
+            </w:r>
           </w:p>
           <w:p>
             <w:pPr>
@@ -2243,6 +2236,8 @@
               <w:rPr>
                 <w:rFonts w:ascii="Arial Nova Cond Light" w:eastAsia="Times New Roman" w:hAnsi="Arial Nova Cond Light" w:cs="Arial"/>
                 <w:bCs/>
+                <w:sz w:val="20"/>
+                <w:szCs w:val="20"/>
                 <w:lang w:eastAsia="es-ES"/>
               </w:rPr>
             </w:pPr>
@@ -2250,6 +2245,8 @@
               <w:rPr>
                 <w:rFonts w:ascii="Arial Nova Cond Light" w:eastAsia="Times New Roman" w:hAnsi="Arial Nova Cond Light" w:cs="Arial"/>
                 <w:bCs/>
+                <w:sz w:val="20"/>
+                <w:szCs w:val="20"/>
                 <w:lang w:eastAsia="es-ES"/>
               </w:rPr>
               <w:t>•</w:t>
@@ -2258,10 +2255,12 @@
               <w:rPr>
                 <w:rFonts w:ascii="Arial Nova Cond Light" w:eastAsia="Times New Roman" w:hAnsi="Arial Nova Cond Light" w:cs="Arial"/>
                 <w:bCs/>
+                <w:sz w:val="20"/>
+                <w:szCs w:val="20"/>
                 <w:lang w:eastAsia="es-ES"/>
               </w:rPr>
               <w:tab/>
-              <w:t>Recupera información explícita de textos orales seleccionando datos específicos del texto que escucha. Integra información dicha por distintos interlocutores.</w:t>
+              <w:t>Deduce relaciones lógicas entre las ideas del texto oral, como las secuencias temporales, las relaciones de semejanza y diferencia y de causa-efecto, entre otras.</w:t>
             </w:r>
           </w:p>
           <w:p>
@@ -2278,6 +2277,8 @@
               <w:rPr>
                 <w:rFonts w:ascii="Arial Nova Cond Light" w:eastAsia="Times New Roman" w:hAnsi="Arial Nova Cond Light" w:cs="Arial"/>
                 <w:bCs/>
+                <w:sz w:val="20"/>
+                <w:szCs w:val="20"/>
                 <w:lang w:eastAsia="es-ES"/>
               </w:rPr>
             </w:pPr>
@@ -2285,6 +2286,8 @@
               <w:rPr>
                 <w:rFonts w:ascii="Arial Nova Cond Light" w:eastAsia="Times New Roman" w:hAnsi="Arial Nova Cond Light" w:cs="Arial"/>
                 <w:bCs/>
+                <w:sz w:val="20"/>
+                <w:szCs w:val="20"/>
                 <w:lang w:eastAsia="es-ES"/>
               </w:rPr>
               <w:t>•</w:t>
@@ -2293,10 +2296,12 @@
               <w:rPr>
                 <w:rFonts w:ascii="Arial Nova Cond Light" w:eastAsia="Times New Roman" w:hAnsi="Arial Nova Cond Light" w:cs="Arial"/>
                 <w:bCs/>
+                <w:sz w:val="20"/>
+                <w:szCs w:val="20"/>
                 <w:lang w:eastAsia="es-ES"/>
               </w:rPr>
               <w:tab/>
-              <w:t>Deduce relaciones lógicas entre las ideas del texto oral, como las secuencias temporales, las relaciones de semejanza y diferencia y de causa-efecto, entre otras.</w:t>
+              <w:t>Señala las características implícitas de personas, personajes, animales, objetos, lugares, así como el significado de las palabras a partir de información explícita en el texto oral.</w:t>
             </w:r>
           </w:p>
           <w:p>
@@ -2313,6 +2318,8 @@
               <w:rPr>
                 <w:rFonts w:ascii="Arial Nova Cond Light" w:eastAsia="Times New Roman" w:hAnsi="Arial Nova Cond Light" w:cs="Arial"/>
                 <w:bCs/>
+                <w:sz w:val="20"/>
+                <w:szCs w:val="20"/>
                 <w:lang w:eastAsia="es-ES"/>
               </w:rPr>
             </w:pPr>
@@ -2320,6 +2327,8 @@
               <w:rPr>
                 <w:rFonts w:ascii="Arial Nova Cond Light" w:eastAsia="Times New Roman" w:hAnsi="Arial Nova Cond Light" w:cs="Arial"/>
                 <w:bCs/>
+                <w:sz w:val="20"/>
+                <w:szCs w:val="20"/>
                 <w:lang w:eastAsia="es-ES"/>
               </w:rPr>
               <w:t>•</w:t>
@@ -2328,10 +2337,12 @@
               <w:rPr>
                 <w:rFonts w:ascii="Arial Nova Cond Light" w:eastAsia="Times New Roman" w:hAnsi="Arial Nova Cond Light" w:cs="Arial"/>
                 <w:bCs/>
+                <w:sz w:val="20"/>
+                <w:szCs w:val="20"/>
                 <w:lang w:eastAsia="es-ES"/>
               </w:rPr>
               <w:tab/>
-              <w:t>Señala las características implícitas de personas, personajes, animales, objetos, lugares, así como el significado de las palabras a partir de información explícita en el texto oral.</w:t>
+              <w:t>Deduce información implícita en el texto al relacionar información explícita y sus saberes de su contexto sociocultural.</w:t>
             </w:r>
           </w:p>
           <w:p>
@@ -2348,6 +2359,8 @@
               <w:rPr>
                 <w:rFonts w:ascii="Arial Nova Cond Light" w:eastAsia="Times New Roman" w:hAnsi="Arial Nova Cond Light" w:cs="Arial"/>
                 <w:bCs/>
+                <w:sz w:val="20"/>
+                <w:szCs w:val="20"/>
                 <w:lang w:eastAsia="es-ES"/>
               </w:rPr>
             </w:pPr>
@@ -2355,6 +2368,8 @@
               <w:rPr>
                 <w:rFonts w:ascii="Arial Nova Cond Light" w:eastAsia="Times New Roman" w:hAnsi="Arial Nova Cond Light" w:cs="Arial"/>
                 <w:bCs/>
+                <w:sz w:val="20"/>
+                <w:szCs w:val="20"/>
                 <w:lang w:eastAsia="es-ES"/>
               </w:rPr>
               <w:t>•</w:t>
@@ -2363,10 +2378,12 @@
               <w:rPr>
                 <w:rFonts w:ascii="Arial Nova Cond Light" w:eastAsia="Times New Roman" w:hAnsi="Arial Nova Cond Light" w:cs="Arial"/>
                 <w:bCs/>
+                <w:sz w:val="20"/>
+                <w:szCs w:val="20"/>
                 <w:lang w:eastAsia="es-ES"/>
               </w:rPr>
               <w:tab/>
-              <w:t>Deduce información implícita en el texto al relacionar información explícita y sus saberes de su contexto sociocultural.</w:t>
+              <w:t>Explica el tema y el propósito comunicativo del texto oral a partir de su contexto sociocultural distinguiendo lo relevante de lo complementario y sintetizando la información.</w:t>
             </w:r>
           </w:p>
           <w:p>
@@ -2383,6 +2400,8 @@
               <w:rPr>
                 <w:rFonts w:ascii="Arial Nova Cond Light" w:eastAsia="Times New Roman" w:hAnsi="Arial Nova Cond Light" w:cs="Arial"/>
                 <w:bCs/>
+                <w:sz w:val="20"/>
+                <w:szCs w:val="20"/>
                 <w:lang w:eastAsia="es-ES"/>
               </w:rPr>
             </w:pPr>
@@ -2390,6 +2409,8 @@
               <w:rPr>
                 <w:rFonts w:ascii="Arial Nova Cond Light" w:eastAsia="Times New Roman" w:hAnsi="Arial Nova Cond Light" w:cs="Arial"/>
                 <w:bCs/>
+                <w:sz w:val="20"/>
+                <w:szCs w:val="20"/>
                 <w:lang w:eastAsia="es-ES"/>
               </w:rPr>
               <w:t>•</w:t>
@@ -2398,10 +2419,12 @@
               <w:rPr>
                 <w:rFonts w:ascii="Arial Nova Cond Light" w:eastAsia="Times New Roman" w:hAnsi="Arial Nova Cond Light" w:cs="Arial"/>
                 <w:bCs/>
+                <w:sz w:val="20"/>
+                <w:szCs w:val="20"/>
                 <w:lang w:eastAsia="es-ES"/>
               </w:rPr>
               <w:tab/>
-              <w:t>Explica el tema y el propósito comunicativo del texto oral a partir de su contexto sociocultural distinguiendo lo relevante de lo complementario y sintetizando la información.</w:t>
+              <w:t>Opina sobre el contenido, el propósito comunicativo del texto oral y las intenciones de los interlocutores a partir de su experiencia y los contextos socioculturales de los interlocutores.</w:t>
             </w:r>
           </w:p>
           <w:p>
@@ -2418,6 +2441,8 @@
               <w:rPr>
                 <w:rFonts w:ascii="Arial Nova Cond Light" w:eastAsia="Times New Roman" w:hAnsi="Arial Nova Cond Light" w:cs="Arial"/>
                 <w:bCs/>
+                <w:sz w:val="20"/>
+                <w:szCs w:val="20"/>
                 <w:lang w:eastAsia="es-ES"/>
               </w:rPr>
             </w:pPr>
@@ -2425,6 +2450,8 @@
               <w:rPr>
                 <w:rFonts w:ascii="Arial Nova Cond Light" w:eastAsia="Times New Roman" w:hAnsi="Arial Nova Cond Light" w:cs="Arial"/>
                 <w:bCs/>
+                <w:sz w:val="20"/>
+                <w:szCs w:val="20"/>
                 <w:lang w:eastAsia="es-ES"/>
               </w:rPr>
               <w:t>•</w:t>
@@ -2433,10 +2460,32 @@
               <w:rPr>
                 <w:rFonts w:ascii="Arial Nova Cond Light" w:eastAsia="Times New Roman" w:hAnsi="Arial Nova Cond Light" w:cs="Arial"/>
                 <w:bCs/>
+                <w:sz w:val="20"/>
+                <w:szCs w:val="20"/>
                 <w:lang w:eastAsia="es-ES"/>
               </w:rPr>
               <w:tab/>
-              <w:t>Opina sobre el contenido, el propósito comunicativo del texto oral y las intenciones de los interlocutores a partir de su experiencia y los contextos socioculturales de los interlocutores.</w:t>
+              <w:t>Justifica su posición sobre lo que escucha, su experiencia y</w:t>
+            </w:r>
+            <w:r>
+              <w:rPr>
+                <w:rFonts w:ascii="Arial Nova Cond Light" w:eastAsia="Times New Roman" w:hAnsi="Arial Nova Cond Light" w:cs="Arial"/>
+                <w:bCs/>
+                <w:sz w:val="20"/>
+                <w:szCs w:val="20"/>
+                <w:lang w:eastAsia="es-ES"/>
+              </w:rPr>
+              <w:t xml:space="preserve"> </w:t>
+            </w:r>
+            <w:r>
+              <w:rPr>
+                <w:rFonts w:ascii="Arial Nova Cond Light" w:eastAsia="Times New Roman" w:hAnsi="Arial Nova Cond Light" w:cs="Arial"/>
+                <w:bCs/>
+                <w:sz w:val="20"/>
+                <w:szCs w:val="20"/>
+                <w:lang w:eastAsia="es-ES"/>
+              </w:rPr>
+              <w:t>los contextos socioculturales en que se desenvuelve.</w:t>
             </w:r>
           </w:p>
           <w:p>
@@ -2453,6 +2502,8 @@
               <w:rPr>
                 <w:rFonts w:ascii="Arial Nova Cond Light" w:eastAsia="Times New Roman" w:hAnsi="Arial Nova Cond Light" w:cs="Arial"/>
                 <w:bCs/>
+                <w:sz w:val="20"/>
+                <w:szCs w:val="20"/>
                 <w:lang w:eastAsia="es-ES"/>
               </w:rPr>
             </w:pPr>
@@ -2460,6 +2511,8 @@
               <w:rPr>
                 <w:rFonts w:ascii="Arial Nova Cond Light" w:eastAsia="Times New Roman" w:hAnsi="Arial Nova Cond Light" w:cs="Arial"/>
                 <w:bCs/>
+                <w:sz w:val="20"/>
+                <w:szCs w:val="20"/>
                 <w:lang w:eastAsia="es-ES"/>
               </w:rPr>
               <w:t>•</w:t>
@@ -2468,26 +2521,12 @@
               <w:rPr>
                 <w:rFonts w:ascii="Arial Nova Cond Light" w:eastAsia="Times New Roman" w:hAnsi="Arial Nova Cond Light" w:cs="Arial"/>
                 <w:bCs/>
+                <w:sz w:val="20"/>
+                <w:szCs w:val="20"/>
                 <w:lang w:eastAsia="es-ES"/>
               </w:rPr>
               <w:tab/>
-              <w:t>Justifica su posición sobre lo que escucha, su experiencia y</w:t>
-            </w:r>
-            <w:r>
-              <w:rPr>
-                <w:rFonts w:ascii="Arial Nova Cond Light" w:eastAsia="Times New Roman" w:hAnsi="Arial Nova Cond Light" w:cs="Arial"/>
-                <w:bCs/>
-                <w:lang w:eastAsia="es-ES"/>
-              </w:rPr>
-              <w:t xml:space="preserve"> </w:t>
-            </w:r>
-            <w:r>
-              <w:rPr>
-                <w:rFonts w:ascii="Arial Nova Cond Light" w:eastAsia="Times New Roman" w:hAnsi="Arial Nova Cond Light" w:cs="Arial"/>
-                <w:bCs/>
-                <w:lang w:eastAsia="es-ES"/>
-              </w:rPr>
-              <w:t>los contextos socioculturales en que se desenvuelve.</w:t>
+              <w:t>Determina si es confiable la información proporcionada considerando los recursos no verbales (gestos y expresión corporal) y paraverbales (ritmo, entonación, volumen de voz, pausas).</w:t>
             </w:r>
           </w:p>
           <w:p>
@@ -2504,6 +2543,8 @@
               <w:rPr>
                 <w:rFonts w:ascii="Arial Nova Cond Light" w:eastAsia="Times New Roman" w:hAnsi="Arial Nova Cond Light" w:cs="Arial"/>
                 <w:bCs/>
+                <w:sz w:val="20"/>
+                <w:szCs w:val="20"/>
                 <w:lang w:eastAsia="es-ES"/>
               </w:rPr>
             </w:pPr>
@@ -2511,6 +2552,8 @@
               <w:rPr>
                 <w:rFonts w:ascii="Arial Nova Cond Light" w:eastAsia="Times New Roman" w:hAnsi="Arial Nova Cond Light" w:cs="Arial"/>
                 <w:bCs/>
+                <w:sz w:val="20"/>
+                <w:szCs w:val="20"/>
                 <w:lang w:eastAsia="es-ES"/>
               </w:rPr>
               <w:t>•</w:t>
@@ -2519,10 +2562,12 @@
               <w:rPr>
                 <w:rFonts w:ascii="Arial Nova Cond Light" w:eastAsia="Times New Roman" w:hAnsi="Arial Nova Cond Light" w:cs="Arial"/>
                 <w:bCs/>
+                <w:sz w:val="20"/>
+                <w:szCs w:val="20"/>
                 <w:lang w:eastAsia="es-ES"/>
               </w:rPr>
               <w:tab/>
-              <w:t>Determina si es confiable la información proporcionada considerando los recursos no verbales (gestos y expresión corporal) y paraverbales (ritmo, entonación, volumen de voz, pausas).</w:t>
+              <w:t>Evalúa la adecuación del texto a la situación comunicativa a partir de su experiencia, de la relación con otros textos y de los contextos socioculturales.</w:t>
             </w:r>
           </w:p>
           <w:p>
@@ -2539,6 +2584,8 @@
               <w:rPr>
                 <w:rFonts w:ascii="Arial Nova Cond Light" w:eastAsia="Times New Roman" w:hAnsi="Arial Nova Cond Light" w:cs="Arial"/>
                 <w:bCs/>
+                <w:sz w:val="20"/>
+                <w:szCs w:val="20"/>
                 <w:lang w:eastAsia="es-ES"/>
               </w:rPr>
             </w:pPr>
@@ -2546,6 +2593,8 @@
               <w:rPr>
                 <w:rFonts w:ascii="Arial Nova Cond Light" w:eastAsia="Times New Roman" w:hAnsi="Arial Nova Cond Light" w:cs="Arial"/>
                 <w:bCs/>
+                <w:sz w:val="20"/>
+                <w:szCs w:val="20"/>
                 <w:lang w:eastAsia="es-ES"/>
               </w:rPr>
               <w:t>•</w:t>
@@ -2554,10 +2603,12 @@
               <w:rPr>
                 <w:rFonts w:ascii="Arial Nova Cond Light" w:eastAsia="Times New Roman" w:hAnsi="Arial Nova Cond Light" w:cs="Arial"/>
                 <w:bCs/>
+                <w:sz w:val="20"/>
+                <w:szCs w:val="20"/>
                 <w:lang w:eastAsia="es-ES"/>
               </w:rPr>
               <w:tab/>
-              <w:t>Evalúa la adecuación del texto a la situación comunicativa a partir de su experiencia, de la relación con otros textos y de los contextos socioculturales.</w:t>
+              <w:t>Adecúa el texto oral a la situación comunicativa considerando a sus interlocutores y el propósito. Mantiene un registro formal o informal de acuerdo con la situación.</w:t>
             </w:r>
           </w:p>
           <w:p>
@@ -2574,6 +2625,8 @@
               <w:rPr>
                 <w:rFonts w:ascii="Arial Nova Cond Light" w:eastAsia="Times New Roman" w:hAnsi="Arial Nova Cond Light" w:cs="Arial"/>
                 <w:bCs/>
+                <w:sz w:val="20"/>
+                <w:szCs w:val="20"/>
                 <w:lang w:eastAsia="es-ES"/>
               </w:rPr>
             </w:pPr>
@@ -2581,6 +2634,8 @@
               <w:rPr>
                 <w:rFonts w:ascii="Arial Nova Cond Light" w:eastAsia="Times New Roman" w:hAnsi="Arial Nova Cond Light" w:cs="Arial"/>
                 <w:bCs/>
+                <w:sz w:val="20"/>
+                <w:szCs w:val="20"/>
                 <w:lang w:eastAsia="es-ES"/>
               </w:rPr>
               <w:t>•</w:t>
@@ -2589,10 +2644,12 @@
               <w:rPr>
                 <w:rFonts w:ascii="Arial Nova Cond Light" w:eastAsia="Times New Roman" w:hAnsi="Arial Nova Cond Light" w:cs="Arial"/>
                 <w:bCs/>
+                <w:sz w:val="20"/>
+                <w:szCs w:val="20"/>
                 <w:lang w:eastAsia="es-ES"/>
               </w:rPr>
               <w:tab/>
-              <w:t>Adecúa el texto oral a la situación comunicativa considerando a sus interlocutores y el propósito. Mantiene un registro formal o informal de acuerdo con la situación.</w:t>
+              <w:t>Expresa ideas manteniéndose dentro del tema.</w:t>
             </w:r>
           </w:p>
           <w:p>
@@ -2609,6 +2666,8 @@
               <w:rPr>
                 <w:rFonts w:ascii="Arial Nova Cond Light" w:eastAsia="Times New Roman" w:hAnsi="Arial Nova Cond Light" w:cs="Arial"/>
                 <w:bCs/>
+                <w:sz w:val="20"/>
+                <w:szCs w:val="20"/>
                 <w:lang w:eastAsia="es-ES"/>
               </w:rPr>
             </w:pPr>
@@ -2616,19 +2675,22 @@
               <w:rPr>
                 <w:rFonts w:ascii="Arial Nova Cond Light" w:eastAsia="Times New Roman" w:hAnsi="Arial Nova Cond Light" w:cs="Arial"/>
                 <w:bCs/>
+                <w:sz w:val="20"/>
+                <w:szCs w:val="20"/>
                 <w:lang w:eastAsia="es-ES"/>
               </w:rPr>
-              <w:lastRenderedPageBreak/>
               <w:t>•</w:t>
             </w:r>
             <w:r>
               <w:rPr>
                 <w:rFonts w:ascii="Arial Nova Cond Light" w:eastAsia="Times New Roman" w:hAnsi="Arial Nova Cond Light" w:cs="Arial"/>
                 <w:bCs/>
+                <w:sz w:val="20"/>
+                <w:szCs w:val="20"/>
                 <w:lang w:eastAsia="es-ES"/>
               </w:rPr>
               <w:tab/>
-              <w:t>Expresa ideas manteniéndose dentro del tema.</w:t>
+              <w:t>Ordena y jerarquiza las ideas relacionándolas mediante diversos recursos cohesivos, como conectores, referentes y recursos textuales.</w:t>
             </w:r>
           </w:p>
           <w:p>
@@ -2645,6 +2707,8 @@
               <w:rPr>
                 <w:rFonts w:ascii="Arial Nova Cond Light" w:eastAsia="Times New Roman" w:hAnsi="Arial Nova Cond Light" w:cs="Arial"/>
                 <w:bCs/>
+                <w:sz w:val="20"/>
+                <w:szCs w:val="20"/>
                 <w:lang w:eastAsia="es-ES"/>
               </w:rPr>
             </w:pPr>
@@ -2652,6 +2716,8 @@
               <w:rPr>
                 <w:rFonts w:ascii="Arial Nova Cond Light" w:eastAsia="Times New Roman" w:hAnsi="Arial Nova Cond Light" w:cs="Arial"/>
                 <w:bCs/>
+                <w:sz w:val="20"/>
+                <w:szCs w:val="20"/>
                 <w:lang w:eastAsia="es-ES"/>
               </w:rPr>
               <w:t>•</w:t>
@@ -2660,10 +2726,12 @@
               <w:rPr>
                 <w:rFonts w:ascii="Arial Nova Cond Light" w:eastAsia="Times New Roman" w:hAnsi="Arial Nova Cond Light" w:cs="Arial"/>
                 <w:bCs/>
+                <w:sz w:val="20"/>
+                <w:szCs w:val="20"/>
                 <w:lang w:eastAsia="es-ES"/>
               </w:rPr>
               <w:tab/>
-              <w:t>Ordena y jerarquiza las ideas relacionándolas mediante diversos recursos cohesivos, como conectores, referentes y recursos textuales.</w:t>
+              <w:t>Incorpora un vocabulario variado.</w:t>
             </w:r>
           </w:p>
           <w:p>
@@ -2680,6 +2748,8 @@
               <w:rPr>
                 <w:rFonts w:ascii="Arial Nova Cond Light" w:eastAsia="Times New Roman" w:hAnsi="Arial Nova Cond Light" w:cs="Arial"/>
                 <w:bCs/>
+                <w:sz w:val="20"/>
+                <w:szCs w:val="20"/>
                 <w:lang w:eastAsia="es-ES"/>
               </w:rPr>
             </w:pPr>
@@ -2687,6 +2757,8 @@
               <w:rPr>
                 <w:rFonts w:ascii="Arial Nova Cond Light" w:eastAsia="Times New Roman" w:hAnsi="Arial Nova Cond Light" w:cs="Arial"/>
                 <w:bCs/>
+                <w:sz w:val="20"/>
+                <w:szCs w:val="20"/>
                 <w:lang w:eastAsia="es-ES"/>
               </w:rPr>
               <w:t>•</w:t>
@@ -2695,10 +2767,12 @@
               <w:rPr>
                 <w:rFonts w:ascii="Arial Nova Cond Light" w:eastAsia="Times New Roman" w:hAnsi="Arial Nova Cond Light" w:cs="Arial"/>
                 <w:bCs/>
+                <w:sz w:val="20"/>
+                <w:szCs w:val="20"/>
                 <w:lang w:eastAsia="es-ES"/>
               </w:rPr>
               <w:tab/>
-              <w:t>Incorpora un vocabulario variado.</w:t>
+              <w:t>Incluye en su producción oral diversas fuentes de información, tanto orales como escritas.</w:t>
             </w:r>
           </w:p>
           <w:p>
@@ -2715,6 +2789,8 @@
               <w:rPr>
                 <w:rFonts w:ascii="Arial Nova Cond Light" w:eastAsia="Times New Roman" w:hAnsi="Arial Nova Cond Light" w:cs="Arial"/>
                 <w:bCs/>
+                <w:sz w:val="20"/>
+                <w:szCs w:val="20"/>
                 <w:lang w:eastAsia="es-ES"/>
               </w:rPr>
             </w:pPr>
@@ -2722,6 +2798,8 @@
               <w:rPr>
                 <w:rFonts w:ascii="Arial Nova Cond Light" w:eastAsia="Times New Roman" w:hAnsi="Arial Nova Cond Light" w:cs="Arial"/>
                 <w:bCs/>
+                <w:sz w:val="20"/>
+                <w:szCs w:val="20"/>
                 <w:lang w:eastAsia="es-ES"/>
               </w:rPr>
               <w:t>•</w:t>
@@ -2730,10 +2808,12 @@
               <w:rPr>
                 <w:rFonts w:ascii="Arial Nova Cond Light" w:eastAsia="Times New Roman" w:hAnsi="Arial Nova Cond Light" w:cs="Arial"/>
                 <w:bCs/>
+                <w:sz w:val="20"/>
+                <w:szCs w:val="20"/>
                 <w:lang w:eastAsia="es-ES"/>
               </w:rPr>
               <w:tab/>
-              <w:t>Incluye en su producción oral diversas fuentes de información, tanto orales como escritas.</w:t>
+              <w:t>Emplea estratégicamente recursos no verbales (gestos y movimientos corporales) y paraverbales (entonación) para mantener la atención del interlocutor en diversos contextos socioculturales.</w:t>
             </w:r>
           </w:p>
           <w:p>
@@ -2750,6 +2830,8 @@
               <w:rPr>
                 <w:rFonts w:ascii="Arial Nova Cond Light" w:eastAsia="Times New Roman" w:hAnsi="Arial Nova Cond Light" w:cs="Arial"/>
                 <w:bCs/>
+                <w:sz w:val="20"/>
+                <w:szCs w:val="20"/>
                 <w:lang w:eastAsia="es-ES"/>
               </w:rPr>
             </w:pPr>
@@ -2757,18 +2839,23 @@
               <w:rPr>
                 <w:rFonts w:ascii="Arial Nova Cond Light" w:eastAsia="Times New Roman" w:hAnsi="Arial Nova Cond Light" w:cs="Arial"/>
                 <w:bCs/>
+                <w:sz w:val="20"/>
+                <w:szCs w:val="20"/>
                 <w:lang w:eastAsia="es-ES"/>
               </w:rPr>
+              <w:lastRenderedPageBreak/>
               <w:t>•</w:t>
             </w:r>
             <w:r>
               <w:rPr>
                 <w:rFonts w:ascii="Arial Nova Cond Light" w:eastAsia="Times New Roman" w:hAnsi="Arial Nova Cond Light" w:cs="Arial"/>
                 <w:bCs/>
+                <w:sz w:val="20"/>
+                <w:szCs w:val="20"/>
                 <w:lang w:eastAsia="es-ES"/>
               </w:rPr>
               <w:tab/>
-              <w:t>Emplea estratégicamente recursos no verbales (gestos y movimientos corporales) y paraverbales (entonación) para mantener la atención del interlocutor en diversos contextos socioculturales.</w:t>
+              <w:t>Participa en intercambios orales con diversos interlocutores en debates y conversaciones aportando información relevante y oportuna, las cuales son desarrolladas en el texto oral.</w:t>
             </w:r>
           </w:p>
           <w:p>
@@ -2785,6 +2872,8 @@
               <w:rPr>
                 <w:rFonts w:ascii="Arial Nova Cond Light" w:eastAsia="Times New Roman" w:hAnsi="Arial Nova Cond Light" w:cs="Arial"/>
                 <w:bCs/>
+                <w:sz w:val="20"/>
+                <w:szCs w:val="20"/>
                 <w:lang w:eastAsia="es-ES"/>
               </w:rPr>
             </w:pPr>
@@ -2792,6 +2881,8 @@
               <w:rPr>
                 <w:rFonts w:ascii="Arial Nova Cond Light" w:eastAsia="Times New Roman" w:hAnsi="Arial Nova Cond Light" w:cs="Arial"/>
                 <w:bCs/>
+                <w:sz w:val="20"/>
+                <w:szCs w:val="20"/>
                 <w:lang w:eastAsia="es-ES"/>
               </w:rPr>
               <w:t>•</w:t>
@@ -2800,12 +2891,380 @@
               <w:rPr>
                 <w:rFonts w:ascii="Arial Nova Cond Light" w:eastAsia="Times New Roman" w:hAnsi="Arial Nova Cond Light" w:cs="Arial"/>
                 <w:bCs/>
+                <w:sz w:val="20"/>
+                <w:szCs w:val="20"/>
                 <w:lang w:eastAsia="es-ES"/>
               </w:rPr>
               <w:tab/>
-              <w:t>Participa en intercambios orales con diversos interlocutores en debates y conversaciones aportando información relevante y oportuna, las cuales son desarrolladas en el texto oral.</w:t>
-            </w:r>
-          </w:p>
+              <w:t>Respeta los puntos de vista y las necesidades de su interlocutor. Respeta los turnos de la conversación.</w:t>
+            </w:r>
+          </w:p>
+        </w:tc>
+      </w:tr>
+      <w:tr>
+        <w:trPr>
+          <w:trHeight w:val="113"/>
+        </w:trPr>
+        <w:tc>
+          <w:tcPr>
+            <w:tcW w:w="3246" w:type="dxa"/>
+            <w:shd w:val="clear" w:color="auto" w:fill="84E290" w:themeFill="accent3" w:themeFillTint="66"/>
+            <w:vAlign w:val="center"/>
+          </w:tcPr>
+          <w:p>
+            <w:pPr>
+              <w:tabs>
+                <w:tab w:val="left" w:pos="0"/>
+                <w:tab w:val="left" w:pos="142"/>
+                <w:tab w:val="left" w:pos="284"/>
+              </w:tabs>
+              <w:spacing w:line="276" w:lineRule="auto"/>
+              <w:ind w:left="360"/>
+              <w:jc w:val="center"/>
+              <w:rPr>
+                <w:rFonts w:ascii="Arial Nova Cond Light" w:eastAsia="Times New Roman" w:hAnsi="Arial Nova Cond Light" w:cs="Arial"/>
+                <w:b/>
+                <w:sz w:val="20"/>
+                <w:szCs w:val="20"/>
+                <w:lang w:eastAsia="es-ES"/>
+              </w:rPr>
+            </w:pPr>
+            <w:r>
+              <w:rPr>
+                <w:rFonts w:ascii="Arial Nova Cond Light" w:eastAsia="Times New Roman" w:hAnsi="Arial Nova Cond Light" w:cs="Arial"/>
+                <w:b/>
+                <w:sz w:val="20"/>
+                <w:szCs w:val="20"/>
+                <w:lang w:eastAsia="es-ES"/>
+              </w:rPr>
+              <w:lastRenderedPageBreak/>
+              <w:t>COMPETENCIA 2:</w:t>
+            </w:r>
+          </w:p>
+        </w:tc>
+        <w:tc>
+          <w:tcPr>
+            <w:tcW w:w="11623" w:type="dxa"/>
+            <w:shd w:val="clear" w:color="auto" w:fill="84E290" w:themeFill="accent3" w:themeFillTint="66"/>
+          </w:tcPr>
+          <w:p>
+            <w:pPr>
+              <w:pStyle w:val="Prrafodelista"/>
+              <w:tabs>
+                <w:tab w:val="left" w:pos="0"/>
+                <w:tab w:val="left" w:pos="142"/>
+                <w:tab w:val="left" w:pos="284"/>
+              </w:tabs>
+              <w:spacing w:line="276" w:lineRule="auto"/>
+              <w:ind w:left="0"/>
+              <w:jc w:val="center"/>
+              <w:rPr>
+                <w:rFonts w:ascii="Arial Nova Cond Light" w:eastAsia="Times New Roman" w:hAnsi="Arial Nova Cond Light" w:cs="Arial"/>
+                <w:b/>
+                <w:bCs/>
+                <w:sz w:val="20"/>
+                <w:szCs w:val="20"/>
+                <w:lang w:eastAsia="es-ES"/>
+              </w:rPr>
+            </w:pPr>
+            <w:r>
+              <w:rPr>
+                <w:rFonts w:ascii="Arial Nova Cond Light" w:hAnsi="Arial Nova Cond Light" w:cs="Times New Roman"/>
+                <w:b/>
+                <w:bCs/>
+                <w:color w:val="0070C0"/>
+                <w:sz w:val="20"/>
+                <w:szCs w:val="20"/>
+              </w:rPr>
+              <w:t>LEE DIVERSOS TIPOS DE TEXTOS ESCRITOS EN CASTELLANO COMO SEGUNDA LENGUA</w:t>
+            </w:r>
+          </w:p>
+        </w:tc>
+      </w:tr>
+      <w:tr>
+        <w:trPr>
+          <w:trHeight w:val="925"/>
+        </w:trPr>
+        <w:tc>
+          <w:tcPr>
+            <w:tcW w:w="3246" w:type="dxa"/>
+            <w:shd w:val="clear" w:color="auto" w:fill="C1F0C7" w:themeFill="accent3" w:themeFillTint="33"/>
+            <w:vAlign w:val="center"/>
+          </w:tcPr>
+          <w:p>
+            <w:pPr>
+              <w:tabs>
+                <w:tab w:val="left" w:pos="0"/>
+                <w:tab w:val="left" w:pos="142"/>
+                <w:tab w:val="left" w:pos="284"/>
+              </w:tabs>
+              <w:spacing w:line="276" w:lineRule="auto"/>
+              <w:jc w:val="center"/>
+              <w:rPr>
+                <w:rFonts w:ascii="Arial Nova Cond Light" w:eastAsia="Times New Roman" w:hAnsi="Arial Nova Cond Light" w:cs="Arial"/>
+                <w:b/>
+                <w:sz w:val="20"/>
+                <w:szCs w:val="20"/>
+                <w:lang w:eastAsia="es-ES"/>
+              </w:rPr>
+            </w:pPr>
+            <w:r>
+              <w:rPr>
+                <w:rFonts w:ascii="Arial Nova Cond Light" w:eastAsia="Times New Roman" w:hAnsi="Arial Nova Cond Light" w:cs="Arial"/>
+                <w:b/>
+                <w:sz w:val="20"/>
+                <w:szCs w:val="20"/>
+                <w:lang w:eastAsia="es-ES"/>
+              </w:rPr>
+              <w:t>ESTANDAR DE APRENDIZAJE</w:t>
+            </w:r>
+          </w:p>
+        </w:tc>
+        <w:tc>
+          <w:tcPr>
+            <w:tcW w:w="11623" w:type="dxa"/>
+          </w:tcPr>
+          <w:p>
+            <w:pPr>
+              <w:pStyle w:val="Prrafodelista"/>
+              <w:tabs>
+                <w:tab w:val="left" w:pos="0"/>
+                <w:tab w:val="left" w:pos="142"/>
+                <w:tab w:val="left" w:pos="284"/>
+              </w:tabs>
+              <w:spacing w:line="276" w:lineRule="auto"/>
+              <w:ind w:left="0"/>
+              <w:jc w:val="both"/>
+              <w:rPr>
+                <w:rFonts w:ascii="Arial Nova Cond Light" w:eastAsia="Times New Roman" w:hAnsi="Arial Nova Cond Light" w:cs="Arial"/>
+                <w:bCs/>
+                <w:sz w:val="20"/>
+                <w:szCs w:val="20"/>
+                <w:lang w:eastAsia="es-ES"/>
+              </w:rPr>
+            </w:pPr>
+            <w:r>
+              <w:rPr>
+                <w:rFonts w:ascii="Arial Nova Cond Light" w:eastAsia="Times New Roman" w:hAnsi="Arial Nova Cond Light" w:cs="Arial"/>
+                <w:bCs/>
+                <w:sz w:val="20"/>
+                <w:szCs w:val="20"/>
+                <w:lang w:eastAsia="es-ES"/>
+              </w:rPr>
+              <w:t>Lee diversos tipos de textos complejos que tienen vocabulario variado y especializado. Interpreta integrando información para construir el sentido global de un texto contrastándolo con otros textos que presentan ideas diferentes y su contexto sociocultural. Evalúa la efectividad del contenido del texto y explica la intención de diversos elementos formales. Reflexiona sobre distintos sucesos e ideas del texto, y lo relaciona con el contexto sociocultural e ideológico en el que fue escrito.</w:t>
+            </w:r>
+          </w:p>
+        </w:tc>
+      </w:tr>
+      <w:tr>
+        <w:trPr>
+          <w:trHeight w:val="113"/>
+        </w:trPr>
+        <w:tc>
+          <w:tcPr>
+            <w:tcW w:w="3246" w:type="dxa"/>
+            <w:shd w:val="clear" w:color="auto" w:fill="C1F0C7" w:themeFill="accent3" w:themeFillTint="33"/>
+            <w:vAlign w:val="center"/>
+          </w:tcPr>
+          <w:p>
+            <w:pPr>
+              <w:tabs>
+                <w:tab w:val="left" w:pos="0"/>
+                <w:tab w:val="left" w:pos="142"/>
+                <w:tab w:val="left" w:pos="284"/>
+              </w:tabs>
+              <w:spacing w:line="276" w:lineRule="auto"/>
+              <w:ind w:left="360"/>
+              <w:jc w:val="center"/>
+              <w:rPr>
+                <w:rFonts w:ascii="Arial Nova Cond Light" w:eastAsia="Times New Roman" w:hAnsi="Arial Nova Cond Light" w:cs="Arial"/>
+                <w:b/>
+                <w:sz w:val="20"/>
+                <w:szCs w:val="20"/>
+                <w:lang w:eastAsia="es-ES"/>
+              </w:rPr>
+            </w:pPr>
+            <w:r>
+              <w:rPr>
+                <w:rFonts w:ascii="Arial Nova Cond Light" w:eastAsia="Times New Roman" w:hAnsi="Arial Nova Cond Light" w:cs="Arial"/>
+                <w:b/>
+                <w:sz w:val="20"/>
+                <w:szCs w:val="20"/>
+                <w:lang w:eastAsia="es-ES"/>
+              </w:rPr>
+              <w:t>CAPACIDADES</w:t>
+            </w:r>
+          </w:p>
+        </w:tc>
+        <w:tc>
+          <w:tcPr>
+            <w:tcW w:w="11623" w:type="dxa"/>
+            <w:shd w:val="clear" w:color="auto" w:fill="C1F0C7" w:themeFill="accent3" w:themeFillTint="33"/>
+            <w:vAlign w:val="center"/>
+          </w:tcPr>
+          <w:p>
+            <w:pPr>
+              <w:pStyle w:val="Prrafodelista"/>
+              <w:tabs>
+                <w:tab w:val="left" w:pos="0"/>
+                <w:tab w:val="left" w:pos="142"/>
+                <w:tab w:val="left" w:pos="284"/>
+              </w:tabs>
+              <w:spacing w:line="276" w:lineRule="auto"/>
+              <w:ind w:left="0"/>
+              <w:jc w:val="center"/>
+              <w:rPr>
+                <w:rFonts w:ascii="Arial Nova Cond Light" w:eastAsia="Times New Roman" w:hAnsi="Arial Nova Cond Light" w:cs="Arial"/>
+                <w:b/>
+                <w:sz w:val="20"/>
+                <w:szCs w:val="20"/>
+                <w:lang w:eastAsia="es-ES"/>
+              </w:rPr>
+            </w:pPr>
+            <w:r>
+              <w:rPr>
+                <w:rFonts w:ascii="Arial Nova Cond Light" w:eastAsia="Times New Roman" w:hAnsi="Arial Nova Cond Light" w:cs="Arial"/>
+                <w:b/>
+                <w:sz w:val="20"/>
+                <w:szCs w:val="20"/>
+                <w:lang w:eastAsia="es-ES"/>
+              </w:rPr>
+              <w:t xml:space="preserve">DESEMPEÑOS </w:t>
+            </w:r>
+          </w:p>
+        </w:tc>
+      </w:tr>
+      <w:tr>
+        <w:trPr>
+          <w:trHeight w:val="113"/>
+        </w:trPr>
+        <w:tc>
+          <w:tcPr>
+            <w:tcW w:w="3246" w:type="dxa"/>
+            <w:vAlign w:val="center"/>
+          </w:tcPr>
+          <w:p>
+            <w:pPr>
+              <w:tabs>
+                <w:tab w:val="left" w:pos="164"/>
+                <w:tab w:val="left" w:pos="284"/>
+              </w:tabs>
+              <w:spacing w:line="276" w:lineRule="auto"/>
+              <w:ind w:left="164" w:hanging="164"/>
+              <w:jc w:val="both"/>
+              <w:rPr>
+                <w:rFonts w:ascii="Arial Nova Cond Light" w:eastAsia="Times New Roman" w:hAnsi="Arial Nova Cond Light" w:cs="Arial"/>
+                <w:bCs/>
+                <w:sz w:val="20"/>
+                <w:szCs w:val="20"/>
+                <w:lang w:eastAsia="es-ES"/>
+              </w:rPr>
+            </w:pPr>
+            <w:r>
+              <w:rPr>
+                <w:rFonts w:ascii="Arial Nova Cond Light" w:eastAsia="Times New Roman" w:hAnsi="Arial Nova Cond Light" w:cs="Arial"/>
+                <w:bCs/>
+                <w:sz w:val="20"/>
+                <w:szCs w:val="20"/>
+                <w:lang w:eastAsia="es-ES"/>
+              </w:rPr>
+              <w:t>•</w:t>
+            </w:r>
+            <w:r>
+              <w:rPr>
+                <w:rFonts w:ascii="Arial Nova Cond Light" w:eastAsia="Times New Roman" w:hAnsi="Arial Nova Cond Light" w:cs="Arial"/>
+                <w:bCs/>
+                <w:sz w:val="20"/>
+                <w:szCs w:val="20"/>
+                <w:lang w:eastAsia="es-ES"/>
+              </w:rPr>
+              <w:tab/>
+              <w:t>Obtiene información del texto escrito.</w:t>
+            </w:r>
+          </w:p>
+          <w:p>
+            <w:pPr>
+              <w:tabs>
+                <w:tab w:val="left" w:pos="164"/>
+                <w:tab w:val="left" w:pos="284"/>
+              </w:tabs>
+              <w:spacing w:line="276" w:lineRule="auto"/>
+              <w:ind w:left="164" w:hanging="164"/>
+              <w:jc w:val="both"/>
+              <w:rPr>
+                <w:rFonts w:ascii="Arial Nova Cond Light" w:eastAsia="Times New Roman" w:hAnsi="Arial Nova Cond Light" w:cs="Arial"/>
+                <w:bCs/>
+                <w:sz w:val="20"/>
+                <w:szCs w:val="20"/>
+                <w:lang w:eastAsia="es-ES"/>
+              </w:rPr>
+            </w:pPr>
+            <w:r>
+              <w:rPr>
+                <w:rFonts w:ascii="Arial Nova Cond Light" w:eastAsia="Times New Roman" w:hAnsi="Arial Nova Cond Light" w:cs="Arial"/>
+                <w:bCs/>
+                <w:sz w:val="20"/>
+                <w:szCs w:val="20"/>
+                <w:lang w:eastAsia="es-ES"/>
+              </w:rPr>
+              <w:t>•</w:t>
+            </w:r>
+            <w:r>
+              <w:rPr>
+                <w:rFonts w:ascii="Arial Nova Cond Light" w:eastAsia="Times New Roman" w:hAnsi="Arial Nova Cond Light" w:cs="Arial"/>
+                <w:bCs/>
+                <w:sz w:val="20"/>
+                <w:szCs w:val="20"/>
+                <w:lang w:eastAsia="es-ES"/>
+              </w:rPr>
+              <w:tab/>
+              <w:t>Infiere e interpreta información del texto escrito.</w:t>
+            </w:r>
+          </w:p>
+          <w:p>
+            <w:pPr>
+              <w:tabs>
+                <w:tab w:val="left" w:pos="164"/>
+                <w:tab w:val="left" w:pos="284"/>
+              </w:tabs>
+              <w:spacing w:line="276" w:lineRule="auto"/>
+              <w:ind w:left="164" w:hanging="164"/>
+              <w:jc w:val="both"/>
+              <w:rPr>
+                <w:rFonts w:ascii="Arial Nova Cond Light" w:eastAsia="Times New Roman" w:hAnsi="Arial Nova Cond Light" w:cs="Arial"/>
+                <w:b/>
+                <w:sz w:val="20"/>
+                <w:szCs w:val="20"/>
+                <w:lang w:eastAsia="es-ES"/>
+              </w:rPr>
+            </w:pPr>
+            <w:r>
+              <w:rPr>
+                <w:rFonts w:ascii="Arial Nova Cond Light" w:eastAsia="Times New Roman" w:hAnsi="Arial Nova Cond Light" w:cs="Arial"/>
+                <w:bCs/>
+                <w:sz w:val="20"/>
+                <w:szCs w:val="20"/>
+                <w:lang w:eastAsia="es-ES"/>
+              </w:rPr>
+              <w:t>•</w:t>
+            </w:r>
+            <w:r>
+              <w:rPr>
+                <w:rFonts w:ascii="Arial Nova Cond Light" w:eastAsia="Times New Roman" w:hAnsi="Arial Nova Cond Light" w:cs="Arial"/>
+                <w:bCs/>
+                <w:sz w:val="20"/>
+                <w:szCs w:val="20"/>
+                <w:lang w:eastAsia="es-ES"/>
+              </w:rPr>
+              <w:tab/>
+              <w:t>Reflexiona y evalúa la forma, el contenido y contexto del texto escrito.</w:t>
+            </w:r>
+          </w:p>
+        </w:tc>
+        <w:tc>
+          <w:tcPr>
+            <w:tcW w:w="11623" w:type="dxa"/>
+          </w:tcPr>
           <w:p>
             <w:pPr>
               <w:pStyle w:val="Prrafodelista"/>
@@ -2820,6 +3279,8 @@
               <w:rPr>
                 <w:rFonts w:ascii="Arial Nova Cond Light" w:eastAsia="Times New Roman" w:hAnsi="Arial Nova Cond Light" w:cs="Arial"/>
                 <w:bCs/>
+                <w:sz w:val="20"/>
+                <w:szCs w:val="20"/>
                 <w:lang w:eastAsia="es-ES"/>
               </w:rPr>
             </w:pPr>
@@ -2827,6 +3288,8 @@
               <w:rPr>
                 <w:rFonts w:ascii="Arial Nova Cond Light" w:eastAsia="Times New Roman" w:hAnsi="Arial Nova Cond Light" w:cs="Arial"/>
                 <w:bCs/>
+                <w:sz w:val="20"/>
+                <w:szCs w:val="20"/>
                 <w:lang w:eastAsia="es-ES"/>
               </w:rPr>
               <w:t>•</w:t>
@@ -2835,388 +3298,55 @@
               <w:rPr>
                 <w:rFonts w:ascii="Arial Nova Cond Light" w:eastAsia="Times New Roman" w:hAnsi="Arial Nova Cond Light" w:cs="Arial"/>
                 <w:bCs/>
+                <w:sz w:val="20"/>
+                <w:szCs w:val="20"/>
                 <w:lang w:eastAsia="es-ES"/>
               </w:rPr>
               <w:tab/>
-              <w:t>Respeta los puntos de vista y las necesidades de su interlocutor. Respeta los turnos de la conversación.</w:t>
-            </w:r>
-          </w:p>
-          <w:p>
-            <w:pPr>
+              <w:t>Identifica información relevante de textos complejos con vocabulario variado. Ejemplo: textos que contengan ambigüedades, humor e ironía, con expresiones de sentido figurado.</w:t>
+            </w:r>
+          </w:p>
+          <w:p>
+            <w:pPr>
+              <w:pStyle w:val="Prrafodelista"/>
               <w:tabs>
                 <w:tab w:val="left" w:pos="0"/>
                 <w:tab w:val="left" w:pos="178"/>
                 <w:tab w:val="left" w:pos="284"/>
               </w:tabs>
               <w:spacing w:line="276" w:lineRule="auto"/>
+              <w:ind w:left="178" w:hanging="141"/>
               <w:jc w:val="both"/>
               <w:rPr>
                 <w:rFonts w:ascii="Arial Nova Cond Light" w:eastAsia="Times New Roman" w:hAnsi="Arial Nova Cond Light" w:cs="Arial"/>
                 <w:bCs/>
+                <w:sz w:val="20"/>
+                <w:szCs w:val="20"/>
                 <w:lang w:eastAsia="es-ES"/>
               </w:rPr>
             </w:pPr>
-          </w:p>
-        </w:tc>
-      </w:tr>
-      <w:tr>
-        <w:trPr>
-          <w:trHeight w:val="113"/>
-        </w:trPr>
-        <w:tc>
-          <w:tcPr>
-            <w:tcW w:w="3246" w:type="dxa"/>
-            <w:shd w:val="clear" w:color="auto" w:fill="84E290" w:themeFill="accent3" w:themeFillTint="66"/>
-            <w:vAlign w:val="center"/>
-          </w:tcPr>
-          <w:p>
-            <w:pPr>
-              <w:tabs>
-                <w:tab w:val="left" w:pos="0"/>
-                <w:tab w:val="left" w:pos="142"/>
-                <w:tab w:val="left" w:pos="284"/>
-              </w:tabs>
-              <w:spacing w:line="276" w:lineRule="auto"/>
-              <w:ind w:left="360"/>
-              <w:jc w:val="center"/>
+            <w:r>
               <w:rPr>
                 <w:rFonts w:ascii="Arial Nova Cond Light" w:eastAsia="Times New Roman" w:hAnsi="Arial Nova Cond Light" w:cs="Arial"/>
-                <w:b/>
+                <w:bCs/>
+                <w:sz w:val="20"/>
+                <w:szCs w:val="20"/>
                 <w:lang w:eastAsia="es-ES"/>
               </w:rPr>
-            </w:pPr>
+              <w:t>•</w:t>
+            </w:r>
             <w:r>
               <w:rPr>
                 <w:rFonts w:ascii="Arial Nova Cond Light" w:eastAsia="Times New Roman" w:hAnsi="Arial Nova Cond Light" w:cs="Arial"/>
-                <w:b/>
+                <w:bCs/>
+                <w:sz w:val="20"/>
+                <w:szCs w:val="20"/>
                 <w:lang w:eastAsia="es-ES"/>
               </w:rPr>
-              <w:lastRenderedPageBreak/>
-              <w:t>COMPETENCIA 2:</w:t>
-            </w:r>
-          </w:p>
-        </w:tc>
-        <w:tc>
-          <w:tcPr>
-            <w:tcW w:w="11623" w:type="dxa"/>
-            <w:shd w:val="clear" w:color="auto" w:fill="84E290" w:themeFill="accent3" w:themeFillTint="66"/>
-          </w:tcPr>
-          <w:p>
-            <w:pPr>
-              <w:pStyle w:val="Prrafodelista"/>
-              <w:tabs>
-                <w:tab w:val="left" w:pos="0"/>
-                <w:tab w:val="left" w:pos="142"/>
-                <w:tab w:val="left" w:pos="284"/>
-              </w:tabs>
-              <w:spacing w:line="276" w:lineRule="auto"/>
-              <w:ind w:left="0"/>
-              <w:jc w:val="center"/>
-              <w:rPr>
-                <w:rFonts w:ascii="Arial Nova Cond Light" w:eastAsia="Times New Roman" w:hAnsi="Arial Nova Cond Light" w:cs="Arial"/>
-                <w:b/>
-                <w:bCs/>
-                <w:lang w:eastAsia="es-ES"/>
-              </w:rPr>
-            </w:pPr>
-            <w:r>
-              <w:rPr>
-                <w:rFonts w:ascii="Arial Nova Cond Light" w:hAnsi="Arial Nova Cond Light" w:cs="Times New Roman"/>
-                <w:b/>
-                <w:bCs/>
-                <w:color w:val="0070C0"/>
-              </w:rPr>
-              <w:t>LEE DIVERSOS TIPOS DE TEXTOS ESCRITOS EN CASTELLANO COMO SEGUNDA LENGUA</w:t>
-            </w:r>
-          </w:p>
-        </w:tc>
-      </w:tr>
-      <w:tr>
-        <w:trPr>
-          <w:trHeight w:val="1385"/>
-        </w:trPr>
-        <w:tc>
-          <w:tcPr>
-            <w:tcW w:w="3246" w:type="dxa"/>
-            <w:shd w:val="clear" w:color="auto" w:fill="C1F0C7" w:themeFill="accent3" w:themeFillTint="33"/>
-            <w:vAlign w:val="center"/>
-          </w:tcPr>
-          <w:p>
-            <w:pPr>
-              <w:tabs>
-                <w:tab w:val="left" w:pos="0"/>
-                <w:tab w:val="left" w:pos="142"/>
-                <w:tab w:val="left" w:pos="284"/>
-              </w:tabs>
-              <w:spacing w:line="276" w:lineRule="auto"/>
-              <w:jc w:val="center"/>
-              <w:rPr>
-                <w:rFonts w:ascii="Arial Nova Cond Light" w:eastAsia="Times New Roman" w:hAnsi="Arial Nova Cond Light" w:cs="Arial"/>
-                <w:b/>
-                <w:lang w:eastAsia="es-ES"/>
-              </w:rPr>
-            </w:pPr>
-            <w:r>
-              <w:rPr>
-                <w:rFonts w:ascii="Arial Nova Cond Light" w:eastAsia="Times New Roman" w:hAnsi="Arial Nova Cond Light" w:cs="Arial"/>
-                <w:b/>
-                <w:lang w:eastAsia="es-ES"/>
-              </w:rPr>
-              <w:t>ESTANDAR DE APRENDIZAJE</w:t>
-            </w:r>
-          </w:p>
-        </w:tc>
-        <w:tc>
-          <w:tcPr>
-            <w:tcW w:w="11623" w:type="dxa"/>
-          </w:tcPr>
-          <w:p>
-            <w:pPr>
-              <w:pStyle w:val="Prrafodelista"/>
-              <w:tabs>
-                <w:tab w:val="left" w:pos="0"/>
-                <w:tab w:val="left" w:pos="142"/>
-                <w:tab w:val="left" w:pos="284"/>
-              </w:tabs>
-              <w:spacing w:line="276" w:lineRule="auto"/>
-              <w:ind w:left="0"/>
-              <w:jc w:val="both"/>
-              <w:rPr>
-                <w:rFonts w:ascii="Arial Nova Cond Light" w:eastAsia="Times New Roman" w:hAnsi="Arial Nova Cond Light" w:cs="Arial"/>
-                <w:bCs/>
-                <w:lang w:eastAsia="es-ES"/>
-              </w:rPr>
-            </w:pPr>
-          </w:p>
-          <w:p>
-            <w:pPr>
-              <w:pStyle w:val="Prrafodelista"/>
-              <w:tabs>
-                <w:tab w:val="left" w:pos="0"/>
-                <w:tab w:val="left" w:pos="142"/>
-                <w:tab w:val="left" w:pos="284"/>
-              </w:tabs>
-              <w:spacing w:line="276" w:lineRule="auto"/>
-              <w:ind w:left="0"/>
-              <w:jc w:val="both"/>
-              <w:rPr>
-                <w:rFonts w:ascii="Arial Nova Cond Light" w:eastAsia="Times New Roman" w:hAnsi="Arial Nova Cond Light" w:cs="Arial"/>
-                <w:bCs/>
-                <w:lang w:eastAsia="es-ES"/>
-              </w:rPr>
-            </w:pPr>
-            <w:r>
-              <w:rPr>
-                <w:rFonts w:ascii="Arial Nova Cond Light" w:eastAsia="Times New Roman" w:hAnsi="Arial Nova Cond Light" w:cs="Arial"/>
-                <w:bCs/>
-                <w:lang w:eastAsia="es-ES"/>
-              </w:rPr>
-              <w:t>Lee diversos tipos de textos complejos que tienen vocabulario variado y especializado. Interpreta integrando información para construir el sentido global de un texto contrastándolo con otros textos que presentan ideas diferentes y su contexto sociocultural. Evalúa la efectividad del contenido del texto y explica la intención de diversos elementos formales. Reflexiona sobre distintos sucesos e ideas del texto, y lo relaciona con el contexto sociocultural e ideológico en el que fue escrito.</w:t>
-            </w:r>
-          </w:p>
-          <w:p>
-            <w:pPr>
-              <w:pStyle w:val="Prrafodelista"/>
-              <w:tabs>
-                <w:tab w:val="left" w:pos="0"/>
-                <w:tab w:val="left" w:pos="142"/>
-                <w:tab w:val="left" w:pos="284"/>
-              </w:tabs>
-              <w:spacing w:line="276" w:lineRule="auto"/>
-              <w:ind w:left="0"/>
-              <w:jc w:val="both"/>
-              <w:rPr>
-                <w:rFonts w:ascii="Arial Nova Cond Light" w:eastAsia="Times New Roman" w:hAnsi="Arial Nova Cond Light" w:cs="Arial"/>
-                <w:bCs/>
-                <w:lang w:eastAsia="es-ES"/>
-              </w:rPr>
-            </w:pPr>
-          </w:p>
-        </w:tc>
-      </w:tr>
-      <w:tr>
-        <w:trPr>
-          <w:trHeight w:val="113"/>
-        </w:trPr>
-        <w:tc>
-          <w:tcPr>
-            <w:tcW w:w="3246" w:type="dxa"/>
-            <w:shd w:val="clear" w:color="auto" w:fill="C1F0C7" w:themeFill="accent3" w:themeFillTint="33"/>
-            <w:vAlign w:val="center"/>
-          </w:tcPr>
-          <w:p>
-            <w:pPr>
-              <w:tabs>
-                <w:tab w:val="left" w:pos="0"/>
-                <w:tab w:val="left" w:pos="142"/>
-                <w:tab w:val="left" w:pos="284"/>
-              </w:tabs>
-              <w:spacing w:line="276" w:lineRule="auto"/>
-              <w:ind w:left="360"/>
-              <w:jc w:val="center"/>
-              <w:rPr>
-                <w:rFonts w:ascii="Arial Nova Cond Light" w:eastAsia="Times New Roman" w:hAnsi="Arial Nova Cond Light" w:cs="Arial"/>
-                <w:b/>
-                <w:lang w:eastAsia="es-ES"/>
-              </w:rPr>
-            </w:pPr>
-            <w:r>
-              <w:rPr>
-                <w:rFonts w:ascii="Arial Nova Cond Light" w:eastAsia="Times New Roman" w:hAnsi="Arial Nova Cond Light" w:cs="Arial"/>
-                <w:b/>
-                <w:lang w:eastAsia="es-ES"/>
-              </w:rPr>
-              <w:t>CAPACIDADES</w:t>
-            </w:r>
-          </w:p>
-        </w:tc>
-        <w:tc>
-          <w:tcPr>
-            <w:tcW w:w="11623" w:type="dxa"/>
-            <w:shd w:val="clear" w:color="auto" w:fill="C1F0C7" w:themeFill="accent3" w:themeFillTint="33"/>
-            <w:vAlign w:val="center"/>
-          </w:tcPr>
-          <w:p>
-            <w:pPr>
-              <w:pStyle w:val="Prrafodelista"/>
-              <w:tabs>
-                <w:tab w:val="left" w:pos="0"/>
-                <w:tab w:val="left" w:pos="142"/>
-                <w:tab w:val="left" w:pos="284"/>
-              </w:tabs>
-              <w:spacing w:line="276" w:lineRule="auto"/>
-              <w:ind w:left="0"/>
-              <w:jc w:val="center"/>
-              <w:rPr>
-                <w:rFonts w:ascii="Arial Nova Cond Light" w:eastAsia="Times New Roman" w:hAnsi="Arial Nova Cond Light" w:cs="Arial"/>
-                <w:b/>
-                <w:lang w:eastAsia="es-ES"/>
-              </w:rPr>
-            </w:pPr>
-            <w:r>
-              <w:rPr>
-                <w:rFonts w:ascii="Arial Nova Cond Light" w:eastAsia="Times New Roman" w:hAnsi="Arial Nova Cond Light" w:cs="Arial"/>
-                <w:b/>
-                <w:lang w:eastAsia="es-ES"/>
-              </w:rPr>
-              <w:t xml:space="preserve">DESEMPEÑOS </w:t>
-            </w:r>
-          </w:p>
-        </w:tc>
-      </w:tr>
-      <w:tr>
-        <w:trPr>
-          <w:trHeight w:val="113"/>
-        </w:trPr>
-        <w:tc>
-          <w:tcPr>
-            <w:tcW w:w="3246" w:type="dxa"/>
-            <w:vAlign w:val="center"/>
-          </w:tcPr>
-          <w:p>
-            <w:pPr>
-              <w:tabs>
-                <w:tab w:val="left" w:pos="164"/>
-                <w:tab w:val="left" w:pos="284"/>
-              </w:tabs>
-              <w:spacing w:line="276" w:lineRule="auto"/>
-              <w:ind w:left="164" w:hanging="164"/>
-              <w:jc w:val="both"/>
-              <w:rPr>
-                <w:rFonts w:ascii="Arial Nova Cond Light" w:eastAsia="Times New Roman" w:hAnsi="Arial Nova Cond Light" w:cs="Arial"/>
-                <w:bCs/>
-                <w:lang w:eastAsia="es-ES"/>
-              </w:rPr>
-            </w:pPr>
-            <w:r>
-              <w:rPr>
-                <w:rFonts w:ascii="Arial Nova Cond Light" w:eastAsia="Times New Roman" w:hAnsi="Arial Nova Cond Light" w:cs="Arial"/>
-                <w:bCs/>
-                <w:lang w:eastAsia="es-ES"/>
-              </w:rPr>
-              <w:t>•</w:t>
-            </w:r>
-            <w:r>
-              <w:rPr>
-                <w:rFonts w:ascii="Arial Nova Cond Light" w:eastAsia="Times New Roman" w:hAnsi="Arial Nova Cond Light" w:cs="Arial"/>
-                <w:bCs/>
-                <w:lang w:eastAsia="es-ES"/>
-              </w:rPr>
               <w:tab/>
-              <w:t>Obtiene información del texto escrito.</w:t>
-            </w:r>
-          </w:p>
-          <w:p>
-            <w:pPr>
-              <w:tabs>
-                <w:tab w:val="left" w:pos="164"/>
-                <w:tab w:val="left" w:pos="284"/>
-              </w:tabs>
-              <w:spacing w:line="276" w:lineRule="auto"/>
-              <w:ind w:left="164" w:hanging="164"/>
-              <w:jc w:val="both"/>
-              <w:rPr>
-                <w:rFonts w:ascii="Arial Nova Cond Light" w:eastAsia="Times New Roman" w:hAnsi="Arial Nova Cond Light" w:cs="Arial"/>
-                <w:bCs/>
-                <w:lang w:eastAsia="es-ES"/>
-              </w:rPr>
-            </w:pPr>
-            <w:r>
-              <w:rPr>
-                <w:rFonts w:ascii="Arial Nova Cond Light" w:eastAsia="Times New Roman" w:hAnsi="Arial Nova Cond Light" w:cs="Arial"/>
-                <w:bCs/>
-                <w:lang w:eastAsia="es-ES"/>
-              </w:rPr>
-              <w:t>•</w:t>
-            </w:r>
-            <w:r>
-              <w:rPr>
-                <w:rFonts w:ascii="Arial Nova Cond Light" w:eastAsia="Times New Roman" w:hAnsi="Arial Nova Cond Light" w:cs="Arial"/>
-                <w:bCs/>
-                <w:lang w:eastAsia="es-ES"/>
-              </w:rPr>
-              <w:tab/>
-              <w:t>Infiere e interpreta información del texto escrito.</w:t>
-            </w:r>
-          </w:p>
-          <w:p>
-            <w:pPr>
-              <w:tabs>
-                <w:tab w:val="left" w:pos="164"/>
-                <w:tab w:val="left" w:pos="284"/>
-              </w:tabs>
-              <w:spacing w:line="276" w:lineRule="auto"/>
-              <w:ind w:left="164" w:hanging="164"/>
-              <w:jc w:val="both"/>
-              <w:rPr>
-                <w:rFonts w:ascii="Arial Nova Cond Light" w:eastAsia="Times New Roman" w:hAnsi="Arial Nova Cond Light" w:cs="Arial"/>
-                <w:b/>
-                <w:lang w:eastAsia="es-ES"/>
-              </w:rPr>
-            </w:pPr>
-            <w:r>
-              <w:rPr>
-                <w:rFonts w:ascii="Arial Nova Cond Light" w:eastAsia="Times New Roman" w:hAnsi="Arial Nova Cond Light" w:cs="Arial"/>
-                <w:bCs/>
-                <w:lang w:eastAsia="es-ES"/>
-              </w:rPr>
-              <w:t>•</w:t>
-            </w:r>
-            <w:r>
-              <w:rPr>
-                <w:rFonts w:ascii="Arial Nova Cond Light" w:eastAsia="Times New Roman" w:hAnsi="Arial Nova Cond Light" w:cs="Arial"/>
-                <w:bCs/>
-                <w:lang w:eastAsia="es-ES"/>
-              </w:rPr>
-              <w:tab/>
-              <w:t>Reflexiona y evalúa la forma, el contenido y contexto del texto escrito.</w:t>
-            </w:r>
-          </w:p>
-        </w:tc>
-        <w:tc>
-          <w:tcPr>
-            <w:tcW w:w="11623" w:type="dxa"/>
-          </w:tcPr>
+              <w:t>Integra información explícita ubicada en distintas partes del texto.</w:t>
+            </w:r>
+          </w:p>
           <w:p>
             <w:pPr>
               <w:pStyle w:val="Prrafodelista"/>
@@ -3231,9 +3361,32 @@
               <w:rPr>
                 <w:rFonts w:ascii="Arial Nova Cond Light" w:eastAsia="Times New Roman" w:hAnsi="Arial Nova Cond Light" w:cs="Arial"/>
                 <w:bCs/>
+                <w:sz w:val="20"/>
+                <w:szCs w:val="20"/>
                 <w:lang w:eastAsia="es-ES"/>
               </w:rPr>
             </w:pPr>
+            <w:r>
+              <w:rPr>
+                <w:rFonts w:ascii="Arial Nova Cond Light" w:eastAsia="Times New Roman" w:hAnsi="Arial Nova Cond Light" w:cs="Arial"/>
+                <w:bCs/>
+                <w:sz w:val="20"/>
+                <w:szCs w:val="20"/>
+                <w:lang w:eastAsia="es-ES"/>
+              </w:rPr>
+              <w:t>•</w:t>
+            </w:r>
+            <w:r>
+              <w:rPr>
+                <w:rFonts w:ascii="Arial Nova Cond Light" w:eastAsia="Times New Roman" w:hAnsi="Arial Nova Cond Light" w:cs="Arial"/>
+                <w:bCs/>
+                <w:sz w:val="20"/>
+                <w:szCs w:val="20"/>
+                <w:lang w:eastAsia="es-ES"/>
+              </w:rPr>
+              <w:tab/>
+              <w:t>Deduce información en textos complejos y temas de diversos campos del saber, en los que predomina el vocabulario variado y especializado.</w:t>
+            </w:r>
           </w:p>
           <w:p>
             <w:pPr>
@@ -3249,6 +3402,8 @@
               <w:rPr>
                 <w:rFonts w:ascii="Arial Nova Cond Light" w:eastAsia="Times New Roman" w:hAnsi="Arial Nova Cond Light" w:cs="Arial"/>
                 <w:bCs/>
+                <w:sz w:val="20"/>
+                <w:szCs w:val="20"/>
                 <w:lang w:eastAsia="es-ES"/>
               </w:rPr>
             </w:pPr>
@@ -3256,6 +3411,8 @@
               <w:rPr>
                 <w:rFonts w:ascii="Arial Nova Cond Light" w:eastAsia="Times New Roman" w:hAnsi="Arial Nova Cond Light" w:cs="Arial"/>
                 <w:bCs/>
+                <w:sz w:val="20"/>
+                <w:szCs w:val="20"/>
                 <w:lang w:eastAsia="es-ES"/>
               </w:rPr>
               <w:t>•</w:t>
@@ -3264,10 +3421,12 @@
               <w:rPr>
                 <w:rFonts w:ascii="Arial Nova Cond Light" w:eastAsia="Times New Roman" w:hAnsi="Arial Nova Cond Light" w:cs="Arial"/>
                 <w:bCs/>
+                <w:sz w:val="20"/>
+                <w:szCs w:val="20"/>
                 <w:lang w:eastAsia="es-ES"/>
               </w:rPr>
               <w:tab/>
-              <w:t>Identifica información relevante de textos complejos con vocabulario variado. Ejemplo: textos que contengan ambigüedades, humor e ironía, con expresiones de sentido figurado.</w:t>
+              <w:t>Explica el tema y el propósito comunicativo relacionando información del texto con sus saberes de su contexto sociocultural.</w:t>
             </w:r>
           </w:p>
           <w:p>
@@ -3284,6 +3443,8 @@
               <w:rPr>
                 <w:rFonts w:ascii="Arial Nova Cond Light" w:eastAsia="Times New Roman" w:hAnsi="Arial Nova Cond Light" w:cs="Arial"/>
                 <w:bCs/>
+                <w:sz w:val="20"/>
+                <w:szCs w:val="20"/>
                 <w:lang w:eastAsia="es-ES"/>
               </w:rPr>
             </w:pPr>
@@ -3291,6 +3452,8 @@
               <w:rPr>
                 <w:rFonts w:ascii="Arial Nova Cond Light" w:eastAsia="Times New Roman" w:hAnsi="Arial Nova Cond Light" w:cs="Arial"/>
                 <w:bCs/>
+                <w:sz w:val="20"/>
+                <w:szCs w:val="20"/>
                 <w:lang w:eastAsia="es-ES"/>
               </w:rPr>
               <w:t>•</w:t>
@@ -3299,10 +3462,12 @@
               <w:rPr>
                 <w:rFonts w:ascii="Arial Nova Cond Light" w:eastAsia="Times New Roman" w:hAnsi="Arial Nova Cond Light" w:cs="Arial"/>
                 <w:bCs/>
+                <w:sz w:val="20"/>
+                <w:szCs w:val="20"/>
                 <w:lang w:eastAsia="es-ES"/>
               </w:rPr>
               <w:tab/>
-              <w:t>Integra información explícita ubicada en distintas partes del texto.</w:t>
+              <w:t>Opina sobre ideas, hechos y personajes argumentando su posición respecto del texto, e identificando el contexto social e histórico donde se ha producido.</w:t>
             </w:r>
           </w:p>
           <w:p>
@@ -3319,6 +3484,8 @@
               <w:rPr>
                 <w:rFonts w:ascii="Arial Nova Cond Light" w:eastAsia="Times New Roman" w:hAnsi="Arial Nova Cond Light" w:cs="Arial"/>
                 <w:bCs/>
+                <w:sz w:val="20"/>
+                <w:szCs w:val="20"/>
                 <w:lang w:eastAsia="es-ES"/>
               </w:rPr>
             </w:pPr>
@@ -3326,6 +3493,8 @@
               <w:rPr>
                 <w:rFonts w:ascii="Arial Nova Cond Light" w:eastAsia="Times New Roman" w:hAnsi="Arial Nova Cond Light" w:cs="Arial"/>
                 <w:bCs/>
+                <w:sz w:val="20"/>
+                <w:szCs w:val="20"/>
                 <w:lang w:eastAsia="es-ES"/>
               </w:rPr>
               <w:t>•</w:t>
@@ -3334,10 +3503,12 @@
               <w:rPr>
                 <w:rFonts w:ascii="Arial Nova Cond Light" w:eastAsia="Times New Roman" w:hAnsi="Arial Nova Cond Light" w:cs="Arial"/>
                 <w:bCs/>
+                <w:sz w:val="20"/>
+                <w:szCs w:val="20"/>
                 <w:lang w:eastAsia="es-ES"/>
               </w:rPr>
               <w:tab/>
-              <w:t>Deduce información en textos complejos y temas de diversos campos del saber, en los que predomina el vocabulario variado y especializado.</w:t>
+              <w:t>Explica los diferentes puntos de vista, estereotipos y sesgos de diversos tipos de texto al contrastarlos.</w:t>
             </w:r>
           </w:p>
           <w:p>
@@ -3354,6 +3525,8 @@
               <w:rPr>
                 <w:rFonts w:ascii="Arial Nova Cond Light" w:eastAsia="Times New Roman" w:hAnsi="Arial Nova Cond Light" w:cs="Arial"/>
                 <w:bCs/>
+                <w:sz w:val="20"/>
+                <w:szCs w:val="20"/>
                 <w:lang w:eastAsia="es-ES"/>
               </w:rPr>
             </w:pPr>
@@ -3361,6 +3534,8 @@
               <w:rPr>
                 <w:rFonts w:ascii="Arial Nova Cond Light" w:eastAsia="Times New Roman" w:hAnsi="Arial Nova Cond Light" w:cs="Arial"/>
                 <w:bCs/>
+                <w:sz w:val="20"/>
+                <w:szCs w:val="20"/>
                 <w:lang w:eastAsia="es-ES"/>
               </w:rPr>
               <w:t>•</w:t>
@@ -3369,111 +3544,8 @@
               <w:rPr>
                 <w:rFonts w:ascii="Arial Nova Cond Light" w:eastAsia="Times New Roman" w:hAnsi="Arial Nova Cond Light" w:cs="Arial"/>
                 <w:bCs/>
-                <w:lang w:eastAsia="es-ES"/>
-              </w:rPr>
-              <w:tab/>
-              <w:t>Explica el tema y el propósito comunicativo relacionando información del texto con sus saberes de su contexto sociocultural.</w:t>
-            </w:r>
-          </w:p>
-          <w:p>
-            <w:pPr>
-              <w:pStyle w:val="Prrafodelista"/>
-              <w:tabs>
-                <w:tab w:val="left" w:pos="0"/>
-                <w:tab w:val="left" w:pos="178"/>
-                <w:tab w:val="left" w:pos="284"/>
-              </w:tabs>
-              <w:spacing w:line="276" w:lineRule="auto"/>
-              <w:ind w:left="178" w:hanging="141"/>
-              <w:jc w:val="both"/>
-              <w:rPr>
-                <w:rFonts w:ascii="Arial Nova Cond Light" w:eastAsia="Times New Roman" w:hAnsi="Arial Nova Cond Light" w:cs="Arial"/>
-                <w:bCs/>
-                <w:lang w:eastAsia="es-ES"/>
-              </w:rPr>
-            </w:pPr>
-            <w:r>
-              <w:rPr>
-                <w:rFonts w:ascii="Arial Nova Cond Light" w:eastAsia="Times New Roman" w:hAnsi="Arial Nova Cond Light" w:cs="Arial"/>
-                <w:bCs/>
-                <w:lang w:eastAsia="es-ES"/>
-              </w:rPr>
-              <w:t>•</w:t>
-            </w:r>
-            <w:r>
-              <w:rPr>
-                <w:rFonts w:ascii="Arial Nova Cond Light" w:eastAsia="Times New Roman" w:hAnsi="Arial Nova Cond Light" w:cs="Arial"/>
-                <w:bCs/>
-                <w:lang w:eastAsia="es-ES"/>
-              </w:rPr>
-              <w:tab/>
-              <w:t>Opina sobre ideas, hechos y personajes argumentando su posición respecto del texto, e identificando el contexto social e histórico donde se ha producido.</w:t>
-            </w:r>
-          </w:p>
-          <w:p>
-            <w:pPr>
-              <w:pStyle w:val="Prrafodelista"/>
-              <w:tabs>
-                <w:tab w:val="left" w:pos="0"/>
-                <w:tab w:val="left" w:pos="178"/>
-                <w:tab w:val="left" w:pos="284"/>
-              </w:tabs>
-              <w:spacing w:line="276" w:lineRule="auto"/>
-              <w:ind w:left="178" w:hanging="141"/>
-              <w:jc w:val="both"/>
-              <w:rPr>
-                <w:rFonts w:ascii="Arial Nova Cond Light" w:eastAsia="Times New Roman" w:hAnsi="Arial Nova Cond Light" w:cs="Arial"/>
-                <w:bCs/>
-                <w:lang w:eastAsia="es-ES"/>
-              </w:rPr>
-            </w:pPr>
-            <w:r>
-              <w:rPr>
-                <w:rFonts w:ascii="Arial Nova Cond Light" w:eastAsia="Times New Roman" w:hAnsi="Arial Nova Cond Light" w:cs="Arial"/>
-                <w:bCs/>
-                <w:lang w:eastAsia="es-ES"/>
-              </w:rPr>
-              <w:t>•</w:t>
-            </w:r>
-            <w:r>
-              <w:rPr>
-                <w:rFonts w:ascii="Arial Nova Cond Light" w:eastAsia="Times New Roman" w:hAnsi="Arial Nova Cond Light" w:cs="Arial"/>
-                <w:bCs/>
-                <w:lang w:eastAsia="es-ES"/>
-              </w:rPr>
-              <w:tab/>
-              <w:t>Explica los diferentes puntos de vista, estereotipos y sesgos de diversos tipos de texto al contrastarlos.</w:t>
-            </w:r>
-          </w:p>
-          <w:p>
-            <w:pPr>
-              <w:pStyle w:val="Prrafodelista"/>
-              <w:tabs>
-                <w:tab w:val="left" w:pos="0"/>
-                <w:tab w:val="left" w:pos="178"/>
-                <w:tab w:val="left" w:pos="284"/>
-              </w:tabs>
-              <w:spacing w:line="276" w:lineRule="auto"/>
-              <w:ind w:left="178" w:hanging="141"/>
-              <w:jc w:val="both"/>
-              <w:rPr>
-                <w:rFonts w:ascii="Arial Nova Cond Light" w:eastAsia="Times New Roman" w:hAnsi="Arial Nova Cond Light" w:cs="Arial"/>
-                <w:bCs/>
-                <w:lang w:eastAsia="es-ES"/>
-              </w:rPr>
-            </w:pPr>
-            <w:r>
-              <w:rPr>
-                <w:rFonts w:ascii="Arial Nova Cond Light" w:eastAsia="Times New Roman" w:hAnsi="Arial Nova Cond Light" w:cs="Arial"/>
-                <w:bCs/>
-                <w:lang w:eastAsia="es-ES"/>
-              </w:rPr>
-              <w:t>•</w:t>
-            </w:r>
-            <w:r>
-              <w:rPr>
-                <w:rFonts w:ascii="Arial Nova Cond Light" w:eastAsia="Times New Roman" w:hAnsi="Arial Nova Cond Light" w:cs="Arial"/>
-                <w:bCs/>
+                <w:sz w:val="20"/>
+                <w:szCs w:val="20"/>
                 <w:lang w:eastAsia="es-ES"/>
               </w:rPr>
               <w:tab/>
@@ -3483,6 +3555,8 @@
               <w:rPr>
                 <w:rFonts w:ascii="Arial Nova Cond Light" w:eastAsia="Times New Roman" w:hAnsi="Arial Nova Cond Light" w:cs="Arial"/>
                 <w:bCs/>
+                <w:sz w:val="20"/>
+                <w:szCs w:val="20"/>
                 <w:lang w:eastAsia="es-ES"/>
               </w:rPr>
               <w:t>l</w:t>
@@ -3491,26 +3565,12 @@
               <w:rPr>
                 <w:rFonts w:ascii="Arial Nova Cond Light" w:eastAsia="Times New Roman" w:hAnsi="Arial Nova Cond Light" w:cs="Arial"/>
                 <w:bCs/>
+                <w:sz w:val="20"/>
+                <w:szCs w:val="20"/>
                 <w:lang w:eastAsia="es-ES"/>
               </w:rPr>
               <w:t>a intención del autor considerando el tipo de texto, el género discursivo y las estrategias discursivas34 empleadas en el texto.</w:t>
             </w:r>
-          </w:p>
-          <w:p>
-            <w:pPr>
-              <w:tabs>
-                <w:tab w:val="left" w:pos="0"/>
-                <w:tab w:val="left" w:pos="178"/>
-                <w:tab w:val="left" w:pos="284"/>
-              </w:tabs>
-              <w:spacing w:line="276" w:lineRule="auto"/>
-              <w:jc w:val="both"/>
-              <w:rPr>
-                <w:rFonts w:ascii="Arial Nova Cond Light" w:eastAsia="Times New Roman" w:hAnsi="Arial Nova Cond Light" w:cs="Arial"/>
-                <w:bCs/>
-                <w:lang w:eastAsia="es-ES"/>
-              </w:rPr>
-            </w:pPr>
           </w:p>
         </w:tc>
       </w:tr>
@@ -3538,6 +3598,8 @@
               <w:rPr>
                 <w:rFonts w:ascii="Arial Nova Cond Light" w:eastAsia="Times New Roman" w:hAnsi="Arial Nova Cond Light" w:cs="Arial"/>
                 <w:b/>
+                <w:sz w:val="20"/>
+                <w:szCs w:val="20"/>
                 <w:lang w:eastAsia="es-ES"/>
               </w:rPr>
             </w:pPr>
@@ -3545,9 +3607,10 @@
               <w:rPr>
                 <w:rFonts w:ascii="Arial Nova Cond Light" w:eastAsia="Times New Roman" w:hAnsi="Arial Nova Cond Light" w:cs="Arial"/>
                 <w:b/>
+                <w:sz w:val="20"/>
+                <w:szCs w:val="20"/>
                 <w:lang w:eastAsia="es-ES"/>
               </w:rPr>
-              <w:lastRenderedPageBreak/>
               <w:t>COMPETENCIA 3:</w:t>
             </w:r>
           </w:p>
@@ -3572,6 +3635,8 @@
                 <w:rFonts w:ascii="Arial Nova Cond Light" w:eastAsia="Times New Roman" w:hAnsi="Arial Nova Cond Light" w:cs="Arial"/>
                 <w:b/>
                 <w:bCs/>
+                <w:sz w:val="20"/>
+                <w:szCs w:val="20"/>
                 <w:lang w:eastAsia="es-ES"/>
               </w:rPr>
             </w:pPr>
@@ -3581,6 +3646,8 @@
                 <w:b/>
                 <w:bCs/>
                 <w:color w:val="BF4E14" w:themeColor="accent2" w:themeShade="BF"/>
+                <w:sz w:val="20"/>
+                <w:szCs w:val="20"/>
               </w:rPr>
               <w:t>ESCRIBE DIVERSOS TIPOS DE TEXTOS EN CASTELLANO COMO SEGUNDA LENGUA</w:t>
             </w:r>
@@ -3589,7 +3656,7 @@
       </w:tr>
       <w:tr>
         <w:trPr>
-          <w:trHeight w:val="1630"/>
+          <w:trHeight w:val="1346"/>
         </w:trPr>
         <w:tc>
           <w:tcPr>
@@ -3609,6 +3676,8 @@
               <w:rPr>
                 <w:rFonts w:ascii="Arial Nova Cond Light" w:eastAsia="Times New Roman" w:hAnsi="Arial Nova Cond Light" w:cs="Arial"/>
                 <w:b/>
+                <w:sz w:val="20"/>
+                <w:szCs w:val="20"/>
                 <w:lang w:eastAsia="es-ES"/>
               </w:rPr>
             </w:pPr>
@@ -3616,6 +3685,8 @@
               <w:rPr>
                 <w:rFonts w:ascii="Arial Nova Cond Light" w:eastAsia="Times New Roman" w:hAnsi="Arial Nova Cond Light" w:cs="Arial"/>
                 <w:b/>
+                <w:sz w:val="20"/>
+                <w:szCs w:val="20"/>
                 <w:lang w:eastAsia="es-ES"/>
               </w:rPr>
               <w:t>ESTANDAR DE APRENDIZAJE</w:t>
@@ -3640,36 +3711,80 @@
               <w:rPr>
                 <w:rFonts w:ascii="Arial Nova Cond Light" w:eastAsia="Times New Roman" w:hAnsi="Arial Nova Cond Light" w:cs="Arial"/>
                 <w:bCs/>
+                <w:sz w:val="20"/>
+                <w:szCs w:val="20"/>
                 <w:lang w:eastAsia="es-ES"/>
               </w:rPr>
             </w:pPr>
-          </w:p>
-          <w:p>
-            <w:pPr>
-              <w:pStyle w:val="Prrafodelista"/>
+            <w:r>
+              <w:rPr>
+                <w:rFonts w:ascii="Arial Nova Cond Light" w:eastAsia="Times New Roman" w:hAnsi="Arial Nova Cond Light" w:cs="Arial"/>
+                <w:bCs/>
+                <w:sz w:val="20"/>
+                <w:szCs w:val="20"/>
+                <w:lang w:eastAsia="es-ES"/>
+              </w:rPr>
+              <w:t>Escribe diversos tipos de textos de forma reflexiva sobre temas variados. Adecúa su texto a su destinatario, propósito y registro; utiliza diversas fuentes de información complementaria y/o divergente entre sí, que provienen de diversos contextos socioculturales e históricos. Organiza y desarrolla sus ideas en torno al género discursivo y al tema, usando vocabulario variado y especializado. Relaciona ideas del texto a través del uso de recursos gramaticales y recursos ortográficos para darle claridad y sentido. Reflexiona sobre el contenido del texto, la organización y el contexto donde se desarrolla, evalúa los usos del lenguaje justificando su posición.</w:t>
+            </w:r>
+            <w:r>
+              <w:rPr>
+                <w:rFonts w:ascii="Arial Nova Cond Light" w:eastAsia="Times New Roman" w:hAnsi="Arial Nova Cond Light" w:cs="Arial"/>
+                <w:bCs/>
+                <w:sz w:val="20"/>
+                <w:szCs w:val="20"/>
+                <w:lang w:eastAsia="es-ES"/>
+              </w:rPr>
+              <w:t xml:space="preserve"> </w:t>
+            </w:r>
+          </w:p>
+        </w:tc>
+      </w:tr>
+      <w:tr>
+        <w:trPr>
+          <w:trHeight w:val="113"/>
+        </w:trPr>
+        <w:tc>
+          <w:tcPr>
+            <w:tcW w:w="3246" w:type="dxa"/>
+            <w:shd w:val="clear" w:color="auto" w:fill="C1F0C7" w:themeFill="accent3" w:themeFillTint="33"/>
+            <w:vAlign w:val="center"/>
+          </w:tcPr>
+          <w:p>
+            <w:pPr>
               <w:tabs>
                 <w:tab w:val="left" w:pos="0"/>
                 <w:tab w:val="left" w:pos="142"/>
                 <w:tab w:val="left" w:pos="284"/>
               </w:tabs>
               <w:spacing w:line="276" w:lineRule="auto"/>
-              <w:ind w:left="37" w:hanging="37"/>
-              <w:jc w:val="both"/>
+              <w:ind w:left="360"/>
+              <w:jc w:val="center"/>
               <w:rPr>
                 <w:rFonts w:ascii="Arial Nova Cond Light" w:eastAsia="Times New Roman" w:hAnsi="Arial Nova Cond Light" w:cs="Arial"/>
-                <w:bCs/>
+                <w:b/>
+                <w:sz w:val="20"/>
+                <w:szCs w:val="20"/>
                 <w:lang w:eastAsia="es-ES"/>
               </w:rPr>
             </w:pPr>
             <w:r>
               <w:rPr>
                 <w:rFonts w:ascii="Arial Nova Cond Light" w:eastAsia="Times New Roman" w:hAnsi="Arial Nova Cond Light" w:cs="Arial"/>
-                <w:bCs/>
+                <w:b/>
+                <w:sz w:val="20"/>
+                <w:szCs w:val="20"/>
                 <w:lang w:eastAsia="es-ES"/>
               </w:rPr>
-              <w:t>Escribe diversos tipos de textos de forma reflexiva sobre temas variados. Adecúa su texto a su destinatario, propósito y registro; utiliza diversas fuentes de información complementaria y/o divergente entre sí, que provienen de diversos contextos socioculturales e históricos. Organiza y desarrolla sus ideas en torno al género discursivo y al tema, usando vocabulario variado y especializado. Relaciona ideas del texto a través del uso de recursos gramaticales y recursos ortográficos para darle claridad y sentido. Reflexiona sobre el contenido del texto, la organización y el contexto donde se desarrolla, evalúa los usos del lenguaje justificando su posición.</w:t>
-            </w:r>
-          </w:p>
+              <w:t>CAPACIDADES</w:t>
+            </w:r>
+          </w:p>
+        </w:tc>
+        <w:tc>
+          <w:tcPr>
+            <w:tcW w:w="11623" w:type="dxa"/>
+            <w:shd w:val="clear" w:color="auto" w:fill="C1F0C7" w:themeFill="accent3" w:themeFillTint="33"/>
+            <w:vAlign w:val="center"/>
+          </w:tcPr>
           <w:p>
             <w:pPr>
               <w:pStyle w:val="Prrafodelista"/>
@@ -3679,14 +3794,26 @@
                 <w:tab w:val="left" w:pos="284"/>
               </w:tabs>
               <w:spacing w:line="276" w:lineRule="auto"/>
-              <w:ind w:left="37" w:hanging="37"/>
-              <w:jc w:val="both"/>
+              <w:ind w:left="0"/>
+              <w:jc w:val="center"/>
               <w:rPr>
                 <w:rFonts w:ascii="Arial Nova Cond Light" w:eastAsia="Times New Roman" w:hAnsi="Arial Nova Cond Light" w:cs="Arial"/>
-                <w:bCs/>
+                <w:b/>
+                <w:sz w:val="20"/>
+                <w:szCs w:val="20"/>
                 <w:lang w:eastAsia="es-ES"/>
               </w:rPr>
             </w:pPr>
+            <w:r>
+              <w:rPr>
+                <w:rFonts w:ascii="Arial Nova Cond Light" w:eastAsia="Times New Roman" w:hAnsi="Arial Nova Cond Light" w:cs="Arial"/>
+                <w:b/>
+                <w:sz w:val="20"/>
+                <w:szCs w:val="20"/>
+                <w:lang w:eastAsia="es-ES"/>
+              </w:rPr>
+              <w:t xml:space="preserve">DESEMPEÑOS </w:t>
+            </w:r>
           </w:p>
         </w:tc>
       </w:tr>
@@ -3697,76 +3824,6 @@
         <w:tc>
           <w:tcPr>
             <w:tcW w:w="3246" w:type="dxa"/>
-            <w:shd w:val="clear" w:color="auto" w:fill="C1F0C7" w:themeFill="accent3" w:themeFillTint="33"/>
-            <w:vAlign w:val="center"/>
-          </w:tcPr>
-          <w:p>
-            <w:pPr>
-              <w:tabs>
-                <w:tab w:val="left" w:pos="0"/>
-                <w:tab w:val="left" w:pos="142"/>
-                <w:tab w:val="left" w:pos="284"/>
-              </w:tabs>
-              <w:spacing w:line="276" w:lineRule="auto"/>
-              <w:ind w:left="360"/>
-              <w:jc w:val="center"/>
-              <w:rPr>
-                <w:rFonts w:ascii="Arial Nova Cond Light" w:eastAsia="Times New Roman" w:hAnsi="Arial Nova Cond Light" w:cs="Arial"/>
-                <w:b/>
-                <w:lang w:eastAsia="es-ES"/>
-              </w:rPr>
-            </w:pPr>
-            <w:r>
-              <w:rPr>
-                <w:rFonts w:ascii="Arial Nova Cond Light" w:eastAsia="Times New Roman" w:hAnsi="Arial Nova Cond Light" w:cs="Arial"/>
-                <w:b/>
-                <w:lang w:eastAsia="es-ES"/>
-              </w:rPr>
-              <w:t>CAPACIDADES</w:t>
-            </w:r>
-          </w:p>
-        </w:tc>
-        <w:tc>
-          <w:tcPr>
-            <w:tcW w:w="11623" w:type="dxa"/>
-            <w:shd w:val="clear" w:color="auto" w:fill="C1F0C7" w:themeFill="accent3" w:themeFillTint="33"/>
-            <w:vAlign w:val="center"/>
-          </w:tcPr>
-          <w:p>
-            <w:pPr>
-              <w:pStyle w:val="Prrafodelista"/>
-              <w:tabs>
-                <w:tab w:val="left" w:pos="0"/>
-                <w:tab w:val="left" w:pos="142"/>
-                <w:tab w:val="left" w:pos="284"/>
-              </w:tabs>
-              <w:spacing w:line="276" w:lineRule="auto"/>
-              <w:ind w:left="0"/>
-              <w:jc w:val="center"/>
-              <w:rPr>
-                <w:rFonts w:ascii="Arial Nova Cond Light" w:eastAsia="Times New Roman" w:hAnsi="Arial Nova Cond Light" w:cs="Arial"/>
-                <w:b/>
-                <w:lang w:eastAsia="es-ES"/>
-              </w:rPr>
-            </w:pPr>
-            <w:r>
-              <w:rPr>
-                <w:rFonts w:ascii="Arial Nova Cond Light" w:eastAsia="Times New Roman" w:hAnsi="Arial Nova Cond Light" w:cs="Arial"/>
-                <w:b/>
-                <w:lang w:eastAsia="es-ES"/>
-              </w:rPr>
-              <w:t xml:space="preserve">DESEMPEÑOS </w:t>
-            </w:r>
-          </w:p>
-        </w:tc>
-      </w:tr>
-      <w:tr>
-        <w:trPr>
-          <w:trHeight w:val="113"/>
-        </w:trPr>
-        <w:tc>
-          <w:tcPr>
-            <w:tcW w:w="3246" w:type="dxa"/>
             <w:vAlign w:val="center"/>
           </w:tcPr>
           <w:p>
@@ -3780,9 +3837,32 @@
               <w:rPr>
                 <w:rFonts w:ascii="Arial Nova Cond Light" w:eastAsia="Times New Roman" w:hAnsi="Arial Nova Cond Light" w:cs="Arial"/>
                 <w:bCs/>
+                <w:sz w:val="20"/>
+                <w:szCs w:val="20"/>
                 <w:lang w:eastAsia="es-ES"/>
               </w:rPr>
             </w:pPr>
+            <w:r>
+              <w:rPr>
+                <w:rFonts w:ascii="Arial Nova Cond Light" w:eastAsia="Times New Roman" w:hAnsi="Arial Nova Cond Light" w:cs="Arial"/>
+                <w:bCs/>
+                <w:sz w:val="20"/>
+                <w:szCs w:val="20"/>
+                <w:lang w:eastAsia="es-ES"/>
+              </w:rPr>
+              <w:t>•</w:t>
+            </w:r>
+            <w:r>
+              <w:rPr>
+                <w:rFonts w:ascii="Arial Nova Cond Light" w:eastAsia="Times New Roman" w:hAnsi="Arial Nova Cond Light" w:cs="Arial"/>
+                <w:bCs/>
+                <w:sz w:val="20"/>
+                <w:szCs w:val="20"/>
+                <w:lang w:eastAsia="es-ES"/>
+              </w:rPr>
+              <w:tab/>
+              <w:t>Adecúa el texto a la situación comunicativa.</w:t>
+            </w:r>
           </w:p>
           <w:p>
             <w:pPr>
@@ -3795,6 +3875,8 @@
               <w:rPr>
                 <w:rFonts w:ascii="Arial Nova Cond Light" w:eastAsia="Times New Roman" w:hAnsi="Arial Nova Cond Light" w:cs="Arial"/>
                 <w:bCs/>
+                <w:sz w:val="20"/>
+                <w:szCs w:val="20"/>
                 <w:lang w:eastAsia="es-ES"/>
               </w:rPr>
             </w:pPr>
@@ -3802,6 +3884,8 @@
               <w:rPr>
                 <w:rFonts w:ascii="Arial Nova Cond Light" w:eastAsia="Times New Roman" w:hAnsi="Arial Nova Cond Light" w:cs="Arial"/>
                 <w:bCs/>
+                <w:sz w:val="20"/>
+                <w:szCs w:val="20"/>
                 <w:lang w:eastAsia="es-ES"/>
               </w:rPr>
               <w:t>•</w:t>
@@ -3810,10 +3894,12 @@
               <w:rPr>
                 <w:rFonts w:ascii="Arial Nova Cond Light" w:eastAsia="Times New Roman" w:hAnsi="Arial Nova Cond Light" w:cs="Arial"/>
                 <w:bCs/>
+                <w:sz w:val="20"/>
+                <w:szCs w:val="20"/>
                 <w:lang w:eastAsia="es-ES"/>
               </w:rPr>
               <w:tab/>
-              <w:t>Adecúa el texto a la situación comunicativa.</w:t>
+              <w:t>Organiza y desarrolla las ideas de forma coherente y cohesionada.</w:t>
             </w:r>
           </w:p>
           <w:p>
@@ -3827,6 +3913,8 @@
               <w:rPr>
                 <w:rFonts w:ascii="Arial Nova Cond Light" w:eastAsia="Times New Roman" w:hAnsi="Arial Nova Cond Light" w:cs="Arial"/>
                 <w:bCs/>
+                <w:sz w:val="20"/>
+                <w:szCs w:val="20"/>
                 <w:lang w:eastAsia="es-ES"/>
               </w:rPr>
             </w:pPr>
@@ -3834,6 +3922,8 @@
               <w:rPr>
                 <w:rFonts w:ascii="Arial Nova Cond Light" w:eastAsia="Times New Roman" w:hAnsi="Arial Nova Cond Light" w:cs="Arial"/>
                 <w:bCs/>
+                <w:sz w:val="20"/>
+                <w:szCs w:val="20"/>
                 <w:lang w:eastAsia="es-ES"/>
               </w:rPr>
               <w:t>•</w:t>
@@ -3842,10 +3932,12 @@
               <w:rPr>
                 <w:rFonts w:ascii="Arial Nova Cond Light" w:eastAsia="Times New Roman" w:hAnsi="Arial Nova Cond Light" w:cs="Arial"/>
                 <w:bCs/>
+                <w:sz w:val="20"/>
+                <w:szCs w:val="20"/>
                 <w:lang w:eastAsia="es-ES"/>
               </w:rPr>
               <w:tab/>
-              <w:t>Organiza y desarrolla las ideas de forma coherente y cohesionada.</w:t>
+              <w:t>Utiliza convenciones del lenguaje escrito de forma pertinente.</w:t>
             </w:r>
           </w:p>
           <w:p>
@@ -3859,6 +3951,8 @@
               <w:rPr>
                 <w:rFonts w:ascii="Arial Nova Cond Light" w:eastAsia="Times New Roman" w:hAnsi="Arial Nova Cond Light" w:cs="Arial"/>
                 <w:bCs/>
+                <w:sz w:val="20"/>
+                <w:szCs w:val="20"/>
                 <w:lang w:eastAsia="es-ES"/>
               </w:rPr>
             </w:pPr>
@@ -3866,6 +3960,8 @@
               <w:rPr>
                 <w:rFonts w:ascii="Arial Nova Cond Light" w:eastAsia="Times New Roman" w:hAnsi="Arial Nova Cond Light" w:cs="Arial"/>
                 <w:bCs/>
+                <w:sz w:val="20"/>
+                <w:szCs w:val="20"/>
                 <w:lang w:eastAsia="es-ES"/>
               </w:rPr>
               <w:t>•</w:t>
@@ -3874,58 +3970,13 @@
               <w:rPr>
                 <w:rFonts w:ascii="Arial Nova Cond Light" w:eastAsia="Times New Roman" w:hAnsi="Arial Nova Cond Light" w:cs="Arial"/>
                 <w:bCs/>
-                <w:lang w:eastAsia="es-ES"/>
-              </w:rPr>
-              <w:tab/>
-              <w:t>Utiliza convenciones del lenguaje escrito de forma pertinente.</w:t>
-            </w:r>
-          </w:p>
-          <w:p>
-            <w:pPr>
-              <w:tabs>
-                <w:tab w:val="left" w:pos="164"/>
-              </w:tabs>
-              <w:spacing w:line="276" w:lineRule="auto"/>
-              <w:ind w:left="164" w:hanging="164"/>
-              <w:jc w:val="both"/>
-              <w:rPr>
-                <w:rFonts w:ascii="Arial Nova Cond Light" w:eastAsia="Times New Roman" w:hAnsi="Arial Nova Cond Light" w:cs="Arial"/>
-                <w:bCs/>
-                <w:lang w:eastAsia="es-ES"/>
-              </w:rPr>
-            </w:pPr>
-            <w:r>
-              <w:rPr>
-                <w:rFonts w:ascii="Arial Nova Cond Light" w:eastAsia="Times New Roman" w:hAnsi="Arial Nova Cond Light" w:cs="Arial"/>
-                <w:bCs/>
-                <w:lang w:eastAsia="es-ES"/>
-              </w:rPr>
-              <w:t>•</w:t>
-            </w:r>
-            <w:r>
-              <w:rPr>
-                <w:rFonts w:ascii="Arial Nova Cond Light" w:eastAsia="Times New Roman" w:hAnsi="Arial Nova Cond Light" w:cs="Arial"/>
-                <w:bCs/>
+                <w:sz w:val="20"/>
+                <w:szCs w:val="20"/>
                 <w:lang w:eastAsia="es-ES"/>
               </w:rPr>
               <w:tab/>
               <w:t>Reflexiona y evalúa la forma, el contenido y contexto del texto escrito.</w:t>
             </w:r>
-          </w:p>
-          <w:p>
-            <w:pPr>
-              <w:tabs>
-                <w:tab w:val="left" w:pos="164"/>
-              </w:tabs>
-              <w:spacing w:line="276" w:lineRule="auto"/>
-              <w:ind w:left="164" w:hanging="164"/>
-              <w:jc w:val="both"/>
-              <w:rPr>
-                <w:rFonts w:ascii="Arial Nova Cond Light" w:eastAsia="Times New Roman" w:hAnsi="Arial Nova Cond Light" w:cs="Arial"/>
-                <w:b/>
-                <w:lang w:eastAsia="es-ES"/>
-              </w:rPr>
-            </w:pPr>
           </w:p>
         </w:tc>
         <w:tc>
@@ -3946,9 +3997,62 @@
               <w:rPr>
                 <w:rFonts w:ascii="Arial Nova Cond Light" w:eastAsia="Times New Roman" w:hAnsi="Arial Nova Cond Light" w:cs="Arial"/>
                 <w:bCs/>
+                <w:sz w:val="20"/>
+                <w:szCs w:val="20"/>
                 <w:lang w:eastAsia="es-ES"/>
               </w:rPr>
             </w:pPr>
+            <w:r>
+              <w:rPr>
+                <w:rFonts w:ascii="Arial Nova Cond Light" w:eastAsia="Times New Roman" w:hAnsi="Arial Nova Cond Light" w:cs="Arial"/>
+                <w:bCs/>
+                <w:sz w:val="20"/>
+                <w:szCs w:val="20"/>
+                <w:lang w:eastAsia="es-ES"/>
+              </w:rPr>
+              <w:t>•</w:t>
+            </w:r>
+            <w:r>
+              <w:rPr>
+                <w:rFonts w:ascii="Arial Nova Cond Light" w:eastAsia="Times New Roman" w:hAnsi="Arial Nova Cond Light" w:cs="Arial"/>
+                <w:bCs/>
+                <w:sz w:val="20"/>
+                <w:szCs w:val="20"/>
+                <w:lang w:eastAsia="es-ES"/>
+              </w:rPr>
+              <w:tab/>
+              <w:t>Adecúa su texto al destinatario, el registro formal e informal, y el propósito comunicativo sobre temas variados</w:t>
+            </w:r>
+            <w:r>
+              <w:rPr>
+                <w:rFonts w:ascii="Arial Nova Cond Light" w:eastAsia="Times New Roman" w:hAnsi="Arial Nova Cond Light" w:cs="Arial"/>
+                <w:bCs/>
+                <w:sz w:val="20"/>
+                <w:szCs w:val="20"/>
+                <w:lang w:eastAsia="es-ES"/>
+              </w:rPr>
+              <w:t>,</w:t>
+            </w:r>
+            <w:r>
+              <w:rPr>
+                <w:rFonts w:ascii="Arial Nova Cond Light" w:eastAsia="Times New Roman" w:hAnsi="Arial Nova Cond Light" w:cs="Arial"/>
+                <w:bCs/>
+                <w:sz w:val="20"/>
+                <w:szCs w:val="20"/>
+                <w:lang w:eastAsia="es-ES"/>
+              </w:rPr>
+              <w:t xml:space="preserve"> </w:t>
+            </w:r>
+            <w:r>
+              <w:rPr>
+                <w:rFonts w:ascii="Arial Nova Cond Light" w:eastAsia="Times New Roman" w:hAnsi="Arial Nova Cond Light" w:cs="Arial"/>
+                <w:bCs/>
+                <w:sz w:val="20"/>
+                <w:szCs w:val="20"/>
+                <w:lang w:eastAsia="es-ES"/>
+              </w:rPr>
+              <w:t>utilizando diversas fuentes con información opuesta oral o escrita, que provienen de diversos contextos socioculturales.</w:t>
+            </w:r>
           </w:p>
           <w:p>
             <w:pPr>
@@ -3964,6 +4068,8 @@
               <w:rPr>
                 <w:rFonts w:ascii="Arial Nova Cond Light" w:eastAsia="Times New Roman" w:hAnsi="Arial Nova Cond Light" w:cs="Arial"/>
                 <w:bCs/>
+                <w:sz w:val="20"/>
+                <w:szCs w:val="20"/>
                 <w:lang w:eastAsia="es-ES"/>
               </w:rPr>
             </w:pPr>
@@ -3971,6 +4077,8 @@
               <w:rPr>
                 <w:rFonts w:ascii="Arial Nova Cond Light" w:eastAsia="Times New Roman" w:hAnsi="Arial Nova Cond Light" w:cs="Arial"/>
                 <w:bCs/>
+                <w:sz w:val="20"/>
+                <w:szCs w:val="20"/>
                 <w:lang w:eastAsia="es-ES"/>
               </w:rPr>
               <w:t>•</w:t>
@@ -3979,34 +4087,32 @@
               <w:rPr>
                 <w:rFonts w:ascii="Arial Nova Cond Light" w:eastAsia="Times New Roman" w:hAnsi="Arial Nova Cond Light" w:cs="Arial"/>
                 <w:bCs/>
+                <w:sz w:val="20"/>
+                <w:szCs w:val="20"/>
                 <w:lang w:eastAsia="es-ES"/>
               </w:rPr>
               <w:tab/>
-              <w:t>Adecúa su texto al destinatario, el registro formal e informal, y el propósito comunicativo sobre temas variados</w:t>
+              <w:t xml:space="preserve">Escribe textos en torno a un tema. Ordena las ideas mediante el uso </w:t>
             </w:r>
             <w:r>
               <w:rPr>
                 <w:rFonts w:ascii="Arial Nova Cond Light" w:eastAsia="Times New Roman" w:hAnsi="Arial Nova Cond Light" w:cs="Arial"/>
                 <w:bCs/>
+                <w:sz w:val="20"/>
+                <w:szCs w:val="20"/>
                 <w:lang w:eastAsia="es-ES"/>
               </w:rPr>
-              <w:t>,</w:t>
+              <w:t xml:space="preserve">variado </w:t>
             </w:r>
             <w:r>
               <w:rPr>
                 <w:rFonts w:ascii="Arial Nova Cond Light" w:eastAsia="Times New Roman" w:hAnsi="Arial Nova Cond Light" w:cs="Arial"/>
                 <w:bCs/>
+                <w:sz w:val="20"/>
+                <w:szCs w:val="20"/>
                 <w:lang w:eastAsia="es-ES"/>
               </w:rPr>
-              <w:t xml:space="preserve"> </w:t>
-            </w:r>
-            <w:r>
-              <w:rPr>
-                <w:rFonts w:ascii="Arial Nova Cond Light" w:eastAsia="Times New Roman" w:hAnsi="Arial Nova Cond Light" w:cs="Arial"/>
-                <w:bCs/>
-                <w:lang w:eastAsia="es-ES"/>
-              </w:rPr>
-              <w:t>utilizando diversas fuentes con información opuesta oral o escrita, que provienen de diversos contextos socioculturales.</w:t>
+              <w:t>de conectores y referentes gramaticales.</w:t>
             </w:r>
           </w:p>
           <w:p>
@@ -4023,6 +4129,8 @@
               <w:rPr>
                 <w:rFonts w:ascii="Arial Nova Cond Light" w:eastAsia="Times New Roman" w:hAnsi="Arial Nova Cond Light" w:cs="Arial"/>
                 <w:bCs/>
+                <w:sz w:val="20"/>
+                <w:szCs w:val="20"/>
                 <w:lang w:eastAsia="es-ES"/>
               </w:rPr>
             </w:pPr>
@@ -4030,6 +4138,8 @@
               <w:rPr>
                 <w:rFonts w:ascii="Arial Nova Cond Light" w:eastAsia="Times New Roman" w:hAnsi="Arial Nova Cond Light" w:cs="Arial"/>
                 <w:bCs/>
+                <w:sz w:val="20"/>
+                <w:szCs w:val="20"/>
                 <w:lang w:eastAsia="es-ES"/>
               </w:rPr>
               <w:t>•</w:t>
@@ -4038,26 +4148,22 @@
               <w:rPr>
                 <w:rFonts w:ascii="Arial Nova Cond Light" w:eastAsia="Times New Roman" w:hAnsi="Arial Nova Cond Light" w:cs="Arial"/>
                 <w:bCs/>
+                <w:sz w:val="20"/>
+                <w:szCs w:val="20"/>
                 <w:lang w:eastAsia="es-ES"/>
               </w:rPr>
               <w:tab/>
-              <w:t xml:space="preserve">Escribe textos en torno a un tema. Ordena las ideas mediante el uso </w:t>
+              <w:t>Organiza su texto en párrafos en torno a diversos temas</w:t>
             </w:r>
             <w:r>
               <w:rPr>
                 <w:rFonts w:ascii="Arial Nova Cond Light" w:eastAsia="Times New Roman" w:hAnsi="Arial Nova Cond Light" w:cs="Arial"/>
                 <w:bCs/>
+                <w:sz w:val="20"/>
+                <w:szCs w:val="20"/>
                 <w:lang w:eastAsia="es-ES"/>
               </w:rPr>
-              <w:t xml:space="preserve">variado </w:t>
-            </w:r>
-            <w:r>
-              <w:rPr>
-                <w:rFonts w:ascii="Arial Nova Cond Light" w:eastAsia="Times New Roman" w:hAnsi="Arial Nova Cond Light" w:cs="Arial"/>
-                <w:bCs/>
-                <w:lang w:eastAsia="es-ES"/>
-              </w:rPr>
-              <w:t>de conectores y referentes gramaticales.</w:t>
+              <w:t>.</w:t>
             </w:r>
           </w:p>
           <w:p>
@@ -4074,6 +4180,8 @@
               <w:rPr>
                 <w:rFonts w:ascii="Arial Nova Cond Light" w:eastAsia="Times New Roman" w:hAnsi="Arial Nova Cond Light" w:cs="Arial"/>
                 <w:bCs/>
+                <w:sz w:val="20"/>
+                <w:szCs w:val="20"/>
                 <w:lang w:eastAsia="es-ES"/>
               </w:rPr>
             </w:pPr>
@@ -4081,6 +4189,8 @@
               <w:rPr>
                 <w:rFonts w:ascii="Arial Nova Cond Light" w:eastAsia="Times New Roman" w:hAnsi="Arial Nova Cond Light" w:cs="Arial"/>
                 <w:bCs/>
+                <w:sz w:val="20"/>
+                <w:szCs w:val="20"/>
                 <w:lang w:eastAsia="es-ES"/>
               </w:rPr>
               <w:t>•</w:t>
@@ -4089,18 +4199,22 @@
               <w:rPr>
                 <w:rFonts w:ascii="Arial Nova Cond Light" w:eastAsia="Times New Roman" w:hAnsi="Arial Nova Cond Light" w:cs="Arial"/>
                 <w:bCs/>
+                <w:sz w:val="20"/>
+                <w:szCs w:val="20"/>
                 <w:lang w:eastAsia="es-ES"/>
               </w:rPr>
               <w:tab/>
-              <w:t>Organiza su texto en párrafos en torno a diversos temas</w:t>
+              <w:t>Utiliza diferentes recursos ortográficos</w:t>
             </w:r>
             <w:r>
               <w:rPr>
                 <w:rFonts w:ascii="Arial Nova Cond Light" w:eastAsia="Times New Roman" w:hAnsi="Arial Nova Cond Light" w:cs="Arial"/>
                 <w:bCs/>
+                <w:sz w:val="20"/>
+                <w:szCs w:val="20"/>
                 <w:lang w:eastAsia="es-ES"/>
               </w:rPr>
-              <w:t>.</w:t>
+              <w:t xml:space="preserve"> y diversas expresiones formulaicas para que su texto sea claro.</w:t>
             </w:r>
           </w:p>
           <w:p>
@@ -4117,6 +4231,8 @@
               <w:rPr>
                 <w:rFonts w:ascii="Arial Nova Cond Light" w:eastAsia="Times New Roman" w:hAnsi="Arial Nova Cond Light" w:cs="Arial"/>
                 <w:bCs/>
+                <w:sz w:val="20"/>
+                <w:szCs w:val="20"/>
                 <w:lang w:eastAsia="es-ES"/>
               </w:rPr>
             </w:pPr>
@@ -4124,6 +4240,8 @@
               <w:rPr>
                 <w:rFonts w:ascii="Arial Nova Cond Light" w:eastAsia="Times New Roman" w:hAnsi="Arial Nova Cond Light" w:cs="Arial"/>
                 <w:bCs/>
+                <w:sz w:val="20"/>
+                <w:szCs w:val="20"/>
                 <w:lang w:eastAsia="es-ES"/>
               </w:rPr>
               <w:t>•</w:t>
@@ -4132,36 +4250,32 @@
               <w:rPr>
                 <w:rFonts w:ascii="Arial Nova Cond Light" w:eastAsia="Times New Roman" w:hAnsi="Arial Nova Cond Light" w:cs="Arial"/>
                 <w:bCs/>
+                <w:sz w:val="20"/>
+                <w:szCs w:val="20"/>
                 <w:lang w:eastAsia="es-ES"/>
               </w:rPr>
               <w:tab/>
-              <w:t>Utiliza diferentes recursos ortográficos</w:t>
+              <w:t xml:space="preserve">Evalúa si el texto que escribe se adecúa, en lo que respecta tanto a su contenido como a su </w:t>
             </w:r>
             <w:r>
               <w:rPr>
                 <w:rFonts w:ascii="Arial Nova Cond Light" w:eastAsia="Times New Roman" w:hAnsi="Arial Nova Cond Light" w:cs="Arial"/>
                 <w:bCs/>
+                <w:sz w:val="20"/>
+                <w:szCs w:val="20"/>
                 <w:lang w:eastAsia="es-ES"/>
               </w:rPr>
-              <w:t xml:space="preserve"> y diversas expresiones </w:t>
-            </w:r>
-            <w:proofErr w:type="spellStart"/>
+              <w:t xml:space="preserve">organización, a la situación </w:t>
+            </w:r>
             <w:r>
               <w:rPr>
                 <w:rFonts w:ascii="Arial Nova Cond Light" w:eastAsia="Times New Roman" w:hAnsi="Arial Nova Cond Light" w:cs="Arial"/>
                 <w:bCs/>
+                <w:sz w:val="20"/>
+                <w:szCs w:val="20"/>
                 <w:lang w:eastAsia="es-ES"/>
               </w:rPr>
-              <w:t>formulaicas</w:t>
-            </w:r>
-            <w:proofErr w:type="spellEnd"/>
-            <w:r>
-              <w:rPr>
-                <w:rFonts w:ascii="Arial Nova Cond Light" w:eastAsia="Times New Roman" w:hAnsi="Arial Nova Cond Light" w:cs="Arial"/>
-                <w:bCs/>
-                <w:lang w:eastAsia="es-ES"/>
-              </w:rPr>
-              <w:t xml:space="preserve"> para que su texto sea claro.</w:t>
+              <w:t>comunicativa.</w:t>
             </w:r>
           </w:p>
           <w:p>
@@ -4178,6 +4292,8 @@
               <w:rPr>
                 <w:rFonts w:ascii="Arial Nova Cond Light" w:eastAsia="Times New Roman" w:hAnsi="Arial Nova Cond Light" w:cs="Arial"/>
                 <w:bCs/>
+                <w:sz w:val="20"/>
+                <w:szCs w:val="20"/>
                 <w:lang w:eastAsia="es-ES"/>
               </w:rPr>
             </w:pPr>
@@ -4185,6 +4301,8 @@
               <w:rPr>
                 <w:rFonts w:ascii="Arial Nova Cond Light" w:eastAsia="Times New Roman" w:hAnsi="Arial Nova Cond Light" w:cs="Arial"/>
                 <w:bCs/>
+                <w:sz w:val="20"/>
+                <w:szCs w:val="20"/>
                 <w:lang w:eastAsia="es-ES"/>
               </w:rPr>
               <w:t>•</w:t>
@@ -4193,57 +4311,8 @@
               <w:rPr>
                 <w:rFonts w:ascii="Arial Nova Cond Light" w:eastAsia="Times New Roman" w:hAnsi="Arial Nova Cond Light" w:cs="Arial"/>
                 <w:bCs/>
-                <w:lang w:eastAsia="es-ES"/>
-              </w:rPr>
-              <w:tab/>
-              <w:t xml:space="preserve">Evalúa si el texto que escribe se adecúa, en lo que respecta tanto a su contenido como a su </w:t>
-            </w:r>
-            <w:r>
-              <w:rPr>
-                <w:rFonts w:ascii="Arial Nova Cond Light" w:eastAsia="Times New Roman" w:hAnsi="Arial Nova Cond Light" w:cs="Arial"/>
-                <w:bCs/>
-                <w:lang w:eastAsia="es-ES"/>
-              </w:rPr>
-              <w:t xml:space="preserve">organización, a la situación </w:t>
-            </w:r>
-            <w:r>
-              <w:rPr>
-                <w:rFonts w:ascii="Arial Nova Cond Light" w:eastAsia="Times New Roman" w:hAnsi="Arial Nova Cond Light" w:cs="Arial"/>
-                <w:bCs/>
-                <w:lang w:eastAsia="es-ES"/>
-              </w:rPr>
-              <w:t>comunicativa.</w:t>
-            </w:r>
-          </w:p>
-          <w:p>
-            <w:pPr>
-              <w:pStyle w:val="Prrafodelista"/>
-              <w:tabs>
-                <w:tab w:val="left" w:pos="0"/>
-                <w:tab w:val="left" w:pos="284"/>
-                <w:tab w:val="left" w:pos="320"/>
-              </w:tabs>
-              <w:spacing w:line="276" w:lineRule="auto"/>
-              <w:ind w:left="178" w:hanging="141"/>
-              <w:jc w:val="both"/>
-              <w:rPr>
-                <w:rFonts w:ascii="Arial Nova Cond Light" w:eastAsia="Times New Roman" w:hAnsi="Arial Nova Cond Light" w:cs="Arial"/>
-                <w:bCs/>
-                <w:lang w:eastAsia="es-ES"/>
-              </w:rPr>
-            </w:pPr>
-            <w:r>
-              <w:rPr>
-                <w:rFonts w:ascii="Arial Nova Cond Light" w:eastAsia="Times New Roman" w:hAnsi="Arial Nova Cond Light" w:cs="Arial"/>
-                <w:bCs/>
-                <w:lang w:eastAsia="es-ES"/>
-              </w:rPr>
-              <w:t>•</w:t>
-            </w:r>
-            <w:r>
-              <w:rPr>
-                <w:rFonts w:ascii="Arial Nova Cond Light" w:eastAsia="Times New Roman" w:hAnsi="Arial Nova Cond Light" w:cs="Arial"/>
-                <w:bCs/>
+                <w:sz w:val="20"/>
+                <w:szCs w:val="20"/>
                 <w:lang w:eastAsia="es-ES"/>
               </w:rPr>
               <w:tab/>
@@ -4253,6 +4322,8 @@
               <w:rPr>
                 <w:rFonts w:ascii="Arial Nova Cond Light" w:eastAsia="Times New Roman" w:hAnsi="Arial Nova Cond Light" w:cs="Arial"/>
                 <w:bCs/>
+                <w:sz w:val="20"/>
+                <w:szCs w:val="20"/>
                 <w:lang w:eastAsia="es-ES"/>
               </w:rPr>
               <w:t>los usos del lenguaje del</w:t>
@@ -4261,6 +4332,8 @@
               <w:rPr>
                 <w:rFonts w:ascii="Arial Nova Cond Light" w:eastAsia="Times New Roman" w:hAnsi="Arial Nova Cond Light" w:cs="Arial"/>
                 <w:bCs/>
+                <w:sz w:val="20"/>
+                <w:szCs w:val="20"/>
                 <w:lang w:eastAsia="es-ES"/>
               </w:rPr>
               <w:t xml:space="preserve"> texto</w:t>
@@ -4269,114 +4342,26 @@
               <w:rPr>
                 <w:rFonts w:ascii="Arial Nova Cond Light" w:eastAsia="Times New Roman" w:hAnsi="Arial Nova Cond Light" w:cs="Arial"/>
                 <w:bCs/>
+                <w:sz w:val="20"/>
+                <w:szCs w:val="20"/>
                 <w:lang w:eastAsia="es-ES"/>
               </w:rPr>
               <w:t xml:space="preserve"> al comparar y contrastar aspectos gramaticales y ortográficos, además de las características de los tipos textuales y géneros discursivos usados.</w:t>
             </w:r>
-          </w:p>
-          <w:p>
-            <w:pPr>
-              <w:tabs>
-                <w:tab w:val="left" w:pos="0"/>
-                <w:tab w:val="left" w:pos="284"/>
-                <w:tab w:val="left" w:pos="320"/>
-              </w:tabs>
-              <w:spacing w:line="276" w:lineRule="auto"/>
-              <w:jc w:val="both"/>
+            <w:r>
               <w:rPr>
                 <w:rFonts w:ascii="Arial Nova Cond Light" w:eastAsia="Times New Roman" w:hAnsi="Arial Nova Cond Light" w:cs="Arial"/>
-                <w:b/>
+                <w:bCs/>
+                <w:sz w:val="20"/>
+                <w:szCs w:val="20"/>
                 <w:lang w:eastAsia="es-ES"/>
               </w:rPr>
-            </w:pPr>
+              <w:t xml:space="preserve"> </w:t>
+            </w:r>
           </w:p>
         </w:tc>
       </w:tr>
     </w:tbl>
-    <w:p>
-      <w:pPr>
-        <w:spacing w:line="276" w:lineRule="auto"/>
-        <w:ind w:right="-455"/>
-        <w:rPr>
-          <w:rFonts w:ascii="Arial Nova Cond Light" w:hAnsi="Arial Nova Cond Light" w:cs="Times New Roman"/>
-          <w:b/>
-          <w:bCs/>
-          <w:color w:val="000000" w:themeColor="text1"/>
-        </w:rPr>
-      </w:pPr>
-    </w:p>
-    <w:p>
-      <w:pPr>
-        <w:spacing w:line="276" w:lineRule="auto"/>
-        <w:ind w:right="-455"/>
-        <w:rPr>
-          <w:rFonts w:ascii="Arial Nova Cond Light" w:hAnsi="Arial Nova Cond Light" w:cs="Times New Roman"/>
-          <w:b/>
-          <w:bCs/>
-          <w:color w:val="000000" w:themeColor="text1"/>
-        </w:rPr>
-      </w:pPr>
-    </w:p>
-    <w:p>
-      <w:pPr>
-        <w:spacing w:line="276" w:lineRule="auto"/>
-        <w:ind w:right="-455"/>
-        <w:rPr>
-          <w:rFonts w:ascii="Arial Nova Cond Light" w:hAnsi="Arial Nova Cond Light" w:cs="Times New Roman"/>
-          <w:b/>
-          <w:bCs/>
-          <w:color w:val="000000" w:themeColor="text1"/>
-        </w:rPr>
-      </w:pPr>
-    </w:p>
-    <w:p>
-      <w:pPr>
-        <w:spacing w:line="276" w:lineRule="auto"/>
-        <w:ind w:right="-455"/>
-        <w:rPr>
-          <w:rFonts w:ascii="Arial Nova Cond Light" w:hAnsi="Arial Nova Cond Light" w:cs="Times New Roman"/>
-          <w:b/>
-          <w:bCs/>
-          <w:color w:val="000000" w:themeColor="text1"/>
-        </w:rPr>
-      </w:pPr>
-    </w:p>
-    <w:p>
-      <w:pPr>
-        <w:spacing w:line="276" w:lineRule="auto"/>
-        <w:ind w:right="-455"/>
-        <w:rPr>
-          <w:rFonts w:ascii="Arial Nova Cond Light" w:hAnsi="Arial Nova Cond Light" w:cs="Times New Roman"/>
-          <w:b/>
-          <w:bCs/>
-          <w:color w:val="000000" w:themeColor="text1"/>
-        </w:rPr>
-      </w:pPr>
-    </w:p>
-    <w:p>
-      <w:pPr>
-        <w:spacing w:line="276" w:lineRule="auto"/>
-        <w:ind w:right="-455"/>
-        <w:rPr>
-          <w:rFonts w:ascii="Arial Nova Cond Light" w:hAnsi="Arial Nova Cond Light" w:cs="Times New Roman"/>
-          <w:b/>
-          <w:bCs/>
-          <w:color w:val="000000" w:themeColor="text1"/>
-        </w:rPr>
-      </w:pPr>
-    </w:p>
-    <w:p>
-      <w:pPr>
-        <w:spacing w:line="276" w:lineRule="auto"/>
-        <w:ind w:right="-455"/>
-        <w:rPr>
-          <w:rFonts w:ascii="Arial Nova Cond Light" w:hAnsi="Arial Nova Cond Light" w:cs="Times New Roman"/>
-          <w:b/>
-          <w:bCs/>
-          <w:color w:val="000000" w:themeColor="text1"/>
-        </w:rPr>
-      </w:pPr>
-    </w:p>
     <w:p>
       <w:pPr>
         <w:pStyle w:val="Prrafodelista"/>
@@ -4402,6 +4387,7 @@
           <w:bCs/>
           <w:color w:val="000000" w:themeColor="text1"/>
         </w:rPr>
+        <w:lastRenderedPageBreak/>
         <w:t>CALENDARIZACIÓN DEL AÑO ESCOLAR 202</w:t>
       </w:r>
       <w:r>
@@ -4596,29 +4582,16 @@
                 <w:szCs w:val="20"/>
               </w:rPr>
             </w:pPr>
-            <w:proofErr w:type="spellStart"/>
-            <w:r>
-              <w:rPr>
-                <w:rFonts w:ascii="Arial Nova Cond Light" w:hAnsi="Arial Nova Cond Light" w:cs="Times New Roman"/>
-                <w:b/>
-                <w:bCs/>
-                <w:color w:val="000000" w:themeColor="text1"/>
-                <w:sz w:val="20"/>
-                <w:szCs w:val="20"/>
-              </w:rPr>
-              <w:t>N°</w:t>
-            </w:r>
-            <w:proofErr w:type="spellEnd"/>
-            <w:r>
-              <w:rPr>
-                <w:rFonts w:ascii="Arial Nova Cond Light" w:hAnsi="Arial Nova Cond Light" w:cs="Times New Roman"/>
-                <w:b/>
-                <w:bCs/>
-                <w:color w:val="000000" w:themeColor="text1"/>
-                <w:sz w:val="20"/>
-                <w:szCs w:val="20"/>
-              </w:rPr>
-              <w:t xml:space="preserve"> DE SEMANAS LECTIVAS</w:t>
+            <w:r>
+              <w:rPr>
+                <w:rFonts w:ascii="Arial Nova Cond Light" w:hAnsi="Arial Nova Cond Light" w:cs="Times New Roman"/>
+                <w:b/>
+                <w:bCs/>
+                <w:color w:val="000000" w:themeColor="text1"/>
+                <w:sz w:val="20"/>
+                <w:szCs w:val="20"/>
+              </w:rPr>
+              <w:t>N° DE SEMANAS LECTIVAS</w:t>
             </w:r>
           </w:p>
         </w:tc>
@@ -4643,29 +4616,16 @@
                 <w:szCs w:val="20"/>
               </w:rPr>
             </w:pPr>
-            <w:proofErr w:type="spellStart"/>
-            <w:r>
-              <w:rPr>
-                <w:rFonts w:ascii="Arial Nova Cond Light" w:hAnsi="Arial Nova Cond Light" w:cs="Times New Roman"/>
-                <w:b/>
-                <w:bCs/>
-                <w:color w:val="000000" w:themeColor="text1"/>
-                <w:sz w:val="20"/>
-                <w:szCs w:val="20"/>
-              </w:rPr>
-              <w:t>N°</w:t>
-            </w:r>
-            <w:proofErr w:type="spellEnd"/>
-            <w:r>
-              <w:rPr>
-                <w:rFonts w:ascii="Arial Nova Cond Light" w:hAnsi="Arial Nova Cond Light" w:cs="Times New Roman"/>
-                <w:b/>
-                <w:bCs/>
-                <w:color w:val="000000" w:themeColor="text1"/>
-                <w:sz w:val="20"/>
-                <w:szCs w:val="20"/>
-              </w:rPr>
-              <w:t xml:space="preserve"> UNIDADES</w:t>
+            <w:r>
+              <w:rPr>
+                <w:rFonts w:ascii="Arial Nova Cond Light" w:hAnsi="Arial Nova Cond Light" w:cs="Times New Roman"/>
+                <w:b/>
+                <w:bCs/>
+                <w:color w:val="000000" w:themeColor="text1"/>
+                <w:sz w:val="20"/>
+                <w:szCs w:val="20"/>
+              </w:rPr>
+              <w:t>N° UNIDADES</w:t>
             </w:r>
           </w:p>
         </w:tc>
@@ -7796,6 +7756,7 @@
           <w:bCs/>
           <w:color w:val="000000" w:themeColor="text1"/>
         </w:rPr>
+        <w:lastRenderedPageBreak/>
         <w:t xml:space="preserve">RESULTADOS DE ACTAS DEL </w:t>
       </w:r>
       <w:r>
@@ -9355,21 +9316,6 @@
     </w:p>
     <w:p>
       <w:pPr>
-        <w:tabs>
-          <w:tab w:val="left" w:pos="965"/>
-        </w:tabs>
-        <w:spacing w:line="276" w:lineRule="auto"/>
-        <w:ind w:right="-455"/>
-        <w:rPr>
-          <w:rFonts w:ascii="Arial Nova Cond Light" w:hAnsi="Arial Nova Cond Light" w:cs="Times New Roman"/>
-          <w:b/>
-          <w:bCs/>
-          <w:color w:val="000000" w:themeColor="text1"/>
-        </w:rPr>
-      </w:pPr>
-    </w:p>
-    <w:p>
-      <w:pPr>
         <w:pStyle w:val="Prrafodelista"/>
         <w:numPr>
           <w:ilvl w:val="0"/>
@@ -11329,6 +11275,30 @@
         </w:tc>
       </w:tr>
     </w:tbl>
+    <w:p>
+      <w:pPr>
+        <w:spacing w:line="276" w:lineRule="auto"/>
+        <w:ind w:right="-455"/>
+        <w:rPr>
+          <w:rFonts w:ascii="Arial Nova Cond Light" w:hAnsi="Arial Nova Cond Light" w:cs="Times New Roman"/>
+          <w:b/>
+          <w:bCs/>
+          <w:color w:val="000000" w:themeColor="text1"/>
+        </w:rPr>
+      </w:pPr>
+    </w:p>
+    <w:p>
+      <w:pPr>
+        <w:spacing w:line="276" w:lineRule="auto"/>
+        <w:ind w:right="-455"/>
+        <w:rPr>
+          <w:rFonts w:ascii="Arial Nova Cond Light" w:hAnsi="Arial Nova Cond Light" w:cs="Times New Roman"/>
+          <w:b/>
+          <w:bCs/>
+          <w:color w:val="000000" w:themeColor="text1"/>
+        </w:rPr>
+      </w:pPr>
+    </w:p>
     <w:p>
       <w:pPr>
         <w:spacing w:line="276" w:lineRule="auto"/>
@@ -11455,13 +11425,13 @@
         <w:tblLook w:val="04A0" w:firstRow="1" w:lastRow="0" w:firstColumn="1" w:lastColumn="0" w:noHBand="0" w:noVBand="1"/>
       </w:tblPr>
       <w:tblGrid>
-        <w:gridCol w:w="875"/>
-        <w:gridCol w:w="1095"/>
-        <w:gridCol w:w="1726"/>
-        <w:gridCol w:w="6169"/>
-        <w:gridCol w:w="2015"/>
-        <w:gridCol w:w="1634"/>
-        <w:gridCol w:w="1337"/>
+        <w:gridCol w:w="818"/>
+        <w:gridCol w:w="1018"/>
+        <w:gridCol w:w="5379"/>
+        <w:gridCol w:w="1984"/>
+        <w:gridCol w:w="2693"/>
+        <w:gridCol w:w="1560"/>
+        <w:gridCol w:w="1399"/>
       </w:tblGrid>
       <w:tr>
         <w:trPr>
@@ -11470,7 +11440,7 @@
         </w:trPr>
         <w:tc>
           <w:tcPr>
-            <w:tcW w:w="875" w:type="dxa"/>
+            <w:tcW w:w="818" w:type="dxa"/>
             <w:shd w:val="clear" w:color="auto" w:fill="C1F0C7" w:themeFill="accent3" w:themeFillTint="33"/>
             <w:vAlign w:val="center"/>
           </w:tcPr>
@@ -11504,7 +11474,7 @@
         </w:tc>
         <w:tc>
           <w:tcPr>
-            <w:tcW w:w="1095" w:type="dxa"/>
+            <w:tcW w:w="1018" w:type="dxa"/>
             <w:shd w:val="clear" w:color="auto" w:fill="C1F0C7" w:themeFill="accent3" w:themeFillTint="33"/>
             <w:vAlign w:val="center"/>
           </w:tcPr>
@@ -11537,7 +11507,7 @@
         </w:tc>
         <w:tc>
           <w:tcPr>
-            <w:tcW w:w="1726" w:type="dxa"/>
+            <w:tcW w:w="5379" w:type="dxa"/>
             <w:shd w:val="clear" w:color="auto" w:fill="C1F0C7" w:themeFill="accent3" w:themeFillTint="33"/>
             <w:vAlign w:val="center"/>
           </w:tcPr>
@@ -11564,13 +11534,35 @@
                 <w:sz w:val="20"/>
                 <w:szCs w:val="20"/>
               </w:rPr>
-              <w:t>PROBLEMA / POTENCIALIDAD</w:t>
-            </w:r>
-          </w:p>
-        </w:tc>
-        <w:tc>
-          <w:tcPr>
-            <w:tcW w:w="6169" w:type="dxa"/>
+              <w:t>SITUACIÓN SIGNIF</w:t>
+            </w:r>
+            <w:r>
+              <w:rPr>
+                <w:rFonts w:ascii="Arial Nova Cond" w:hAnsi="Arial Nova Cond" w:cs="Times New Roman"/>
+                <w:b/>
+                <w:bCs/>
+                <w:color w:val="000000" w:themeColor="text1"/>
+                <w:sz w:val="20"/>
+                <w:szCs w:val="20"/>
+              </w:rPr>
+              <w:t>I</w:t>
+            </w:r>
+            <w:r>
+              <w:rPr>
+                <w:rFonts w:ascii="Arial Nova Cond" w:hAnsi="Arial Nova Cond" w:cs="Times New Roman"/>
+                <w:b/>
+                <w:bCs/>
+                <w:color w:val="000000" w:themeColor="text1"/>
+                <w:sz w:val="20"/>
+                <w:szCs w:val="20"/>
+              </w:rPr>
+              <w:t>CATIVA</w:t>
+            </w:r>
+          </w:p>
+        </w:tc>
+        <w:tc>
+          <w:tcPr>
+            <w:tcW w:w="1984" w:type="dxa"/>
             <w:shd w:val="clear" w:color="auto" w:fill="C1F0C7" w:themeFill="accent3" w:themeFillTint="33"/>
             <w:vAlign w:val="center"/>
           </w:tcPr>
@@ -11597,7 +11589,7 @@
                 <w:sz w:val="20"/>
                 <w:szCs w:val="20"/>
               </w:rPr>
-              <w:t>SITUACIÓN SIGNIF</w:t>
+              <w:t>TÍTULO DE LA UNIDAD DID</w:t>
             </w:r>
             <w:r>
               <w:rPr>
@@ -11608,7 +11600,7 @@
                 <w:sz w:val="20"/>
                 <w:szCs w:val="20"/>
               </w:rPr>
-              <w:t>I</w:t>
+              <w:t>Á</w:t>
             </w:r>
             <w:r>
               <w:rPr>
@@ -11619,13 +11611,24 @@
                 <w:sz w:val="20"/>
                 <w:szCs w:val="20"/>
               </w:rPr>
-              <w:t>CATIVA</w:t>
-            </w:r>
-          </w:p>
-        </w:tc>
-        <w:tc>
-          <w:tcPr>
-            <w:tcW w:w="2015" w:type="dxa"/>
+              <w:t>CTICA</w:t>
+            </w:r>
+            <w:r>
+              <w:rPr>
+                <w:rFonts w:ascii="Arial Nova Cond" w:hAnsi="Arial Nova Cond" w:cs="Times New Roman"/>
+                <w:b/>
+                <w:bCs/>
+                <w:color w:val="000000" w:themeColor="text1"/>
+                <w:sz w:val="20"/>
+                <w:szCs w:val="20"/>
+              </w:rPr>
+              <w:t>.</w:t>
+            </w:r>
+          </w:p>
+        </w:tc>
+        <w:tc>
+          <w:tcPr>
+            <w:tcW w:w="2693" w:type="dxa"/>
             <w:shd w:val="clear" w:color="auto" w:fill="C1F0C7" w:themeFill="accent3" w:themeFillTint="33"/>
             <w:vAlign w:val="center"/>
           </w:tcPr>
@@ -11652,9 +11655,21 @@
                 <w:sz w:val="20"/>
                 <w:szCs w:val="20"/>
               </w:rPr>
-              <w:t>TÍTULO DE LA UNIDAD DID</w:t>
-            </w:r>
-            <w:r>
+              <w:t>CAMPO TEMATICO</w:t>
+            </w:r>
+          </w:p>
+        </w:tc>
+        <w:tc>
+          <w:tcPr>
+            <w:tcW w:w="1560" w:type="dxa"/>
+            <w:shd w:val="clear" w:color="auto" w:fill="C1F0C7" w:themeFill="accent3" w:themeFillTint="33"/>
+            <w:vAlign w:val="center"/>
+          </w:tcPr>
+          <w:p>
+            <w:pPr>
+              <w:pStyle w:val="Prrafodelista"/>
+              <w:ind w:left="0"/>
+              <w:jc w:val="center"/>
               <w:rPr>
                 <w:rFonts w:ascii="Arial Nova Cond" w:hAnsi="Arial Nova Cond" w:cs="Times New Roman"/>
                 <w:b/>
@@ -11663,8 +11678,7 @@
                 <w:sz w:val="20"/>
                 <w:szCs w:val="20"/>
               </w:rPr>
-              <w:t>Á</w:t>
-            </w:r>
+            </w:pPr>
             <w:r>
               <w:rPr>
                 <w:rFonts w:ascii="Arial Nova Cond" w:hAnsi="Arial Nova Cond" w:cs="Times New Roman"/>
@@ -11674,57 +11688,13 @@
                 <w:sz w:val="20"/>
                 <w:szCs w:val="20"/>
               </w:rPr>
-              <w:t>CTICA</w:t>
-            </w:r>
-            <w:r>
-              <w:rPr>
-                <w:rFonts w:ascii="Arial Nova Cond" w:hAnsi="Arial Nova Cond" w:cs="Times New Roman"/>
-                <w:b/>
-                <w:bCs/>
-                <w:color w:val="000000" w:themeColor="text1"/>
-                <w:sz w:val="20"/>
-                <w:szCs w:val="20"/>
-              </w:rPr>
-              <w:t>.</w:t>
-            </w:r>
-          </w:p>
-        </w:tc>
-        <w:tc>
-          <w:tcPr>
-            <w:tcW w:w="1634" w:type="dxa"/>
-            <w:shd w:val="clear" w:color="auto" w:fill="C1F0C7" w:themeFill="accent3" w:themeFillTint="33"/>
-            <w:vAlign w:val="center"/>
-          </w:tcPr>
-          <w:p>
-            <w:pPr>
-              <w:pStyle w:val="Prrafodelista"/>
-              <w:ind w:left="0"/>
-              <w:jc w:val="center"/>
-              <w:rPr>
-                <w:rFonts w:ascii="Arial Nova Cond" w:hAnsi="Arial Nova Cond" w:cs="Times New Roman"/>
-                <w:b/>
-                <w:bCs/>
-                <w:color w:val="000000" w:themeColor="text1"/>
-                <w:sz w:val="20"/>
-                <w:szCs w:val="20"/>
-              </w:rPr>
-            </w:pPr>
-            <w:r>
-              <w:rPr>
-                <w:rFonts w:ascii="Arial Nova Cond" w:hAnsi="Arial Nova Cond" w:cs="Times New Roman"/>
-                <w:b/>
-                <w:bCs/>
-                <w:color w:val="000000" w:themeColor="text1"/>
-                <w:sz w:val="20"/>
-                <w:szCs w:val="20"/>
-              </w:rPr>
               <w:t>COMPETENCIAS</w:t>
             </w:r>
           </w:p>
         </w:tc>
         <w:tc>
           <w:tcPr>
-            <w:tcW w:w="1337" w:type="dxa"/>
+            <w:tcW w:w="1399" w:type="dxa"/>
             <w:shd w:val="clear" w:color="auto" w:fill="C1F0C7" w:themeFill="accent3" w:themeFillTint="33"/>
             <w:vAlign w:val="center"/>
           </w:tcPr>
@@ -11763,7 +11733,7 @@
         </w:trPr>
         <w:tc>
           <w:tcPr>
-            <w:tcW w:w="875" w:type="dxa"/>
+            <w:tcW w:w="818" w:type="dxa"/>
             <w:vMerge w:val="restart"/>
             <w:vAlign w:val="center"/>
           </w:tcPr>
@@ -11802,7 +11772,7 @@
         </w:tc>
         <w:tc>
           <w:tcPr>
-            <w:tcW w:w="1095" w:type="dxa"/>
+            <w:tcW w:w="1018" w:type="dxa"/>
             <w:vAlign w:val="center"/>
           </w:tcPr>
           <w:p>
@@ -11840,7 +11810,7 @@
         </w:tc>
         <w:tc>
           <w:tcPr>
-            <w:tcW w:w="1726" w:type="dxa"/>
+            <w:tcW w:w="5379" w:type="dxa"/>
             <w:vAlign w:val="center"/>
           </w:tcPr>
           <w:p>
@@ -11868,47 +11838,13 @@
                 <w:szCs w:val="20"/>
                 <w:lang w:val="es-ES_tradnl"/>
               </w:rPr>
-              <w:t>{{problemapotencialidad0}}</w:t>
-            </w:r>
-          </w:p>
-        </w:tc>
-        <w:tc>
-          <w:tcPr>
-            <w:tcW w:w="6169" w:type="dxa"/>
-            <w:vAlign w:val="center"/>
-          </w:tcPr>
-          <w:p>
-            <w:pPr>
-              <w:pStyle w:val="Prrafodelista"/>
-              <w:tabs>
-                <w:tab w:val="left" w:pos="0"/>
-                <w:tab w:val="left" w:pos="142"/>
-                <w:tab w:val="left" w:pos="284"/>
-              </w:tabs>
-              <w:spacing w:line="276" w:lineRule="auto"/>
-              <w:ind w:left="0"/>
-              <w:jc w:val="both"/>
-              <w:rPr>
-                <w:rFonts w:ascii="Arial Nova Cond" w:eastAsia="Calibri" w:hAnsi="Arial Nova Cond" w:cs="Times New Roman"/>
-                <w:sz w:val="20"/>
-                <w:szCs w:val="20"/>
-                <w:lang w:val="es-ES_tradnl"/>
-              </w:rPr>
-            </w:pPr>
-            <w:r>
-              <w:rPr>
-                <w:rFonts w:ascii="Arial Nova Cond" w:eastAsia="Calibri" w:hAnsi="Arial Nova Cond" w:cs="Times New Roman"/>
-                <w:sz w:val="20"/>
-                <w:szCs w:val="20"/>
-                <w:lang w:val="es-ES_tradnl"/>
-              </w:rPr>
-              <w:t>{{situacionsignificativa0}}</w:t>
-            </w:r>
-          </w:p>
-        </w:tc>
-        <w:tc>
-          <w:tcPr>
-            <w:tcW w:w="2015" w:type="dxa"/>
+              <w:t xml:space="preserve">{{situacionsignificativa0}} </w:t>
+            </w:r>
+          </w:p>
+        </w:tc>
+        <w:tc>
+          <w:tcPr>
+            <w:tcW w:w="1984" w:type="dxa"/>
             <w:vAlign w:val="center"/>
           </w:tcPr>
           <w:p>
@@ -11939,7 +11875,7 @@
         </w:tc>
         <w:tc>
           <w:tcPr>
-            <w:tcW w:w="1634" w:type="dxa"/>
+            <w:tcW w:w="2693" w:type="dxa"/>
             <w:vAlign w:val="center"/>
           </w:tcPr>
           <w:p>
@@ -11964,13 +11900,13 @@
                 <w:sz w:val="20"/>
                 <w:szCs w:val="20"/>
               </w:rPr>
-              <w:t>{{competencias0}}</w:t>
-            </w:r>
-          </w:p>
-        </w:tc>
-        <w:tc>
-          <w:tcPr>
-            <w:tcW w:w="1337" w:type="dxa"/>
+              <w:t>{{campotematico0}}</w:t>
+            </w:r>
+          </w:p>
+        </w:tc>
+        <w:tc>
+          <w:tcPr>
+            <w:tcW w:w="1560" w:type="dxa"/>
             <w:vAlign w:val="center"/>
           </w:tcPr>
           <w:p>
@@ -11978,7 +11914,38 @@
               <w:autoSpaceDE w:val="0"/>
               <w:autoSpaceDN w:val="0"/>
               <w:adjustRightInd w:val="0"/>
-              <w:jc w:val="center"/>
+              <w:jc w:val="both"/>
+              <w:rPr>
+                <w:rFonts w:ascii="Arial Nova Cond" w:hAnsi="Arial Nova Cond" w:cs="Arial"/>
+                <w:color w:val="000000"/>
+                <w:kern w:val="0"/>
+                <w:sz w:val="20"/>
+                <w:szCs w:val="20"/>
+              </w:rPr>
+            </w:pPr>
+            <w:r>
+              <w:rPr>
+                <w:rFonts w:ascii="Arial Nova Cond" w:hAnsi="Arial Nova Cond" w:cs="Arial"/>
+                <w:color w:val="000000"/>
+                <w:kern w:val="0"/>
+                <w:sz w:val="20"/>
+                <w:szCs w:val="20"/>
+              </w:rPr>
+              <w:t>{{competencias0}}</w:t>
+            </w:r>
+          </w:p>
+        </w:tc>
+        <w:tc>
+          <w:tcPr>
+            <w:tcW w:w="1399" w:type="dxa"/>
+            <w:vAlign w:val="center"/>
+          </w:tcPr>
+          <w:p>
+            <w:pPr>
+              <w:autoSpaceDE w:val="0"/>
+              <w:autoSpaceDN w:val="0"/>
+              <w:adjustRightInd w:val="0"/>
+              <w:jc w:val="both"/>
               <w:rPr>
                 <w:rFonts w:ascii="Arial Nova Cond" w:hAnsi="Arial Nova Cond" w:cs="Arial"/>
                 <w:color w:val="000000"/>
@@ -12007,7 +11974,7 @@
         </w:trPr>
         <w:tc>
           <w:tcPr>
-            <w:tcW w:w="875" w:type="dxa"/>
+            <w:tcW w:w="818" w:type="dxa"/>
             <w:vMerge/>
             <w:vAlign w:val="center"/>
           </w:tcPr>
@@ -12035,7 +12002,7 @@
         </w:tc>
         <w:tc>
           <w:tcPr>
-            <w:tcW w:w="1095" w:type="dxa"/>
+            <w:tcW w:w="1018" w:type="dxa"/>
             <w:vAlign w:val="center"/>
           </w:tcPr>
           <w:p>
@@ -12073,33 +12040,7 @@
         </w:tc>
         <w:tc>
           <w:tcPr>
-            <w:tcW w:w="1726" w:type="dxa"/>
-            <w:vAlign w:val="center"/>
-          </w:tcPr>
-          <w:p>
-            <w:pPr>
-              <w:pStyle w:val="NormalWeb"/>
-              <w:jc w:val="both"/>
-              <w:rPr>
-                <w:rFonts w:ascii="Arial Nova Cond" w:hAnsi="Arial Nova Cond"/>
-                <w:sz w:val="20"/>
-                <w:szCs w:val="20"/>
-              </w:rPr>
-            </w:pPr>
-            <w:r>
-              <w:rPr>
-                <w:rFonts w:ascii="Arial Nova Cond" w:eastAsia="Calibri" w:hAnsi="Arial Nova Cond"/>
-                <w:sz w:val="20"/>
-                <w:szCs w:val="20"/>
-                <w:lang w:val="es-ES_tradnl"/>
-              </w:rPr>
-              <w:t>{{problemapotencialidad1}}</w:t>
-            </w:r>
-          </w:p>
-        </w:tc>
-        <w:tc>
-          <w:tcPr>
-            <w:tcW w:w="6169" w:type="dxa"/>
+            <w:tcW w:w="5379" w:type="dxa"/>
             <w:vAlign w:val="center"/>
           </w:tcPr>
           <w:p>
@@ -12133,7 +12074,7 @@
         </w:tc>
         <w:tc>
           <w:tcPr>
-            <w:tcW w:w="2015" w:type="dxa"/>
+            <w:tcW w:w="1984" w:type="dxa"/>
             <w:vAlign w:val="center"/>
           </w:tcPr>
           <w:p>
@@ -12164,7 +12105,7 @@
         </w:tc>
         <w:tc>
           <w:tcPr>
-            <w:tcW w:w="1634" w:type="dxa"/>
+            <w:tcW w:w="2693" w:type="dxa"/>
             <w:vAlign w:val="center"/>
           </w:tcPr>
           <w:p>
@@ -12189,13 +12130,13 @@
                 <w:sz w:val="20"/>
                 <w:szCs w:val="20"/>
               </w:rPr>
-              <w:t>{{competencias1}}</w:t>
-            </w:r>
-          </w:p>
-        </w:tc>
-        <w:tc>
-          <w:tcPr>
-            <w:tcW w:w="1337" w:type="dxa"/>
+              <w:t>{{campotematico1}}</w:t>
+            </w:r>
+          </w:p>
+        </w:tc>
+        <w:tc>
+          <w:tcPr>
+            <w:tcW w:w="1560" w:type="dxa"/>
             <w:vAlign w:val="center"/>
           </w:tcPr>
           <w:p>
@@ -12203,7 +12144,38 @@
               <w:autoSpaceDE w:val="0"/>
               <w:autoSpaceDN w:val="0"/>
               <w:adjustRightInd w:val="0"/>
-              <w:jc w:val="center"/>
+              <w:jc w:val="both"/>
+              <w:rPr>
+                <w:rFonts w:ascii="Arial Nova Cond" w:hAnsi="Arial Nova Cond" w:cs="Arial"/>
+                <w:color w:val="000000"/>
+                <w:kern w:val="0"/>
+                <w:sz w:val="20"/>
+                <w:szCs w:val="20"/>
+              </w:rPr>
+            </w:pPr>
+            <w:r>
+              <w:rPr>
+                <w:rFonts w:ascii="Arial Nova Cond" w:hAnsi="Arial Nova Cond" w:cs="Arial"/>
+                <w:color w:val="000000"/>
+                <w:kern w:val="0"/>
+                <w:sz w:val="20"/>
+                <w:szCs w:val="20"/>
+              </w:rPr>
+              <w:t>{{competencias1}}</w:t>
+            </w:r>
+          </w:p>
+        </w:tc>
+        <w:tc>
+          <w:tcPr>
+            <w:tcW w:w="1399" w:type="dxa"/>
+            <w:vAlign w:val="center"/>
+          </w:tcPr>
+          <w:p>
+            <w:pPr>
+              <w:autoSpaceDE w:val="0"/>
+              <w:autoSpaceDN w:val="0"/>
+              <w:adjustRightInd w:val="0"/>
+              <w:jc w:val="both"/>
               <w:rPr>
                 <w:rFonts w:ascii="Arial Nova Cond" w:hAnsi="Arial Nova Cond" w:cs="Arial"/>
                 <w:color w:val="000000"/>
@@ -12232,7 +12204,7 @@
         </w:trPr>
         <w:tc>
           <w:tcPr>
-            <w:tcW w:w="875" w:type="dxa"/>
+            <w:tcW w:w="818" w:type="dxa"/>
             <w:vMerge/>
             <w:vAlign w:val="center"/>
           </w:tcPr>
@@ -12260,7 +12232,7 @@
         </w:tc>
         <w:tc>
           <w:tcPr>
-            <w:tcW w:w="1095" w:type="dxa"/>
+            <w:tcW w:w="1018" w:type="dxa"/>
             <w:vAlign w:val="center"/>
           </w:tcPr>
           <w:p>
@@ -12298,33 +12270,7 @@
         </w:tc>
         <w:tc>
           <w:tcPr>
-            <w:tcW w:w="1726" w:type="dxa"/>
-            <w:vAlign w:val="center"/>
-          </w:tcPr>
-          <w:p>
-            <w:pPr>
-              <w:pStyle w:val="NormalWeb"/>
-              <w:jc w:val="both"/>
-              <w:rPr>
-                <w:rFonts w:ascii="Arial Nova Cond" w:eastAsia="Calibri" w:hAnsi="Arial Nova Cond"/>
-                <w:sz w:val="20"/>
-                <w:szCs w:val="20"/>
-              </w:rPr>
-            </w:pPr>
-            <w:r>
-              <w:rPr>
-                <w:rFonts w:ascii="Arial Nova Cond" w:eastAsia="Calibri" w:hAnsi="Arial Nova Cond"/>
-                <w:sz w:val="20"/>
-                <w:szCs w:val="20"/>
-                <w:lang w:val="es-ES_tradnl"/>
-              </w:rPr>
-              <w:t>{{problemapotencialidad2}}</w:t>
-            </w:r>
-          </w:p>
-        </w:tc>
-        <w:tc>
-          <w:tcPr>
-            <w:tcW w:w="6169" w:type="dxa"/>
+            <w:tcW w:w="5379" w:type="dxa"/>
             <w:vAlign w:val="center"/>
           </w:tcPr>
           <w:p>
@@ -12358,7 +12304,7 @@
         </w:tc>
         <w:tc>
           <w:tcPr>
-            <w:tcW w:w="2015" w:type="dxa"/>
+            <w:tcW w:w="1984" w:type="dxa"/>
             <w:vAlign w:val="center"/>
           </w:tcPr>
           <w:p>
@@ -12389,7 +12335,7 @@
         </w:tc>
         <w:tc>
           <w:tcPr>
-            <w:tcW w:w="1634" w:type="dxa"/>
+            <w:tcW w:w="2693" w:type="dxa"/>
             <w:vAlign w:val="center"/>
           </w:tcPr>
           <w:p>
@@ -12414,13 +12360,13 @@
                 <w:sz w:val="20"/>
                 <w:szCs w:val="20"/>
               </w:rPr>
-              <w:t>{{competencias2}}</w:t>
-            </w:r>
-          </w:p>
-        </w:tc>
-        <w:tc>
-          <w:tcPr>
-            <w:tcW w:w="1337" w:type="dxa"/>
+              <w:t>{{campotematico2}}</w:t>
+            </w:r>
+          </w:p>
+        </w:tc>
+        <w:tc>
+          <w:tcPr>
+            <w:tcW w:w="1560" w:type="dxa"/>
             <w:vAlign w:val="center"/>
           </w:tcPr>
           <w:p>
@@ -12428,7 +12374,38 @@
               <w:autoSpaceDE w:val="0"/>
               <w:autoSpaceDN w:val="0"/>
               <w:adjustRightInd w:val="0"/>
-              <w:jc w:val="center"/>
+              <w:jc w:val="both"/>
+              <w:rPr>
+                <w:rFonts w:ascii="Arial Nova Cond" w:hAnsi="Arial Nova Cond" w:cs="Arial"/>
+                <w:color w:val="000000"/>
+                <w:kern w:val="0"/>
+                <w:sz w:val="20"/>
+                <w:szCs w:val="20"/>
+              </w:rPr>
+            </w:pPr>
+            <w:r>
+              <w:rPr>
+                <w:rFonts w:ascii="Arial Nova Cond" w:hAnsi="Arial Nova Cond" w:cs="Arial"/>
+                <w:color w:val="000000"/>
+                <w:kern w:val="0"/>
+                <w:sz w:val="20"/>
+                <w:szCs w:val="20"/>
+              </w:rPr>
+              <w:t>{{competencias2}}</w:t>
+            </w:r>
+          </w:p>
+        </w:tc>
+        <w:tc>
+          <w:tcPr>
+            <w:tcW w:w="1399" w:type="dxa"/>
+            <w:vAlign w:val="center"/>
+          </w:tcPr>
+          <w:p>
+            <w:pPr>
+              <w:autoSpaceDE w:val="0"/>
+              <w:autoSpaceDN w:val="0"/>
+              <w:adjustRightInd w:val="0"/>
+              <w:jc w:val="both"/>
               <w:rPr>
                 <w:rFonts w:ascii="Arial Nova Cond" w:hAnsi="Arial Nova Cond" w:cs="Arial"/>
                 <w:color w:val="000000"/>
@@ -12457,7 +12434,7 @@
         </w:trPr>
         <w:tc>
           <w:tcPr>
-            <w:tcW w:w="875" w:type="dxa"/>
+            <w:tcW w:w="818" w:type="dxa"/>
             <w:vMerge w:val="restart"/>
             <w:vAlign w:val="center"/>
           </w:tcPr>
@@ -12496,7 +12473,7 @@
         </w:tc>
         <w:tc>
           <w:tcPr>
-            <w:tcW w:w="1095" w:type="dxa"/>
+            <w:tcW w:w="1018" w:type="dxa"/>
             <w:vAlign w:val="center"/>
           </w:tcPr>
           <w:p>
@@ -12534,33 +12511,7 @@
         </w:tc>
         <w:tc>
           <w:tcPr>
-            <w:tcW w:w="1726" w:type="dxa"/>
-            <w:vAlign w:val="center"/>
-          </w:tcPr>
-          <w:p>
-            <w:pPr>
-              <w:pStyle w:val="Sinespaciado"/>
-              <w:jc w:val="both"/>
-              <w:rPr>
-                <w:rFonts w:ascii="Arial Nova Cond" w:eastAsia="Times New Roman" w:hAnsi="Arial Nova Cond" w:cs="Times New Roman"/>
-                <w:sz w:val="20"/>
-                <w:szCs w:val="20"/>
-              </w:rPr>
-            </w:pPr>
-            <w:r>
-              <w:rPr>
-                <w:rFonts w:ascii="Arial Nova Cond" w:eastAsia="Calibri" w:hAnsi="Arial Nova Cond" w:cs="Times New Roman"/>
-                <w:sz w:val="20"/>
-                <w:szCs w:val="20"/>
-                <w:lang w:val="es-ES_tradnl"/>
-              </w:rPr>
-              <w:t>{{problemapotencialidad3}}</w:t>
-            </w:r>
-          </w:p>
-        </w:tc>
-        <w:tc>
-          <w:tcPr>
-            <w:tcW w:w="6169" w:type="dxa"/>
+            <w:tcW w:w="5379" w:type="dxa"/>
             <w:vAlign w:val="center"/>
           </w:tcPr>
           <w:p>
@@ -12595,7 +12546,7 @@
         </w:tc>
         <w:tc>
           <w:tcPr>
-            <w:tcW w:w="2015" w:type="dxa"/>
+            <w:tcW w:w="1984" w:type="dxa"/>
             <w:vAlign w:val="center"/>
           </w:tcPr>
           <w:p>
@@ -12626,7 +12577,7 @@
         </w:tc>
         <w:tc>
           <w:tcPr>
-            <w:tcW w:w="1634" w:type="dxa"/>
+            <w:tcW w:w="2693" w:type="dxa"/>
             <w:vAlign w:val="center"/>
           </w:tcPr>
           <w:p>
@@ -12651,13 +12602,13 @@
                 <w:sz w:val="20"/>
                 <w:szCs w:val="20"/>
               </w:rPr>
-              <w:t>{{competencias3}}</w:t>
-            </w:r>
-          </w:p>
-        </w:tc>
-        <w:tc>
-          <w:tcPr>
-            <w:tcW w:w="1337" w:type="dxa"/>
+              <w:t>{{campotematico3}}</w:t>
+            </w:r>
+          </w:p>
+        </w:tc>
+        <w:tc>
+          <w:tcPr>
+            <w:tcW w:w="1560" w:type="dxa"/>
             <w:vAlign w:val="center"/>
           </w:tcPr>
           <w:p>
@@ -12665,7 +12616,38 @@
               <w:autoSpaceDE w:val="0"/>
               <w:autoSpaceDN w:val="0"/>
               <w:adjustRightInd w:val="0"/>
-              <w:jc w:val="center"/>
+              <w:jc w:val="both"/>
+              <w:rPr>
+                <w:rFonts w:ascii="Arial Nova Cond" w:hAnsi="Arial Nova Cond" w:cs="Arial"/>
+                <w:color w:val="000000"/>
+                <w:kern w:val="0"/>
+                <w:sz w:val="20"/>
+                <w:szCs w:val="20"/>
+              </w:rPr>
+            </w:pPr>
+            <w:r>
+              <w:rPr>
+                <w:rFonts w:ascii="Arial Nova Cond" w:hAnsi="Arial Nova Cond" w:cs="Arial"/>
+                <w:color w:val="000000"/>
+                <w:kern w:val="0"/>
+                <w:sz w:val="20"/>
+                <w:szCs w:val="20"/>
+              </w:rPr>
+              <w:t>{{competencias3}}</w:t>
+            </w:r>
+          </w:p>
+        </w:tc>
+        <w:tc>
+          <w:tcPr>
+            <w:tcW w:w="1399" w:type="dxa"/>
+            <w:vAlign w:val="center"/>
+          </w:tcPr>
+          <w:p>
+            <w:pPr>
+              <w:autoSpaceDE w:val="0"/>
+              <w:autoSpaceDN w:val="0"/>
+              <w:adjustRightInd w:val="0"/>
+              <w:jc w:val="both"/>
               <w:rPr>
                 <w:rFonts w:ascii="Arial Nova Cond" w:hAnsi="Arial Nova Cond" w:cs="Arial"/>
                 <w:color w:val="000000"/>
@@ -12694,7 +12676,7 @@
         </w:trPr>
         <w:tc>
           <w:tcPr>
-            <w:tcW w:w="875" w:type="dxa"/>
+            <w:tcW w:w="818" w:type="dxa"/>
             <w:vMerge/>
             <w:vAlign w:val="center"/>
           </w:tcPr>
@@ -12722,7 +12704,7 @@
         </w:tc>
         <w:tc>
           <w:tcPr>
-            <w:tcW w:w="1095" w:type="dxa"/>
+            <w:tcW w:w="1018" w:type="dxa"/>
             <w:vAlign w:val="center"/>
           </w:tcPr>
           <w:p>
@@ -12760,33 +12742,7 @@
         </w:tc>
         <w:tc>
           <w:tcPr>
-            <w:tcW w:w="1726" w:type="dxa"/>
-            <w:vAlign w:val="center"/>
-          </w:tcPr>
-          <w:p>
-            <w:pPr>
-              <w:pStyle w:val="Sinespaciado"/>
-              <w:jc w:val="both"/>
-              <w:rPr>
-                <w:rFonts w:ascii="Arial Nova Cond" w:hAnsi="Arial Nova Cond"/>
-                <w:sz w:val="20"/>
-                <w:szCs w:val="20"/>
-              </w:rPr>
-            </w:pPr>
-            <w:r>
-              <w:rPr>
-                <w:rFonts w:ascii="Arial Nova Cond" w:eastAsia="Calibri" w:hAnsi="Arial Nova Cond" w:cs="Times New Roman"/>
-                <w:sz w:val="20"/>
-                <w:szCs w:val="20"/>
-                <w:lang w:val="es-ES_tradnl"/>
-              </w:rPr>
-              <w:t>{{problemapotencialidad4}}</w:t>
-            </w:r>
-          </w:p>
-        </w:tc>
-        <w:tc>
-          <w:tcPr>
-            <w:tcW w:w="6169" w:type="dxa"/>
+            <w:tcW w:w="5379" w:type="dxa"/>
             <w:vAlign w:val="center"/>
           </w:tcPr>
           <w:p>
@@ -12821,7 +12777,7 @@
         </w:tc>
         <w:tc>
           <w:tcPr>
-            <w:tcW w:w="2015" w:type="dxa"/>
+            <w:tcW w:w="1984" w:type="dxa"/>
             <w:vAlign w:val="center"/>
           </w:tcPr>
           <w:p>
@@ -12852,7 +12808,7 @@
         </w:tc>
         <w:tc>
           <w:tcPr>
-            <w:tcW w:w="1634" w:type="dxa"/>
+            <w:tcW w:w="2693" w:type="dxa"/>
             <w:vAlign w:val="center"/>
           </w:tcPr>
           <w:p>
@@ -12877,13 +12833,13 @@
                 <w:sz w:val="20"/>
                 <w:szCs w:val="20"/>
               </w:rPr>
-              <w:t>{{competencias4}}</w:t>
-            </w:r>
-          </w:p>
-        </w:tc>
-        <w:tc>
-          <w:tcPr>
-            <w:tcW w:w="1337" w:type="dxa"/>
+              <w:t>{{campotematico4}}</w:t>
+            </w:r>
+          </w:p>
+        </w:tc>
+        <w:tc>
+          <w:tcPr>
+            <w:tcW w:w="1560" w:type="dxa"/>
             <w:vAlign w:val="center"/>
           </w:tcPr>
           <w:p>
@@ -12891,7 +12847,38 @@
               <w:autoSpaceDE w:val="0"/>
               <w:autoSpaceDN w:val="0"/>
               <w:adjustRightInd w:val="0"/>
-              <w:jc w:val="center"/>
+              <w:jc w:val="both"/>
+              <w:rPr>
+                <w:rFonts w:ascii="Arial Nova Cond" w:hAnsi="Arial Nova Cond" w:cs="Arial"/>
+                <w:color w:val="000000"/>
+                <w:kern w:val="0"/>
+                <w:sz w:val="20"/>
+                <w:szCs w:val="20"/>
+              </w:rPr>
+            </w:pPr>
+            <w:r>
+              <w:rPr>
+                <w:rFonts w:ascii="Arial Nova Cond" w:hAnsi="Arial Nova Cond" w:cs="Arial"/>
+                <w:color w:val="000000"/>
+                <w:kern w:val="0"/>
+                <w:sz w:val="20"/>
+                <w:szCs w:val="20"/>
+              </w:rPr>
+              <w:t>{{competencias4}}</w:t>
+            </w:r>
+          </w:p>
+        </w:tc>
+        <w:tc>
+          <w:tcPr>
+            <w:tcW w:w="1399" w:type="dxa"/>
+            <w:vAlign w:val="center"/>
+          </w:tcPr>
+          <w:p>
+            <w:pPr>
+              <w:autoSpaceDE w:val="0"/>
+              <w:autoSpaceDN w:val="0"/>
+              <w:adjustRightInd w:val="0"/>
+              <w:jc w:val="both"/>
               <w:rPr>
                 <w:rFonts w:ascii="Arial Nova Cond" w:hAnsi="Arial Nova Cond" w:cs="Arial"/>
                 <w:color w:val="000000"/>
@@ -12920,7 +12907,7 @@
         </w:trPr>
         <w:tc>
           <w:tcPr>
-            <w:tcW w:w="875" w:type="dxa"/>
+            <w:tcW w:w="818" w:type="dxa"/>
             <w:vMerge w:val="restart"/>
             <w:vAlign w:val="center"/>
           </w:tcPr>
@@ -12959,7 +12946,7 @@
         </w:tc>
         <w:tc>
           <w:tcPr>
-            <w:tcW w:w="1095" w:type="dxa"/>
+            <w:tcW w:w="1018" w:type="dxa"/>
             <w:vAlign w:val="center"/>
           </w:tcPr>
           <w:p>
@@ -12997,34 +12984,7 @@
         </w:tc>
         <w:tc>
           <w:tcPr>
-            <w:tcW w:w="1726" w:type="dxa"/>
-            <w:vAlign w:val="center"/>
-          </w:tcPr>
-          <w:p>
-            <w:pPr>
-              <w:pStyle w:val="Sinespaciado"/>
-              <w:jc w:val="both"/>
-              <w:rPr>
-                <w:rFonts w:ascii="Arial Nova Cond" w:hAnsi="Arial Nova Cond"/>
-                <w:color w:val="000000" w:themeColor="text1"/>
-                <w:sz w:val="20"/>
-                <w:szCs w:val="20"/>
-              </w:rPr>
-            </w:pPr>
-            <w:r>
-              <w:rPr>
-                <w:rFonts w:ascii="Arial Nova Cond" w:eastAsia="Calibri" w:hAnsi="Arial Nova Cond" w:cs="Times New Roman"/>
-                <w:sz w:val="20"/>
-                <w:szCs w:val="20"/>
-                <w:lang w:val="es-ES_tradnl"/>
-              </w:rPr>
-              <w:t>{{problemapotencialidad5}}</w:t>
-            </w:r>
-          </w:p>
-        </w:tc>
-        <w:tc>
-          <w:tcPr>
-            <w:tcW w:w="6169" w:type="dxa"/>
+            <w:tcW w:w="5379" w:type="dxa"/>
             <w:vAlign w:val="center"/>
           </w:tcPr>
           <w:p>
@@ -13053,13 +13013,13 @@
                 <w:szCs w:val="20"/>
                 <w:lang w:val="es-ES_tradnl"/>
               </w:rPr>
-              <w:t>{{situacionsignificativa5}}</w:t>
-            </w:r>
-          </w:p>
-        </w:tc>
-        <w:tc>
-          <w:tcPr>
-            <w:tcW w:w="2015" w:type="dxa"/>
+              <w:t xml:space="preserve">{{situacionsignificativa5}} </w:t>
+            </w:r>
+          </w:p>
+        </w:tc>
+        <w:tc>
+          <w:tcPr>
+            <w:tcW w:w="1984" w:type="dxa"/>
             <w:vAlign w:val="center"/>
           </w:tcPr>
           <w:p>
@@ -13090,7 +13050,7 @@
         </w:tc>
         <w:tc>
           <w:tcPr>
-            <w:tcW w:w="1634" w:type="dxa"/>
+            <w:tcW w:w="2693" w:type="dxa"/>
             <w:vAlign w:val="center"/>
           </w:tcPr>
           <w:p>
@@ -13115,13 +13075,13 @@
                 <w:sz w:val="20"/>
                 <w:szCs w:val="20"/>
               </w:rPr>
-              <w:t>{{competencias5}}</w:t>
-            </w:r>
-          </w:p>
-        </w:tc>
-        <w:tc>
-          <w:tcPr>
-            <w:tcW w:w="1337" w:type="dxa"/>
+              <w:t>{{campotematico5}}</w:t>
+            </w:r>
+          </w:p>
+        </w:tc>
+        <w:tc>
+          <w:tcPr>
+            <w:tcW w:w="1560" w:type="dxa"/>
             <w:vAlign w:val="center"/>
           </w:tcPr>
           <w:p>
@@ -13129,7 +13089,38 @@
               <w:autoSpaceDE w:val="0"/>
               <w:autoSpaceDN w:val="0"/>
               <w:adjustRightInd w:val="0"/>
-              <w:jc w:val="center"/>
+              <w:jc w:val="both"/>
+              <w:rPr>
+                <w:rFonts w:ascii="Arial Nova Cond" w:hAnsi="Arial Nova Cond" w:cs="Arial"/>
+                <w:color w:val="000000"/>
+                <w:kern w:val="0"/>
+                <w:sz w:val="20"/>
+                <w:szCs w:val="20"/>
+              </w:rPr>
+            </w:pPr>
+            <w:r>
+              <w:rPr>
+                <w:rFonts w:ascii="Arial Nova Cond" w:hAnsi="Arial Nova Cond" w:cs="Arial"/>
+                <w:color w:val="000000"/>
+                <w:kern w:val="0"/>
+                <w:sz w:val="20"/>
+                <w:szCs w:val="20"/>
+              </w:rPr>
+              <w:t>{{competencias5}}</w:t>
+            </w:r>
+          </w:p>
+        </w:tc>
+        <w:tc>
+          <w:tcPr>
+            <w:tcW w:w="1399" w:type="dxa"/>
+            <w:vAlign w:val="center"/>
+          </w:tcPr>
+          <w:p>
+            <w:pPr>
+              <w:autoSpaceDE w:val="0"/>
+              <w:autoSpaceDN w:val="0"/>
+              <w:adjustRightInd w:val="0"/>
+              <w:jc w:val="both"/>
               <w:rPr>
                 <w:rFonts w:ascii="Arial Nova Cond" w:hAnsi="Arial Nova Cond" w:cs="Arial"/>
                 <w:color w:val="000000"/>
@@ -13158,7 +13149,7 @@
         </w:trPr>
         <w:tc>
           <w:tcPr>
-            <w:tcW w:w="875" w:type="dxa"/>
+            <w:tcW w:w="818" w:type="dxa"/>
             <w:vMerge/>
             <w:vAlign w:val="center"/>
           </w:tcPr>
@@ -13186,7 +13177,7 @@
         </w:tc>
         <w:tc>
           <w:tcPr>
-            <w:tcW w:w="1095" w:type="dxa"/>
+            <w:tcW w:w="1018" w:type="dxa"/>
             <w:vAlign w:val="center"/>
           </w:tcPr>
           <w:p>
@@ -13224,33 +13215,7 @@
         </w:tc>
         <w:tc>
           <w:tcPr>
-            <w:tcW w:w="1726" w:type="dxa"/>
-            <w:vAlign w:val="center"/>
-          </w:tcPr>
-          <w:p>
-            <w:pPr>
-              <w:pStyle w:val="Sinespaciado"/>
-              <w:jc w:val="both"/>
-              <w:rPr>
-                <w:rFonts w:ascii="Arial Nova Cond" w:hAnsi="Arial Nova Cond"/>
-                <w:sz w:val="20"/>
-                <w:szCs w:val="20"/>
-              </w:rPr>
-            </w:pPr>
-            <w:r>
-              <w:rPr>
-                <w:rFonts w:ascii="Arial Nova Cond" w:eastAsia="Calibri" w:hAnsi="Arial Nova Cond" w:cs="Times New Roman"/>
-                <w:sz w:val="20"/>
-                <w:szCs w:val="20"/>
-                <w:lang w:val="es-ES_tradnl"/>
-              </w:rPr>
-              <w:t>{{problemapotencialidad6}}</w:t>
-            </w:r>
-          </w:p>
-        </w:tc>
-        <w:tc>
-          <w:tcPr>
-            <w:tcW w:w="6169" w:type="dxa"/>
+            <w:tcW w:w="5379" w:type="dxa"/>
             <w:vAlign w:val="center"/>
           </w:tcPr>
           <w:p>
@@ -13284,7 +13249,7 @@
         </w:tc>
         <w:tc>
           <w:tcPr>
-            <w:tcW w:w="2015" w:type="dxa"/>
+            <w:tcW w:w="1984" w:type="dxa"/>
             <w:vAlign w:val="center"/>
           </w:tcPr>
           <w:p>
@@ -13315,7 +13280,7 @@
         </w:tc>
         <w:tc>
           <w:tcPr>
-            <w:tcW w:w="1634" w:type="dxa"/>
+            <w:tcW w:w="2693" w:type="dxa"/>
             <w:vAlign w:val="center"/>
           </w:tcPr>
           <w:p>
@@ -13340,13 +13305,13 @@
                 <w:sz w:val="20"/>
                 <w:szCs w:val="20"/>
               </w:rPr>
-              <w:t>{{competencias6}}</w:t>
-            </w:r>
-          </w:p>
-        </w:tc>
-        <w:tc>
-          <w:tcPr>
-            <w:tcW w:w="1337" w:type="dxa"/>
+              <w:t>{{campotematico6}}</w:t>
+            </w:r>
+          </w:p>
+        </w:tc>
+        <w:tc>
+          <w:tcPr>
+            <w:tcW w:w="1560" w:type="dxa"/>
             <w:vAlign w:val="center"/>
           </w:tcPr>
           <w:p>
@@ -13354,7 +13319,38 @@
               <w:autoSpaceDE w:val="0"/>
               <w:autoSpaceDN w:val="0"/>
               <w:adjustRightInd w:val="0"/>
-              <w:jc w:val="center"/>
+              <w:jc w:val="both"/>
+              <w:rPr>
+                <w:rFonts w:ascii="Arial Nova Cond" w:hAnsi="Arial Nova Cond" w:cs="Arial"/>
+                <w:color w:val="000000"/>
+                <w:kern w:val="0"/>
+                <w:sz w:val="20"/>
+                <w:szCs w:val="20"/>
+              </w:rPr>
+            </w:pPr>
+            <w:r>
+              <w:rPr>
+                <w:rFonts w:ascii="Arial Nova Cond" w:hAnsi="Arial Nova Cond" w:cs="Arial"/>
+                <w:color w:val="000000"/>
+                <w:kern w:val="0"/>
+                <w:sz w:val="20"/>
+                <w:szCs w:val="20"/>
+              </w:rPr>
+              <w:t>{{competencias6}}</w:t>
+            </w:r>
+          </w:p>
+        </w:tc>
+        <w:tc>
+          <w:tcPr>
+            <w:tcW w:w="1399" w:type="dxa"/>
+            <w:vAlign w:val="center"/>
+          </w:tcPr>
+          <w:p>
+            <w:pPr>
+              <w:autoSpaceDE w:val="0"/>
+              <w:autoSpaceDN w:val="0"/>
+              <w:adjustRightInd w:val="0"/>
+              <w:jc w:val="both"/>
               <w:rPr>
                 <w:rFonts w:ascii="Arial Nova Cond" w:hAnsi="Arial Nova Cond" w:cs="Arial"/>
                 <w:color w:val="000000"/>
@@ -13383,7 +13379,7 @@
         </w:trPr>
         <w:tc>
           <w:tcPr>
-            <w:tcW w:w="875" w:type="dxa"/>
+            <w:tcW w:w="818" w:type="dxa"/>
             <w:vMerge w:val="restart"/>
             <w:vAlign w:val="center"/>
           </w:tcPr>
@@ -13422,7 +13418,7 @@
         </w:tc>
         <w:tc>
           <w:tcPr>
-            <w:tcW w:w="1095" w:type="dxa"/>
+            <w:tcW w:w="1018" w:type="dxa"/>
             <w:vAlign w:val="center"/>
           </w:tcPr>
           <w:p>
@@ -13460,7 +13456,7 @@
         </w:tc>
         <w:tc>
           <w:tcPr>
-            <w:tcW w:w="1726" w:type="dxa"/>
+            <w:tcW w:w="5379" w:type="dxa"/>
             <w:vAlign w:val="center"/>
           </w:tcPr>
           <w:p>
@@ -13473,62 +13469,28 @@
               </w:tabs>
               <w:spacing w:line="276" w:lineRule="auto"/>
               <w:ind w:left="0"/>
+              <w:jc w:val="both"/>
+              <w:rPr>
+                <w:rFonts w:ascii="Arial Nova Cond" w:hAnsi="Arial Nova Cond"/>
+                <w:color w:val="000000" w:themeColor="text1"/>
+                <w:sz w:val="20"/>
+                <w:szCs w:val="20"/>
+              </w:rPr>
+            </w:pPr>
+            <w:r>
               <w:rPr>
                 <w:rFonts w:ascii="Arial Nova Cond" w:eastAsia="Calibri" w:hAnsi="Arial Nova Cond" w:cs="Times New Roman"/>
-                <w:color w:val="000000" w:themeColor="text1"/>
                 <w:sz w:val="20"/>
                 <w:szCs w:val="20"/>
                 <w:lang w:val="es-ES_tradnl"/>
               </w:rPr>
-            </w:pPr>
-            <w:r>
-              <w:rPr>
-                <w:rFonts w:ascii="Arial Nova Cond" w:eastAsia="Calibri" w:hAnsi="Arial Nova Cond" w:cs="Times New Roman"/>
-                <w:sz w:val="20"/>
-                <w:szCs w:val="20"/>
-                <w:lang w:val="es-ES_tradnl"/>
-              </w:rPr>
-              <w:t>{{problemapotencialidad7}}</w:t>
-            </w:r>
-          </w:p>
-        </w:tc>
-        <w:tc>
-          <w:tcPr>
-            <w:tcW w:w="6169" w:type="dxa"/>
-            <w:vAlign w:val="center"/>
-          </w:tcPr>
-          <w:p>
-            <w:pPr>
-              <w:pStyle w:val="Prrafodelista"/>
-              <w:tabs>
-                <w:tab w:val="left" w:pos="0"/>
-                <w:tab w:val="left" w:pos="142"/>
-                <w:tab w:val="left" w:pos="284"/>
-              </w:tabs>
-              <w:spacing w:line="276" w:lineRule="auto"/>
-              <w:ind w:left="0"/>
-              <w:jc w:val="both"/>
-              <w:rPr>
-                <w:rFonts w:ascii="Arial Nova Cond" w:hAnsi="Arial Nova Cond"/>
-                <w:color w:val="000000" w:themeColor="text1"/>
-                <w:sz w:val="20"/>
-                <w:szCs w:val="20"/>
-              </w:rPr>
-            </w:pPr>
-            <w:r>
-              <w:rPr>
-                <w:rFonts w:ascii="Arial Nova Cond" w:eastAsia="Calibri" w:hAnsi="Arial Nova Cond" w:cs="Times New Roman"/>
-                <w:sz w:val="20"/>
-                <w:szCs w:val="20"/>
-                <w:lang w:val="es-ES_tradnl"/>
-              </w:rPr>
               <w:t>{{situacionsignificativa7}}</w:t>
             </w:r>
           </w:p>
         </w:tc>
         <w:tc>
           <w:tcPr>
-            <w:tcW w:w="2015" w:type="dxa"/>
+            <w:tcW w:w="1984" w:type="dxa"/>
             <w:vAlign w:val="center"/>
           </w:tcPr>
           <w:p>
@@ -13559,7 +13521,7 @@
         </w:tc>
         <w:tc>
           <w:tcPr>
-            <w:tcW w:w="1634" w:type="dxa"/>
+            <w:tcW w:w="2693" w:type="dxa"/>
             <w:vAlign w:val="center"/>
           </w:tcPr>
           <w:p>
@@ -13584,13 +13546,13 @@
                 <w:sz w:val="20"/>
                 <w:szCs w:val="20"/>
               </w:rPr>
-              <w:t>{{competencias7}}</w:t>
-            </w:r>
-          </w:p>
-        </w:tc>
-        <w:tc>
-          <w:tcPr>
-            <w:tcW w:w="1337" w:type="dxa"/>
+              <w:t>{{campotematico7}}</w:t>
+            </w:r>
+          </w:p>
+        </w:tc>
+        <w:tc>
+          <w:tcPr>
+            <w:tcW w:w="1560" w:type="dxa"/>
             <w:vAlign w:val="center"/>
           </w:tcPr>
           <w:p>
@@ -13598,7 +13560,38 @@
               <w:autoSpaceDE w:val="0"/>
               <w:autoSpaceDN w:val="0"/>
               <w:adjustRightInd w:val="0"/>
-              <w:jc w:val="center"/>
+              <w:jc w:val="both"/>
+              <w:rPr>
+                <w:rFonts w:ascii="Arial Nova Cond" w:hAnsi="Arial Nova Cond" w:cs="Arial"/>
+                <w:color w:val="000000"/>
+                <w:kern w:val="0"/>
+                <w:sz w:val="20"/>
+                <w:szCs w:val="20"/>
+              </w:rPr>
+            </w:pPr>
+            <w:r>
+              <w:rPr>
+                <w:rFonts w:ascii="Arial Nova Cond" w:hAnsi="Arial Nova Cond" w:cs="Arial"/>
+                <w:color w:val="000000"/>
+                <w:kern w:val="0"/>
+                <w:sz w:val="20"/>
+                <w:szCs w:val="20"/>
+              </w:rPr>
+              <w:t>{{competencias7}}</w:t>
+            </w:r>
+          </w:p>
+        </w:tc>
+        <w:tc>
+          <w:tcPr>
+            <w:tcW w:w="1399" w:type="dxa"/>
+            <w:vAlign w:val="center"/>
+          </w:tcPr>
+          <w:p>
+            <w:pPr>
+              <w:autoSpaceDE w:val="0"/>
+              <w:autoSpaceDN w:val="0"/>
+              <w:adjustRightInd w:val="0"/>
+              <w:jc w:val="both"/>
               <w:rPr>
                 <w:rFonts w:ascii="Arial Nova Cond" w:hAnsi="Arial Nova Cond" w:cs="Arial"/>
                 <w:color w:val="000000"/>
@@ -13627,7 +13620,7 @@
         </w:trPr>
         <w:tc>
           <w:tcPr>
-            <w:tcW w:w="875" w:type="dxa"/>
+            <w:tcW w:w="818" w:type="dxa"/>
             <w:vMerge/>
             <w:vAlign w:val="center"/>
           </w:tcPr>
@@ -13655,7 +13648,7 @@
         </w:tc>
         <w:tc>
           <w:tcPr>
-            <w:tcW w:w="1095" w:type="dxa"/>
+            <w:tcW w:w="1018" w:type="dxa"/>
             <w:vAlign w:val="center"/>
           </w:tcPr>
           <w:p>
@@ -13693,7 +13686,7 @@
         </w:tc>
         <w:tc>
           <w:tcPr>
-            <w:tcW w:w="1726" w:type="dxa"/>
+            <w:tcW w:w="5379" w:type="dxa"/>
             <w:vAlign w:val="center"/>
           </w:tcPr>
           <w:p>
@@ -13706,6 +13699,7 @@
               </w:tabs>
               <w:spacing w:line="276" w:lineRule="auto"/>
               <w:ind w:left="0"/>
+              <w:jc w:val="both"/>
               <w:rPr>
                 <w:rFonts w:ascii="Arial Nova Cond" w:eastAsia="Calibri" w:hAnsi="Arial Nova Cond" w:cs="Times New Roman"/>
                 <w:color w:val="000000" w:themeColor="text1"/>
@@ -13721,48 +13715,13 @@
                 <w:szCs w:val="20"/>
                 <w:lang w:val="es-ES_tradnl"/>
               </w:rPr>
-              <w:t>{{problemapotencialidad8}}</w:t>
-            </w:r>
-          </w:p>
-        </w:tc>
-        <w:tc>
-          <w:tcPr>
-            <w:tcW w:w="6169" w:type="dxa"/>
-            <w:vAlign w:val="center"/>
-          </w:tcPr>
-          <w:p>
-            <w:pPr>
-              <w:pStyle w:val="Prrafodelista"/>
-              <w:tabs>
-                <w:tab w:val="left" w:pos="0"/>
-                <w:tab w:val="left" w:pos="142"/>
-                <w:tab w:val="left" w:pos="284"/>
-              </w:tabs>
-              <w:spacing w:line="276" w:lineRule="auto"/>
-              <w:ind w:left="0"/>
-              <w:jc w:val="both"/>
-              <w:rPr>
-                <w:rFonts w:ascii="Arial Nova Cond" w:eastAsia="Calibri" w:hAnsi="Arial Nova Cond" w:cs="Times New Roman"/>
-                <w:color w:val="000000" w:themeColor="text1"/>
-                <w:sz w:val="20"/>
-                <w:szCs w:val="20"/>
-                <w:lang w:val="es-ES_tradnl"/>
-              </w:rPr>
-            </w:pPr>
-            <w:r>
-              <w:rPr>
-                <w:rFonts w:ascii="Arial Nova Cond" w:eastAsia="Calibri" w:hAnsi="Arial Nova Cond" w:cs="Times New Roman"/>
-                <w:sz w:val="20"/>
-                <w:szCs w:val="20"/>
-                <w:lang w:val="es-ES_tradnl"/>
-              </w:rPr>
               <w:t>{{situacionsignificativa8}}</w:t>
             </w:r>
           </w:p>
         </w:tc>
         <w:tc>
           <w:tcPr>
-            <w:tcW w:w="2015" w:type="dxa"/>
+            <w:tcW w:w="1984" w:type="dxa"/>
             <w:vAlign w:val="center"/>
           </w:tcPr>
           <w:p>
@@ -13792,7 +13751,7 @@
         </w:tc>
         <w:tc>
           <w:tcPr>
-            <w:tcW w:w="1634" w:type="dxa"/>
+            <w:tcW w:w="2693" w:type="dxa"/>
             <w:vAlign w:val="center"/>
           </w:tcPr>
           <w:p>
@@ -13817,13 +13776,13 @@
                 <w:sz w:val="20"/>
                 <w:szCs w:val="20"/>
               </w:rPr>
-              <w:t>{{competencias8}}</w:t>
-            </w:r>
-          </w:p>
-        </w:tc>
-        <w:tc>
-          <w:tcPr>
-            <w:tcW w:w="1337" w:type="dxa"/>
+              <w:t>{{campotematico8}}</w:t>
+            </w:r>
+          </w:p>
+        </w:tc>
+        <w:tc>
+          <w:tcPr>
+            <w:tcW w:w="1560" w:type="dxa"/>
             <w:vAlign w:val="center"/>
           </w:tcPr>
           <w:p>
@@ -13831,7 +13790,38 @@
               <w:autoSpaceDE w:val="0"/>
               <w:autoSpaceDN w:val="0"/>
               <w:adjustRightInd w:val="0"/>
-              <w:jc w:val="center"/>
+              <w:jc w:val="both"/>
+              <w:rPr>
+                <w:rFonts w:ascii="Arial Nova Cond" w:hAnsi="Arial Nova Cond" w:cs="Arial"/>
+                <w:color w:val="000000"/>
+                <w:kern w:val="0"/>
+                <w:sz w:val="20"/>
+                <w:szCs w:val="20"/>
+              </w:rPr>
+            </w:pPr>
+            <w:r>
+              <w:rPr>
+                <w:rFonts w:ascii="Arial Nova Cond" w:hAnsi="Arial Nova Cond" w:cs="Arial"/>
+                <w:color w:val="000000"/>
+                <w:kern w:val="0"/>
+                <w:sz w:val="20"/>
+                <w:szCs w:val="20"/>
+              </w:rPr>
+              <w:t>{{competencias8}}</w:t>
+            </w:r>
+          </w:p>
+        </w:tc>
+        <w:tc>
+          <w:tcPr>
+            <w:tcW w:w="1399" w:type="dxa"/>
+            <w:vAlign w:val="center"/>
+          </w:tcPr>
+          <w:p>
+            <w:pPr>
+              <w:autoSpaceDE w:val="0"/>
+              <w:autoSpaceDN w:val="0"/>
+              <w:adjustRightInd w:val="0"/>
+              <w:jc w:val="both"/>
               <w:rPr>
                 <w:rFonts w:ascii="Arial Nova Cond" w:hAnsi="Arial Nova Cond" w:cs="Arial"/>
                 <w:color w:val="000000"/>
@@ -24511,25 +24501,7 @@
                 <w:kern w:val="0"/>
                 <w14:ligatures w14:val="none"/>
               </w:rPr>
-              <w:t xml:space="preserve">ARROYO PONCE, </w:t>
-            </w:r>
-            <w:proofErr w:type="spellStart"/>
-            <w:r>
-              <w:rPr>
-                <w:rFonts w:ascii="Arial Nova Cond Light" w:eastAsia="Calibri" w:hAnsi="Arial Nova Cond Light" w:cs="Calibri Light"/>
-                <w:kern w:val="0"/>
-                <w14:ligatures w14:val="none"/>
-              </w:rPr>
-              <w:t>Gamaniel</w:t>
-            </w:r>
-            <w:proofErr w:type="spellEnd"/>
-            <w:r>
-              <w:rPr>
-                <w:rFonts w:ascii="Arial Nova Cond Light" w:eastAsia="Calibri" w:hAnsi="Arial Nova Cond Light" w:cs="Calibri Light"/>
-                <w:kern w:val="0"/>
-                <w14:ligatures w14:val="none"/>
-              </w:rPr>
-              <w:t xml:space="preserve">. Lengua quechua. </w:t>
+              <w:t xml:space="preserve">ARROYO PONCE, Gamaniel. Lengua quechua. </w:t>
             </w:r>
           </w:p>
           <w:p>
@@ -24579,43 +24551,7 @@
                 <w:kern w:val="0"/>
                 <w14:ligatures w14:val="none"/>
               </w:rPr>
-              <w:t xml:space="preserve">CACERES VARGAS (1996). Gloria. </w:t>
-            </w:r>
-            <w:proofErr w:type="spellStart"/>
-            <w:r>
-              <w:rPr>
-                <w:rFonts w:ascii="Arial Nova Cond Light" w:eastAsia="Calibri" w:hAnsi="Arial Nova Cond Light" w:cs="Calibri Light"/>
-                <w:kern w:val="0"/>
-                <w14:ligatures w14:val="none"/>
-              </w:rPr>
-              <w:t>Riqsinakusun</w:t>
-            </w:r>
-            <w:proofErr w:type="spellEnd"/>
-            <w:r>
-              <w:rPr>
-                <w:rFonts w:ascii="Arial Nova Cond Light" w:eastAsia="Calibri" w:hAnsi="Arial Nova Cond Light" w:cs="Calibri Light"/>
-                <w:kern w:val="0"/>
-                <w14:ligatures w14:val="none"/>
-              </w:rPr>
-              <w:t xml:space="preserve"> (Conozcámonos). Lima Ediciones </w:t>
-            </w:r>
-            <w:proofErr w:type="spellStart"/>
-            <w:r>
-              <w:rPr>
-                <w:rFonts w:ascii="Arial Nova Cond Light" w:eastAsia="Calibri" w:hAnsi="Arial Nova Cond Light" w:cs="Calibri Light"/>
-                <w:kern w:val="0"/>
-                <w14:ligatures w14:val="none"/>
-              </w:rPr>
-              <w:t>Kuyay</w:t>
-            </w:r>
-            <w:proofErr w:type="spellEnd"/>
-            <w:r>
-              <w:rPr>
-                <w:rFonts w:ascii="Arial Nova Cond Light" w:eastAsia="Calibri" w:hAnsi="Arial Nova Cond Light" w:cs="Calibri Light"/>
-                <w:kern w:val="0"/>
-                <w14:ligatures w14:val="none"/>
-              </w:rPr>
-              <w:t xml:space="preserve">. 1996. </w:t>
+              <w:t xml:space="preserve">CACERES VARGAS (1996). Gloria. Riqsinakusun (Conozcámonos). Lima Ediciones Kuyay. 1996. </w:t>
             </w:r>
           </w:p>
           <w:p>
@@ -24640,43 +24576,7 @@
                 <w:kern w:val="0"/>
                 <w14:ligatures w14:val="none"/>
               </w:rPr>
-              <w:t xml:space="preserve">FLORES SANTANA, Amador (2003). </w:t>
-            </w:r>
-            <w:proofErr w:type="spellStart"/>
-            <w:r>
-              <w:rPr>
-                <w:rFonts w:ascii="Arial Nova Cond Light" w:eastAsia="Calibri" w:hAnsi="Arial Nova Cond Light" w:cs="Calibri Light"/>
-                <w:kern w:val="0"/>
-                <w14:ligatures w14:val="none"/>
-              </w:rPr>
-              <w:t>Runasimipi</w:t>
-            </w:r>
-            <w:proofErr w:type="spellEnd"/>
-            <w:r>
-              <w:rPr>
-                <w:rFonts w:ascii="Arial Nova Cond Light" w:eastAsia="Calibri" w:hAnsi="Arial Nova Cond Light" w:cs="Calibri Light"/>
-                <w:kern w:val="0"/>
-                <w14:ligatures w14:val="none"/>
-              </w:rPr>
-              <w:t xml:space="preserve"> </w:t>
-            </w:r>
-            <w:proofErr w:type="spellStart"/>
-            <w:r>
-              <w:rPr>
-                <w:rFonts w:ascii="Arial Nova Cond Light" w:eastAsia="Calibri" w:hAnsi="Arial Nova Cond Light" w:cs="Calibri Light"/>
-                <w:kern w:val="0"/>
-                <w14:ligatures w14:val="none"/>
-              </w:rPr>
-              <w:t>Rimasun</w:t>
-            </w:r>
-            <w:proofErr w:type="spellEnd"/>
-            <w:r>
-              <w:rPr>
-                <w:rFonts w:ascii="Arial Nova Cond Light" w:eastAsia="Calibri" w:hAnsi="Arial Nova Cond Light" w:cs="Calibri Light"/>
-                <w:kern w:val="0"/>
-                <w14:ligatures w14:val="none"/>
-              </w:rPr>
-              <w:t xml:space="preserve">. Huancavelica. </w:t>
+              <w:t xml:space="preserve">FLORES SANTANA, Amador (2003). Runasimipi Rimasun. Huancavelica. </w:t>
             </w:r>
           </w:p>
           <w:p>
@@ -24701,79 +24601,7 @@
                 <w:kern w:val="0"/>
                 <w14:ligatures w14:val="none"/>
               </w:rPr>
-              <w:t xml:space="preserve">GODENZZI, Juan Carlos y VENGOA ZÚÑIGA, </w:t>
-            </w:r>
-            <w:proofErr w:type="spellStart"/>
-            <w:r>
-              <w:rPr>
-                <w:rFonts w:ascii="Arial Nova Cond Light" w:eastAsia="Calibri" w:hAnsi="Arial Nova Cond Light" w:cs="Calibri Light"/>
-                <w:kern w:val="0"/>
-                <w14:ligatures w14:val="none"/>
-              </w:rPr>
-              <w:t>Janett</w:t>
-            </w:r>
-            <w:proofErr w:type="spellEnd"/>
-            <w:r>
-              <w:rPr>
-                <w:rFonts w:ascii="Arial Nova Cond Light" w:eastAsia="Calibri" w:hAnsi="Arial Nova Cond Light" w:cs="Calibri Light"/>
-                <w:kern w:val="0"/>
-                <w14:ligatures w14:val="none"/>
-              </w:rPr>
-              <w:t xml:space="preserve"> (1994). </w:t>
-            </w:r>
-            <w:proofErr w:type="spellStart"/>
-            <w:r>
-              <w:rPr>
-                <w:rFonts w:ascii="Arial Nova Cond Light" w:eastAsia="Calibri" w:hAnsi="Arial Nova Cond Light" w:cs="Calibri Light"/>
-                <w:kern w:val="0"/>
-                <w14:ligatures w14:val="none"/>
-              </w:rPr>
-              <w:t>Runasimanta</w:t>
-            </w:r>
-            <w:proofErr w:type="spellEnd"/>
-            <w:r>
-              <w:rPr>
-                <w:rFonts w:ascii="Arial Nova Cond Light" w:eastAsia="Calibri" w:hAnsi="Arial Nova Cond Light" w:cs="Calibri Light"/>
-                <w:kern w:val="0"/>
-                <w14:ligatures w14:val="none"/>
-              </w:rPr>
-              <w:t xml:space="preserve"> </w:t>
-            </w:r>
-            <w:proofErr w:type="spellStart"/>
-            <w:r>
-              <w:rPr>
-                <w:rFonts w:ascii="Arial Nova Cond Light" w:eastAsia="Calibri" w:hAnsi="Arial Nova Cond Light" w:cs="Calibri Light"/>
-                <w:kern w:val="0"/>
-                <w14:ligatures w14:val="none"/>
-              </w:rPr>
-              <w:t>Yayaychakusun</w:t>
-            </w:r>
-            <w:proofErr w:type="spellEnd"/>
-            <w:r>
-              <w:rPr>
-                <w:rFonts w:ascii="Arial Nova Cond Light" w:eastAsia="Calibri" w:hAnsi="Arial Nova Cond Light" w:cs="Calibri Light"/>
-                <w:kern w:val="0"/>
-                <w14:ligatures w14:val="none"/>
-              </w:rPr>
-              <w:t xml:space="preserve">. Asociación </w:t>
-            </w:r>
-            <w:proofErr w:type="spellStart"/>
-            <w:r>
-              <w:rPr>
-                <w:rFonts w:ascii="Arial Nova Cond Light" w:eastAsia="Calibri" w:hAnsi="Arial Nova Cond Light" w:cs="Calibri Light"/>
-                <w:kern w:val="0"/>
-                <w14:ligatures w14:val="none"/>
-              </w:rPr>
-              <w:t>Pukllasunchis</w:t>
-            </w:r>
-            <w:proofErr w:type="spellEnd"/>
-            <w:r>
-              <w:rPr>
-                <w:rFonts w:ascii="Arial Nova Cond Light" w:eastAsia="Calibri" w:hAnsi="Arial Nova Cond Light" w:cs="Calibri Light"/>
-                <w:kern w:val="0"/>
-                <w14:ligatures w14:val="none"/>
-              </w:rPr>
-              <w:t xml:space="preserve"> y CERA “Bartolomé de las Casas” Cusco. </w:t>
+              <w:t xml:space="preserve">GODENZZI, Juan Carlos y VENGOA ZÚÑIGA, Janett (1994). Runasimanta Yayaychakusun. Asociación Pukllasunchis y CERA “Bartolomé de las Casas” Cusco. </w:t>
             </w:r>
           </w:p>
           <w:p>
@@ -24823,25 +24651,7 @@
                 <w:kern w:val="0"/>
                 <w14:ligatures w14:val="none"/>
               </w:rPr>
-              <w:t xml:space="preserve">ROJAS, </w:t>
-            </w:r>
-            <w:proofErr w:type="spellStart"/>
-            <w:r>
-              <w:rPr>
-                <w:rFonts w:ascii="Arial Nova Cond Light" w:eastAsia="Calibri" w:hAnsi="Arial Nova Cond Light" w:cs="Calibri Light"/>
-                <w:kern w:val="0"/>
-                <w14:ligatures w14:val="none"/>
-              </w:rPr>
-              <w:t>Íbico</w:t>
-            </w:r>
-            <w:proofErr w:type="spellEnd"/>
-            <w:r>
-              <w:rPr>
-                <w:rFonts w:ascii="Arial Nova Cond Light" w:eastAsia="Calibri" w:hAnsi="Arial Nova Cond Light" w:cs="Calibri Light"/>
-                <w:kern w:val="0"/>
-                <w14:ligatures w14:val="none"/>
-              </w:rPr>
-              <w:t xml:space="preserve"> (1998). Origen y expansión del quechua. Lima. </w:t>
+              <w:t xml:space="preserve">ROJAS, Íbico (1998). Origen y expansión del quechua. Lima. </w:t>
             </w:r>
           </w:p>
           <w:p>
@@ -24866,25 +24676,7 @@
                 <w:kern w:val="0"/>
                 <w14:ligatures w14:val="none"/>
               </w:rPr>
-              <w:t>SOLIS FONSECA, Gustavo y CHACÓN SIHUAY, Jorge (1989). Lingüística y gramática Runasimi-</w:t>
-            </w:r>
-            <w:proofErr w:type="spellStart"/>
-            <w:r>
-              <w:rPr>
-                <w:rFonts w:ascii="Arial Nova Cond Light" w:eastAsia="Calibri" w:hAnsi="Arial Nova Cond Light" w:cs="Calibri Light"/>
-                <w:kern w:val="0"/>
-                <w14:ligatures w14:val="none"/>
-              </w:rPr>
-              <w:t>chanka</w:t>
-            </w:r>
-            <w:proofErr w:type="spellEnd"/>
-            <w:r>
-              <w:rPr>
-                <w:rFonts w:ascii="Arial Nova Cond Light" w:eastAsia="Calibri" w:hAnsi="Arial Nova Cond Light" w:cs="Calibri Light"/>
-                <w:kern w:val="0"/>
-                <w14:ligatures w14:val="none"/>
-              </w:rPr>
-              <w:t xml:space="preserve">. Ministerio de Educación. UNESCO-AGFUND. </w:t>
+              <w:t xml:space="preserve">SOLIS FONSECA, Gustavo y CHACÓN SIHUAY, Jorge (1989). Lingüística y gramática Runasimi-chanka. Ministerio de Educación. UNESCO-AGFUND. </w:t>
             </w:r>
           </w:p>
           <w:p>
@@ -24909,59 +24701,23 @@
                 <w:kern w:val="0"/>
                 <w14:ligatures w14:val="none"/>
               </w:rPr>
-              <w:t xml:space="preserve">SOTO RUIZ, </w:t>
-            </w:r>
-            <w:proofErr w:type="spellStart"/>
+              <w:t>SOTO RUIZ, Clodoaldo (1976). Gramática quechua: Ayacucho-Chan</w:t>
+            </w:r>
             <w:r>
               <w:rPr>
                 <w:rFonts w:ascii="Arial Nova Cond Light" w:eastAsia="Calibri" w:hAnsi="Arial Nova Cond Light" w:cs="Calibri Light"/>
                 <w:kern w:val="0"/>
                 <w14:ligatures w14:val="none"/>
               </w:rPr>
-              <w:t>Clodoaldo</w:t>
-            </w:r>
-            <w:proofErr w:type="spellEnd"/>
+              <w:t>k</w:t>
+            </w:r>
             <w:r>
               <w:rPr>
                 <w:rFonts w:ascii="Arial Nova Cond Light" w:eastAsia="Calibri" w:hAnsi="Arial Nova Cond Light" w:cs="Calibri Light"/>
                 <w:kern w:val="0"/>
                 <w14:ligatures w14:val="none"/>
               </w:rPr>
-              <w:t xml:space="preserve"> (1976). Gramática quechua: Ayacucho-</w:t>
-            </w:r>
-            <w:proofErr w:type="spellStart"/>
-            <w:r>
-              <w:rPr>
-                <w:rFonts w:ascii="Arial Nova Cond Light" w:eastAsia="Calibri" w:hAnsi="Arial Nova Cond Light" w:cs="Calibri Light"/>
-                <w:kern w:val="0"/>
-                <w14:ligatures w14:val="none"/>
-              </w:rPr>
-              <w:t>Chan</w:t>
-            </w:r>
-            <w:r>
-              <w:rPr>
-                <w:rFonts w:ascii="Arial Nova Cond Light" w:eastAsia="Calibri" w:hAnsi="Arial Nova Cond Light" w:cs="Calibri Light"/>
-                <w:kern w:val="0"/>
-                <w14:ligatures w14:val="none"/>
-              </w:rPr>
-              <w:t>k</w:t>
-            </w:r>
-            <w:r>
-              <w:rPr>
-                <w:rFonts w:ascii="Arial Nova Cond Light" w:eastAsia="Calibri" w:hAnsi="Arial Nova Cond Light" w:cs="Calibri Light"/>
-                <w:kern w:val="0"/>
-                <w14:ligatures w14:val="none"/>
-              </w:rPr>
-              <w:t>a</w:t>
-            </w:r>
-            <w:proofErr w:type="spellEnd"/>
-            <w:r>
-              <w:rPr>
-                <w:rFonts w:ascii="Arial Nova Cond Light" w:eastAsia="Calibri" w:hAnsi="Arial Nova Cond Light" w:cs="Calibri Light"/>
-                <w:kern w:val="0"/>
-                <w14:ligatures w14:val="none"/>
-              </w:rPr>
-              <w:t xml:space="preserve">. Lima: Ministerio de Educación/Instituto de Estudios Peruanos. </w:t>
+              <w:t xml:space="preserve">a. Lima: Ministerio de Educación/Instituto de Estudios Peruanos. </w:t>
             </w:r>
           </w:p>
           <w:p>
@@ -24996,7 +24752,6 @@
               </w:rPr>
               <w:t xml:space="preserve">l texto escolar de </w:t>
             </w:r>
-            <w:proofErr w:type="gramStart"/>
             <w:r>
               <w:rPr>
                 <w:rFonts w:ascii="Arial Nova Cond Light" w:eastAsia="Calibri" w:hAnsi="Arial Nova Cond Light" w:cs="Calibri Light"/>
@@ -25005,7 +24760,6 @@
               </w:rPr>
               <w:t>Quechua</w:t>
             </w:r>
-            <w:proofErr w:type="gramEnd"/>
             <w:r>
               <w:rPr>
                 <w:rFonts w:ascii="Arial Nova Cond Light" w:eastAsia="Calibri" w:hAnsi="Arial Nova Cond Light" w:cs="Calibri Light"/>
@@ -25088,7 +24842,6 @@
               </w:rPr>
               <w:t xml:space="preserve">Minedu (2016). Programa curricular de educación secundaria. Resolución Ministerial </w:t>
             </w:r>
-            <w:proofErr w:type="spellStart"/>
             <w:r>
               <w:rPr>
                 <w:rFonts w:ascii="Arial Nova Cond Light" w:eastAsia="Calibri" w:hAnsi="Arial Nova Cond Light" w:cs="Calibri Light"/>
@@ -25097,7 +24850,6 @@
               </w:rPr>
               <w:t>N°</w:t>
             </w:r>
-            <w:proofErr w:type="spellEnd"/>
             <w:r>
               <w:rPr>
                 <w:rFonts w:ascii="Arial Nova Cond Light" w:eastAsia="Calibri" w:hAnsi="Arial Nova Cond Light" w:cs="Calibri Light"/>
@@ -25131,7 +24883,6 @@
               </w:rPr>
               <w:t xml:space="preserve">Minedu (2016). Currículo Nacional de la educación básica. Resolución Ministerial </w:t>
             </w:r>
-            <w:proofErr w:type="spellStart"/>
             <w:r>
               <w:rPr>
                 <w:rFonts w:ascii="Arial Nova Cond Light" w:eastAsia="Calibri" w:hAnsi="Arial Nova Cond Light" w:cs="Calibri Light"/>
@@ -25140,7 +24891,6 @@
               </w:rPr>
               <w:t>N°</w:t>
             </w:r>
-            <w:proofErr w:type="spellEnd"/>
             <w:r>
               <w:rPr>
                 <w:rFonts w:ascii="Arial Nova Cond Light" w:eastAsia="Calibri" w:hAnsi="Arial Nova Cond Light" w:cs="Calibri Light"/>
@@ -25195,25 +24945,7 @@
                 <w:kern w:val="0"/>
                 <w14:ligatures w14:val="none"/>
               </w:rPr>
-              <w:t xml:space="preserve">Minedu (2024). Resolución ministerial </w:t>
-            </w:r>
-            <w:proofErr w:type="spellStart"/>
-            <w:r>
-              <w:rPr>
-                <w:rFonts w:ascii="Arial Nova Cond Light" w:eastAsia="Calibri" w:hAnsi="Arial Nova Cond Light" w:cs="Calibri Light"/>
-                <w:kern w:val="0"/>
-                <w14:ligatures w14:val="none"/>
-              </w:rPr>
-              <w:t>N°</w:t>
-            </w:r>
-            <w:proofErr w:type="spellEnd"/>
-            <w:r>
-              <w:rPr>
-                <w:rFonts w:ascii="Arial Nova Cond Light" w:eastAsia="Calibri" w:hAnsi="Arial Nova Cond Light" w:cs="Calibri Light"/>
-                <w:kern w:val="0"/>
-                <w14:ligatures w14:val="none"/>
-              </w:rPr>
-              <w:t xml:space="preserve"> 556-2024-MINEDU</w:t>
+              <w:t>Minedu (2024). Resolución ministerial N° 556-2024-MINEDU</w:t>
             </w:r>
             <w:r>
               <w:rPr>
@@ -25262,21 +24994,7 @@
               <w:rPr>
                 <w:rFonts w:ascii="Arial Nova Cond Light" w:hAnsi="Arial Nova Cond Light"/>
               </w:rPr>
-              <w:t xml:space="preserve">). Resolución ministerial </w:t>
-            </w:r>
-            <w:proofErr w:type="spellStart"/>
-            <w:r>
-              <w:rPr>
-                <w:rFonts w:ascii="Arial Nova Cond Light" w:hAnsi="Arial Nova Cond Light"/>
-              </w:rPr>
-              <w:t>N°</w:t>
-            </w:r>
-            <w:proofErr w:type="spellEnd"/>
-            <w:r>
-              <w:rPr>
-                <w:rFonts w:ascii="Arial Nova Cond Light" w:hAnsi="Arial Nova Cond Light"/>
-              </w:rPr>
-              <w:t xml:space="preserve"> 501-2025-MINEDU   </w:t>
+              <w:t xml:space="preserve">). Resolución ministerial N° 501-2025-MINEDU   </w:t>
             </w:r>
           </w:p>
         </w:tc>
@@ -25342,25 +25060,7 @@
                 <w:kern w:val="0"/>
                 <w14:ligatures w14:val="none"/>
               </w:rPr>
-              <w:t xml:space="preserve">Ministerio de Educación. Libro de </w:t>
-            </w:r>
-            <w:proofErr w:type="spellStart"/>
-            <w:r>
-              <w:rPr>
-                <w:rFonts w:ascii="Arial Nova Cond Light" w:eastAsia="Calibri" w:hAnsi="Arial Nova Cond Light" w:cs="Calibri Light"/>
-                <w:kern w:val="0"/>
-                <w14:ligatures w14:val="none"/>
-              </w:rPr>
-              <w:t>Rimana</w:t>
-            </w:r>
-            <w:proofErr w:type="spellEnd"/>
-            <w:r>
-              <w:rPr>
-                <w:rFonts w:ascii="Arial Nova Cond Light" w:eastAsia="Calibri" w:hAnsi="Arial Nova Cond Light" w:cs="Calibri Light"/>
-                <w:kern w:val="0"/>
-                <w14:ligatures w14:val="none"/>
-              </w:rPr>
-              <w:t xml:space="preserve"> de </w:t>
+              <w:t xml:space="preserve">Ministerio de Educación. Libro de Rimana de </w:t>
             </w:r>
             <w:r>
               <w:rPr>
@@ -25401,43 +25101,7 @@
                 <w:kern w:val="0"/>
                 <w14:ligatures w14:val="none"/>
               </w:rPr>
-              <w:t xml:space="preserve">Diccionario en </w:t>
-            </w:r>
-            <w:proofErr w:type="gramStart"/>
-            <w:r>
-              <w:rPr>
-                <w:rFonts w:ascii="Arial Nova Cond Light" w:eastAsia="Calibri" w:hAnsi="Arial Nova Cond Light" w:cs="Calibri Light"/>
-                <w:kern w:val="0"/>
-                <w14:ligatures w14:val="none"/>
-              </w:rPr>
-              <w:t>Quechua</w:t>
-            </w:r>
-            <w:proofErr w:type="gramEnd"/>
-            <w:r>
-              <w:rPr>
-                <w:rFonts w:ascii="Arial Nova Cond Light" w:eastAsia="Calibri" w:hAnsi="Arial Nova Cond Light" w:cs="Calibri Light"/>
-                <w:kern w:val="0"/>
-                <w14:ligatures w14:val="none"/>
-              </w:rPr>
-              <w:t xml:space="preserve"> </w:t>
-            </w:r>
-            <w:proofErr w:type="spellStart"/>
-            <w:r>
-              <w:rPr>
-                <w:rFonts w:ascii="Arial Nova Cond Light" w:eastAsia="Calibri" w:hAnsi="Arial Nova Cond Light" w:cs="Calibri Light"/>
-                <w:kern w:val="0"/>
-                <w14:ligatures w14:val="none"/>
-              </w:rPr>
-              <w:t>Chanka</w:t>
-            </w:r>
-            <w:proofErr w:type="spellEnd"/>
-            <w:r>
-              <w:rPr>
-                <w:rFonts w:ascii="Arial Nova Cond Light" w:eastAsia="Calibri" w:hAnsi="Arial Nova Cond Light" w:cs="Calibri Light"/>
-                <w:kern w:val="0"/>
-                <w14:ligatures w14:val="none"/>
-              </w:rPr>
-              <w:t xml:space="preserve">. </w:t>
+              <w:t xml:space="preserve">Diccionario en Quechua Chanka. </w:t>
             </w:r>
             <w:r>
               <w:rPr>
@@ -25472,7 +25136,6 @@
               </w:rPr>
               <w:t xml:space="preserve">Texto escolar de </w:t>
             </w:r>
-            <w:proofErr w:type="gramStart"/>
             <w:r>
               <w:rPr>
                 <w:rFonts w:ascii="Arial Nova Cond Light" w:eastAsia="Calibri" w:hAnsi="Arial Nova Cond Light" w:cs="Calibri Light"/>
@@ -25481,7 +25144,6 @@
               </w:rPr>
               <w:t>Quechua</w:t>
             </w:r>
-            <w:proofErr w:type="gramEnd"/>
             <w:r>
               <w:rPr>
                 <w:rFonts w:ascii="Arial Nova Cond Light" w:eastAsia="Calibri" w:hAnsi="Arial Nova Cond Light" w:cs="Calibri Light"/>
@@ -26072,7 +25734,7 @@
 </file>
 
 <file path=word/endnotes.xml><?xml version="1.0" encoding="utf-8"?>
-<w:endnotes xmlns:wpc="http://schemas.microsoft.com/office/word/2010/wordprocessingCanvas" xmlns:cx="http://schemas.microsoft.com/office/drawing/2014/chartex" xmlns:cx1="http://schemas.microsoft.com/office/drawing/2015/9/8/chartex" xmlns:cx2="http://schemas.microsoft.com/office/drawing/2015/10/21/chartex" xmlns:cx3="http://schemas.microsoft.com/office/drawing/2016/5/9/chartex" xmlns:cx4="http://schemas.microsoft.com/office/drawing/2016/5/10/chartex" xmlns:cx5="http://schemas.microsoft.com/office/drawing/2016/5/11/chartex" xmlns:cx6="http://schemas.microsoft.com/office/drawing/2016/5/12/chartex" xmlns:cx7="http://schemas.microsoft.com/office/drawing/2016/5/13/chartex" xmlns:cx8="http://schemas.microsoft.com/office/drawing/2016/5/14/chartex" xmlns:mc="http://schemas.openxmlformats.org/markup-compatibility/2006" xmlns:aink="http://schemas.microsoft.com/office/drawing/2016/ink" xmlns:am3d="http://schemas.microsoft.com/office/drawing/2017/model3d" xmlns:o="urn:schemas-microsoft-com:office:office" xmlns:oel="http://schemas.microsoft.com/office/2019/extlst" xmlns:r="http://schemas.openxmlformats.org/officeDocument/2006/relationships" xmlns:m="http://schemas.openxmlformats.org/officeDocument/2006/math" xmlns:v="urn:schemas-microsoft-com:vml" xmlns:wp14="http://schemas.microsoft.com/office/word/2010/wordprocessingDrawing" xmlns:wp="http://schemas.openxmlformats.org/drawingml/2006/wordprocessingDrawing" xmlns:w10="urn:schemas-microsoft-com:office:word" xmlns:w="http://schemas.openxmlformats.org/wordprocessingml/2006/main" xmlns:w14="http://schemas.microsoft.com/office/word/2010/wordml" xmlns:w15="http://schemas.microsoft.com/office/word/2012/wordml" xmlns:w16cex="http://schemas.microsoft.com/office/word/2018/wordml/cex" xmlns:w16cid="http://schemas.microsoft.com/office/word/2016/wordml/cid" xmlns:w16="http://schemas.microsoft.com/office/word/2018/wordml" xmlns:w16du="http://schemas.microsoft.com/office/word/2023/wordml/word16du" xmlns:w16sdtdh="http://schemas.microsoft.com/office/word/2020/wordml/sdtdatahash" xmlns:w16se="http://schemas.microsoft.com/office/word/2015/wordml/symex" xmlns:wpg="http://schemas.microsoft.com/office/word/2010/wordprocessingGroup" xmlns:wpi="http://schemas.microsoft.com/office/word/2010/wordprocessingInk" xmlns:wne="http://schemas.microsoft.com/office/word/2006/wordml" xmlns:wps="http://schemas.microsoft.com/office/word/2010/wordprocessingShape" mc:Ignorable="w14 w15 w16se w16cid w16 w16cex w16sdtdh w16du wp14">
+<w:endnotes xmlns:wpc="http://schemas.microsoft.com/office/word/2010/wordprocessingCanvas" xmlns:cx="http://schemas.microsoft.com/office/drawing/2014/chartex" xmlns:cx1="http://schemas.microsoft.com/office/drawing/2015/9/8/chartex" xmlns:cx2="http://schemas.microsoft.com/office/drawing/2015/10/21/chartex" xmlns:cx3="http://schemas.microsoft.com/office/drawing/2016/5/9/chartex" xmlns:cx4="http://schemas.microsoft.com/office/drawing/2016/5/10/chartex" xmlns:cx5="http://schemas.microsoft.com/office/drawing/2016/5/11/chartex" xmlns:cx6="http://schemas.microsoft.com/office/drawing/2016/5/12/chartex" xmlns:cx7="http://schemas.microsoft.com/office/drawing/2016/5/13/chartex" xmlns:cx8="http://schemas.microsoft.com/office/drawing/2016/5/14/chartex" xmlns:mc="http://schemas.openxmlformats.org/markup-compatibility/2006" xmlns:aink="http://schemas.microsoft.com/office/drawing/2016/ink" xmlns:am3d="http://schemas.microsoft.com/office/drawing/2017/model3d" xmlns:o="urn:schemas-microsoft-com:office:office" xmlns:oel="http://schemas.microsoft.com/office/2019/extlst" xmlns:r="http://schemas.openxmlformats.org/officeDocument/2006/relationships" xmlns:m="http://schemas.openxmlformats.org/officeDocument/2006/math" xmlns:v="urn:schemas-microsoft-com:vml" xmlns:wp14="http://schemas.microsoft.com/office/word/2010/wordprocessingDrawing" xmlns:wp="http://schemas.openxmlformats.org/drawingml/2006/wordprocessingDrawing" xmlns:w10="urn:schemas-microsoft-com:office:word" xmlns:w="http://schemas.openxmlformats.org/wordprocessingml/2006/main" xmlns:w14="http://schemas.microsoft.com/office/word/2010/wordml" xmlns:w15="http://schemas.microsoft.com/office/word/2012/wordml" xmlns:w16cex="http://schemas.microsoft.com/office/word/2018/wordml/cex" xmlns:w16cid="http://schemas.microsoft.com/office/word/2016/wordml/cid" xmlns:w16="http://schemas.microsoft.com/office/word/2018/wordml" xmlns:w16du="http://schemas.microsoft.com/office/word/2023/wordml/word16du" xmlns:w16sdtdh="http://schemas.microsoft.com/office/word/2020/wordml/sdtdatahash" xmlns:w16sdtfl="http://schemas.microsoft.com/office/word/2024/wordml/sdtformatlock" xmlns:w16se="http://schemas.microsoft.com/office/word/2015/wordml/symex" xmlns:wpg="http://schemas.microsoft.com/office/word/2010/wordprocessingGroup" xmlns:wpi="http://schemas.microsoft.com/office/word/2010/wordprocessingInk" xmlns:wne="http://schemas.microsoft.com/office/word/2006/wordml" xmlns:wps="http://schemas.microsoft.com/office/word/2010/wordprocessingShape" mc:Ignorable="w14 w15 w16se w16cid w16 w16cex w16sdtdh w16sdtfl w16du wp14">
   <w:endnote w:type="separator" w:id="-1">
     <w:p>
       <w:pPr>
@@ -26097,7 +25759,7 @@
 </file>
 
 <file path=word/footer1.xml><?xml version="1.0" encoding="utf-8"?>
-<w:ftr xmlns:wpc="http://schemas.microsoft.com/office/word/2010/wordprocessingCanvas" xmlns:cx="http://schemas.microsoft.com/office/drawing/2014/chartex" xmlns:cx1="http://schemas.microsoft.com/office/drawing/2015/9/8/chartex" xmlns:cx2="http://schemas.microsoft.com/office/drawing/2015/10/21/chartex" xmlns:cx3="http://schemas.microsoft.com/office/drawing/2016/5/9/chartex" xmlns:cx4="http://schemas.microsoft.com/office/drawing/2016/5/10/chartex" xmlns:cx5="http://schemas.microsoft.com/office/drawing/2016/5/11/chartex" xmlns:cx6="http://schemas.microsoft.com/office/drawing/2016/5/12/chartex" xmlns:cx7="http://schemas.microsoft.com/office/drawing/2016/5/13/chartex" xmlns:cx8="http://schemas.microsoft.com/office/drawing/2016/5/14/chartex" xmlns:mc="http://schemas.openxmlformats.org/markup-compatibility/2006" xmlns:aink="http://schemas.microsoft.com/office/drawing/2016/ink" xmlns:am3d="http://schemas.microsoft.com/office/drawing/2017/model3d" xmlns:o="urn:schemas-microsoft-com:office:office" xmlns:oel="http://schemas.microsoft.com/office/2019/extlst" xmlns:r="http://schemas.openxmlformats.org/officeDocument/2006/relationships" xmlns:m="http://schemas.openxmlformats.org/officeDocument/2006/math" xmlns:v="urn:schemas-microsoft-com:vml" xmlns:wp14="http://schemas.microsoft.com/office/word/2010/wordprocessingDrawing" xmlns:wp="http://schemas.openxmlformats.org/drawingml/2006/wordprocessingDrawing" xmlns:w10="urn:schemas-microsoft-com:office:word" xmlns:w="http://schemas.openxmlformats.org/wordprocessingml/2006/main" xmlns:w14="http://schemas.microsoft.com/office/word/2010/wordml" xmlns:w15="http://schemas.microsoft.com/office/word/2012/wordml" xmlns:w16cex="http://schemas.microsoft.com/office/word/2018/wordml/cex" xmlns:w16cid="http://schemas.microsoft.com/office/word/2016/wordml/cid" xmlns:w16="http://schemas.microsoft.com/office/word/2018/wordml" xmlns:w16du="http://schemas.microsoft.com/office/word/2023/wordml/word16du" xmlns:w16sdtdh="http://schemas.microsoft.com/office/word/2020/wordml/sdtdatahash" xmlns:w16se="http://schemas.microsoft.com/office/word/2015/wordml/symex" xmlns:wpg="http://schemas.microsoft.com/office/word/2010/wordprocessingGroup" xmlns:wpi="http://schemas.microsoft.com/office/word/2010/wordprocessingInk" xmlns:wne="http://schemas.microsoft.com/office/word/2006/wordml" xmlns:wps="http://schemas.microsoft.com/office/word/2010/wordprocessingShape" mc:Ignorable="w14 w15 w16se w16cid w16 w16cex w16sdtdh w16du wp14">
+<w:ftr xmlns:wpc="http://schemas.microsoft.com/office/word/2010/wordprocessingCanvas" xmlns:cx="http://schemas.microsoft.com/office/drawing/2014/chartex" xmlns:cx1="http://schemas.microsoft.com/office/drawing/2015/9/8/chartex" xmlns:cx2="http://schemas.microsoft.com/office/drawing/2015/10/21/chartex" xmlns:cx3="http://schemas.microsoft.com/office/drawing/2016/5/9/chartex" xmlns:cx4="http://schemas.microsoft.com/office/drawing/2016/5/10/chartex" xmlns:cx5="http://schemas.microsoft.com/office/drawing/2016/5/11/chartex" xmlns:cx6="http://schemas.microsoft.com/office/drawing/2016/5/12/chartex" xmlns:cx7="http://schemas.microsoft.com/office/drawing/2016/5/13/chartex" xmlns:cx8="http://schemas.microsoft.com/office/drawing/2016/5/14/chartex" xmlns:mc="http://schemas.openxmlformats.org/markup-compatibility/2006" xmlns:aink="http://schemas.microsoft.com/office/drawing/2016/ink" xmlns:am3d="http://schemas.microsoft.com/office/drawing/2017/model3d" xmlns:o="urn:schemas-microsoft-com:office:office" xmlns:oel="http://schemas.microsoft.com/office/2019/extlst" xmlns:r="http://schemas.openxmlformats.org/officeDocument/2006/relationships" xmlns:m="http://schemas.openxmlformats.org/officeDocument/2006/math" xmlns:v="urn:schemas-microsoft-com:vml" xmlns:wp14="http://schemas.microsoft.com/office/word/2010/wordprocessingDrawing" xmlns:wp="http://schemas.openxmlformats.org/drawingml/2006/wordprocessingDrawing" xmlns:w10="urn:schemas-microsoft-com:office:word" xmlns:w="http://schemas.openxmlformats.org/wordprocessingml/2006/main" xmlns:w14="http://schemas.microsoft.com/office/word/2010/wordml" xmlns:w15="http://schemas.microsoft.com/office/word/2012/wordml" xmlns:w16cex="http://schemas.microsoft.com/office/word/2018/wordml/cex" xmlns:w16cid="http://schemas.microsoft.com/office/word/2016/wordml/cid" xmlns:w16="http://schemas.microsoft.com/office/word/2018/wordml" xmlns:w16du="http://schemas.microsoft.com/office/word/2023/wordml/word16du" xmlns:w16sdtdh="http://schemas.microsoft.com/office/word/2020/wordml/sdtdatahash" xmlns:w16sdtfl="http://schemas.microsoft.com/office/word/2024/wordml/sdtformatlock" xmlns:w16se="http://schemas.microsoft.com/office/word/2015/wordml/symex" xmlns:wpg="http://schemas.microsoft.com/office/word/2010/wordprocessingGroup" xmlns:wpi="http://schemas.microsoft.com/office/word/2010/wordprocessingInk" xmlns:wne="http://schemas.microsoft.com/office/word/2006/wordml" xmlns:wps="http://schemas.microsoft.com/office/word/2010/wordprocessingShape" mc:Ignorable="w14 w15 w16se w16cid w16 w16cex w16sdtdh w16sdtfl w16du wp14">
   <w:p>
     <w:pPr>
       <w:pStyle w:val="Piedepgina"/>
@@ -26562,7 +26224,7 @@
 </file>
 
 <file path=word/footnotes.xml><?xml version="1.0" encoding="utf-8"?>
-<w:footnotes xmlns:wpc="http://schemas.microsoft.com/office/word/2010/wordprocessingCanvas" xmlns:cx="http://schemas.microsoft.com/office/drawing/2014/chartex" xmlns:cx1="http://schemas.microsoft.com/office/drawing/2015/9/8/chartex" xmlns:cx2="http://schemas.microsoft.com/office/drawing/2015/10/21/chartex" xmlns:cx3="http://schemas.microsoft.com/office/drawing/2016/5/9/chartex" xmlns:cx4="http://schemas.microsoft.com/office/drawing/2016/5/10/chartex" xmlns:cx5="http://schemas.microsoft.com/office/drawing/2016/5/11/chartex" xmlns:cx6="http://schemas.microsoft.com/office/drawing/2016/5/12/chartex" xmlns:cx7="http://schemas.microsoft.com/office/drawing/2016/5/13/chartex" xmlns:cx8="http://schemas.microsoft.com/office/drawing/2016/5/14/chartex" xmlns:mc="http://schemas.openxmlformats.org/markup-compatibility/2006" xmlns:aink="http://schemas.microsoft.com/office/drawing/2016/ink" xmlns:am3d="http://schemas.microsoft.com/office/drawing/2017/model3d" xmlns:o="urn:schemas-microsoft-com:office:office" xmlns:oel="http://schemas.microsoft.com/office/2019/extlst" xmlns:r="http://schemas.openxmlformats.org/officeDocument/2006/relationships" xmlns:m="http://schemas.openxmlformats.org/officeDocument/2006/math" xmlns:v="urn:schemas-microsoft-com:vml" xmlns:wp14="http://schemas.microsoft.com/office/word/2010/wordprocessingDrawing" xmlns:wp="http://schemas.openxmlformats.org/drawingml/2006/wordprocessingDrawing" xmlns:w10="urn:schemas-microsoft-com:office:word" xmlns:w="http://schemas.openxmlformats.org/wordprocessingml/2006/main" xmlns:w14="http://schemas.microsoft.com/office/word/2010/wordml" xmlns:w15="http://schemas.microsoft.com/office/word/2012/wordml" xmlns:w16cex="http://schemas.microsoft.com/office/word/2018/wordml/cex" xmlns:w16cid="http://schemas.microsoft.com/office/word/2016/wordml/cid" xmlns:w16="http://schemas.microsoft.com/office/word/2018/wordml" xmlns:w16du="http://schemas.microsoft.com/office/word/2023/wordml/word16du" xmlns:w16sdtdh="http://schemas.microsoft.com/office/word/2020/wordml/sdtdatahash" xmlns:w16se="http://schemas.microsoft.com/office/word/2015/wordml/symex" xmlns:wpg="http://schemas.microsoft.com/office/word/2010/wordprocessingGroup" xmlns:wpi="http://schemas.microsoft.com/office/word/2010/wordprocessingInk" xmlns:wne="http://schemas.microsoft.com/office/word/2006/wordml" xmlns:wps="http://schemas.microsoft.com/office/word/2010/wordprocessingShape" mc:Ignorable="w14 w15 w16se w16cid w16 w16cex w16sdtdh w16du wp14">
+<w:footnotes xmlns:wpc="http://schemas.microsoft.com/office/word/2010/wordprocessingCanvas" xmlns:cx="http://schemas.microsoft.com/office/drawing/2014/chartex" xmlns:cx1="http://schemas.microsoft.com/office/drawing/2015/9/8/chartex" xmlns:cx2="http://schemas.microsoft.com/office/drawing/2015/10/21/chartex" xmlns:cx3="http://schemas.microsoft.com/office/drawing/2016/5/9/chartex" xmlns:cx4="http://schemas.microsoft.com/office/drawing/2016/5/10/chartex" xmlns:cx5="http://schemas.microsoft.com/office/drawing/2016/5/11/chartex" xmlns:cx6="http://schemas.microsoft.com/office/drawing/2016/5/12/chartex" xmlns:cx7="http://schemas.microsoft.com/office/drawing/2016/5/13/chartex" xmlns:cx8="http://schemas.microsoft.com/office/drawing/2016/5/14/chartex" xmlns:mc="http://schemas.openxmlformats.org/markup-compatibility/2006" xmlns:aink="http://schemas.microsoft.com/office/drawing/2016/ink" xmlns:am3d="http://schemas.microsoft.com/office/drawing/2017/model3d" xmlns:o="urn:schemas-microsoft-com:office:office" xmlns:oel="http://schemas.microsoft.com/office/2019/extlst" xmlns:r="http://schemas.openxmlformats.org/officeDocument/2006/relationships" xmlns:m="http://schemas.openxmlformats.org/officeDocument/2006/math" xmlns:v="urn:schemas-microsoft-com:vml" xmlns:wp14="http://schemas.microsoft.com/office/word/2010/wordprocessingDrawing" xmlns:wp="http://schemas.openxmlformats.org/drawingml/2006/wordprocessingDrawing" xmlns:w10="urn:schemas-microsoft-com:office:word" xmlns:w="http://schemas.openxmlformats.org/wordprocessingml/2006/main" xmlns:w14="http://schemas.microsoft.com/office/word/2010/wordml" xmlns:w15="http://schemas.microsoft.com/office/word/2012/wordml" xmlns:w16cex="http://schemas.microsoft.com/office/word/2018/wordml/cex" xmlns:w16cid="http://schemas.microsoft.com/office/word/2016/wordml/cid" xmlns:w16="http://schemas.microsoft.com/office/word/2018/wordml" xmlns:w16du="http://schemas.microsoft.com/office/word/2023/wordml/word16du" xmlns:w16sdtdh="http://schemas.microsoft.com/office/word/2020/wordml/sdtdatahash" xmlns:w16sdtfl="http://schemas.microsoft.com/office/word/2024/wordml/sdtformatlock" xmlns:w16se="http://schemas.microsoft.com/office/word/2015/wordml/symex" xmlns:wpg="http://schemas.microsoft.com/office/word/2010/wordprocessingGroup" xmlns:wpi="http://schemas.microsoft.com/office/word/2010/wordprocessingInk" xmlns:wne="http://schemas.microsoft.com/office/word/2006/wordml" xmlns:wps="http://schemas.microsoft.com/office/word/2010/wordprocessingShape" mc:Ignorable="w14 w15 w16se w16cid w16 w16cex w16sdtdh w16sdtfl w16du wp14">
   <w:footnote w:type="separator" w:id="-1">
     <w:p>
       <w:pPr>
@@ -26587,7 +26249,7 @@
 </file>
 
 <file path=word/header1.xml><?xml version="1.0" encoding="utf-8"?>
-<w:hdr xmlns:wpc="http://schemas.microsoft.com/office/word/2010/wordprocessingCanvas" xmlns:cx="http://schemas.microsoft.com/office/drawing/2014/chartex" xmlns:cx1="http://schemas.microsoft.com/office/drawing/2015/9/8/chartex" xmlns:cx2="http://schemas.microsoft.com/office/drawing/2015/10/21/chartex" xmlns:cx3="http://schemas.microsoft.com/office/drawing/2016/5/9/chartex" xmlns:cx4="http://schemas.microsoft.com/office/drawing/2016/5/10/chartex" xmlns:cx5="http://schemas.microsoft.com/office/drawing/2016/5/11/chartex" xmlns:cx6="http://schemas.microsoft.com/office/drawing/2016/5/12/chartex" xmlns:cx7="http://schemas.microsoft.com/office/drawing/2016/5/13/chartex" xmlns:cx8="http://schemas.microsoft.com/office/drawing/2016/5/14/chartex" xmlns:mc="http://schemas.openxmlformats.org/markup-compatibility/2006" xmlns:aink="http://schemas.microsoft.com/office/drawing/2016/ink" xmlns:am3d="http://schemas.microsoft.com/office/drawing/2017/model3d" xmlns:o="urn:schemas-microsoft-com:office:office" xmlns:oel="http://schemas.microsoft.com/office/2019/extlst" xmlns:r="http://schemas.openxmlformats.org/officeDocument/2006/relationships" xmlns:m="http://schemas.openxmlformats.org/officeDocument/2006/math" xmlns:v="urn:schemas-microsoft-com:vml" xmlns:wp14="http://schemas.microsoft.com/office/word/2010/wordprocessingDrawing" xmlns:wp="http://schemas.openxmlformats.org/drawingml/2006/wordprocessingDrawing" xmlns:w10="urn:schemas-microsoft-com:office:word" xmlns:w="http://schemas.openxmlformats.org/wordprocessingml/2006/main" xmlns:w14="http://schemas.microsoft.com/office/word/2010/wordml" xmlns:w15="http://schemas.microsoft.com/office/word/2012/wordml" xmlns:w16cex="http://schemas.microsoft.com/office/word/2018/wordml/cex" xmlns:w16cid="http://schemas.microsoft.com/office/word/2016/wordml/cid" xmlns:w16="http://schemas.microsoft.com/office/word/2018/wordml" xmlns:w16du="http://schemas.microsoft.com/office/word/2023/wordml/word16du" xmlns:w16sdtdh="http://schemas.microsoft.com/office/word/2020/wordml/sdtdatahash" xmlns:w16se="http://schemas.microsoft.com/office/word/2015/wordml/symex" xmlns:wpg="http://schemas.microsoft.com/office/word/2010/wordprocessingGroup" xmlns:wpi="http://schemas.microsoft.com/office/word/2010/wordprocessingInk" xmlns:wne="http://schemas.microsoft.com/office/word/2006/wordml" xmlns:wps="http://schemas.microsoft.com/office/word/2010/wordprocessingShape" mc:Ignorable="w14 w15 w16se w16cid w16 w16cex w16sdtdh w16du wp14">
+<w:hdr xmlns:wpc="http://schemas.microsoft.com/office/word/2010/wordprocessingCanvas" xmlns:cx="http://schemas.microsoft.com/office/drawing/2014/chartex" xmlns:cx1="http://schemas.microsoft.com/office/drawing/2015/9/8/chartex" xmlns:cx2="http://schemas.microsoft.com/office/drawing/2015/10/21/chartex" xmlns:cx3="http://schemas.microsoft.com/office/drawing/2016/5/9/chartex" xmlns:cx4="http://schemas.microsoft.com/office/drawing/2016/5/10/chartex" xmlns:cx5="http://schemas.microsoft.com/office/drawing/2016/5/11/chartex" xmlns:cx6="http://schemas.microsoft.com/office/drawing/2016/5/12/chartex" xmlns:cx7="http://schemas.microsoft.com/office/drawing/2016/5/13/chartex" xmlns:cx8="http://schemas.microsoft.com/office/drawing/2016/5/14/chartex" xmlns:mc="http://schemas.openxmlformats.org/markup-compatibility/2006" xmlns:aink="http://schemas.microsoft.com/office/drawing/2016/ink" xmlns:am3d="http://schemas.microsoft.com/office/drawing/2017/model3d" xmlns:o="urn:schemas-microsoft-com:office:office" xmlns:oel="http://schemas.microsoft.com/office/2019/extlst" xmlns:r="http://schemas.openxmlformats.org/officeDocument/2006/relationships" xmlns:m="http://schemas.openxmlformats.org/officeDocument/2006/math" xmlns:v="urn:schemas-microsoft-com:vml" xmlns:wp14="http://schemas.microsoft.com/office/word/2010/wordprocessingDrawing" xmlns:wp="http://schemas.openxmlformats.org/drawingml/2006/wordprocessingDrawing" xmlns:w10="urn:schemas-microsoft-com:office:word" xmlns:w="http://schemas.openxmlformats.org/wordprocessingml/2006/main" xmlns:w14="http://schemas.microsoft.com/office/word/2010/wordml" xmlns:w15="http://schemas.microsoft.com/office/word/2012/wordml" xmlns:w16cex="http://schemas.microsoft.com/office/word/2018/wordml/cex" xmlns:w16cid="http://schemas.microsoft.com/office/word/2016/wordml/cid" xmlns:w16="http://schemas.microsoft.com/office/word/2018/wordml" xmlns:w16du="http://schemas.microsoft.com/office/word/2023/wordml/word16du" xmlns:w16sdtdh="http://schemas.microsoft.com/office/word/2020/wordml/sdtdatahash" xmlns:w16sdtfl="http://schemas.microsoft.com/office/word/2024/wordml/sdtformatlock" xmlns:w16se="http://schemas.microsoft.com/office/word/2015/wordml/symex" xmlns:wpg="http://schemas.microsoft.com/office/word/2010/wordprocessingGroup" xmlns:wpi="http://schemas.microsoft.com/office/word/2010/wordprocessingInk" xmlns:wne="http://schemas.microsoft.com/office/word/2006/wordml" xmlns:wps="http://schemas.microsoft.com/office/word/2010/wordprocessingShape" mc:Ignorable="w14 w15 w16se w16cid w16 w16cex w16sdtdh w16sdtfl w16du wp14">
   <w:tbl>
     <w:tblPr>
       <w:tblStyle w:val="Tablaconcuadrcula"/>
@@ -26877,7 +26539,7 @@
 </file>
 
 <file path=word/numbering.xml><?xml version="1.0" encoding="utf-8"?>
-<w:numbering xmlns:wpc="http://schemas.microsoft.com/office/word/2010/wordprocessingCanvas" xmlns:cx="http://schemas.microsoft.com/office/drawing/2014/chartex" xmlns:cx1="http://schemas.microsoft.com/office/drawing/2015/9/8/chartex" xmlns:cx2="http://schemas.microsoft.com/office/drawing/2015/10/21/chartex" xmlns:cx3="http://schemas.microsoft.com/office/drawing/2016/5/9/chartex" xmlns:cx4="http://schemas.microsoft.com/office/drawing/2016/5/10/chartex" xmlns:cx5="http://schemas.microsoft.com/office/drawing/2016/5/11/chartex" xmlns:cx6="http://schemas.microsoft.com/office/drawing/2016/5/12/chartex" xmlns:cx7="http://schemas.microsoft.com/office/drawing/2016/5/13/chartex" xmlns:cx8="http://schemas.microsoft.com/office/drawing/2016/5/14/chartex" xmlns:mc="http://schemas.openxmlformats.org/markup-compatibility/2006" xmlns:aink="http://schemas.microsoft.com/office/drawing/2016/ink" xmlns:am3d="http://schemas.microsoft.com/office/drawing/2017/model3d" xmlns:o="urn:schemas-microsoft-com:office:office" xmlns:oel="http://schemas.microsoft.com/office/2019/extlst" xmlns:r="http://schemas.openxmlformats.org/officeDocument/2006/relationships" xmlns:m="http://schemas.openxmlformats.org/officeDocument/2006/math" xmlns:v="urn:schemas-microsoft-com:vml" xmlns:wp14="http://schemas.microsoft.com/office/word/2010/wordprocessingDrawing" xmlns:wp="http://schemas.openxmlformats.org/drawingml/2006/wordprocessingDrawing" xmlns:w10="urn:schemas-microsoft-com:office:word" xmlns:w="http://schemas.openxmlformats.org/wordprocessingml/2006/main" xmlns:w14="http://schemas.microsoft.com/office/word/2010/wordml" xmlns:w15="http://schemas.microsoft.com/office/word/2012/wordml" xmlns:w16cex="http://schemas.microsoft.com/office/word/2018/wordml/cex" xmlns:w16cid="http://schemas.microsoft.com/office/word/2016/wordml/cid" xmlns:w16="http://schemas.microsoft.com/office/word/2018/wordml" xmlns:w16du="http://schemas.microsoft.com/office/word/2023/wordml/word16du" xmlns:w16sdtdh="http://schemas.microsoft.com/office/word/2020/wordml/sdtdatahash" xmlns:w16se="http://schemas.microsoft.com/office/word/2015/wordml/symex" xmlns:wpg="http://schemas.microsoft.com/office/word/2010/wordprocessingGroup" xmlns:wpi="http://schemas.microsoft.com/office/word/2010/wordprocessingInk" xmlns:wne="http://schemas.microsoft.com/office/word/2006/wordml" xmlns:wps="http://schemas.microsoft.com/office/word/2010/wordprocessingShape" mc:Ignorable="w14 w15 w16se w16cid w16 w16cex w16sdtdh w16du wp14">
+<w:numbering xmlns:wpc="http://schemas.microsoft.com/office/word/2010/wordprocessingCanvas" xmlns:cx="http://schemas.microsoft.com/office/drawing/2014/chartex" xmlns:cx1="http://schemas.microsoft.com/office/drawing/2015/9/8/chartex" xmlns:cx2="http://schemas.microsoft.com/office/drawing/2015/10/21/chartex" xmlns:cx3="http://schemas.microsoft.com/office/drawing/2016/5/9/chartex" xmlns:cx4="http://schemas.microsoft.com/office/drawing/2016/5/10/chartex" xmlns:cx5="http://schemas.microsoft.com/office/drawing/2016/5/11/chartex" xmlns:cx6="http://schemas.microsoft.com/office/drawing/2016/5/12/chartex" xmlns:cx7="http://schemas.microsoft.com/office/drawing/2016/5/13/chartex" xmlns:cx8="http://schemas.microsoft.com/office/drawing/2016/5/14/chartex" xmlns:mc="http://schemas.openxmlformats.org/markup-compatibility/2006" xmlns:aink="http://schemas.microsoft.com/office/drawing/2016/ink" xmlns:am3d="http://schemas.microsoft.com/office/drawing/2017/model3d" xmlns:o="urn:schemas-microsoft-com:office:office" xmlns:oel="http://schemas.microsoft.com/office/2019/extlst" xmlns:r="http://schemas.openxmlformats.org/officeDocument/2006/relationships" xmlns:m="http://schemas.openxmlformats.org/officeDocument/2006/math" xmlns:v="urn:schemas-microsoft-com:vml" xmlns:wp14="http://schemas.microsoft.com/office/word/2010/wordprocessingDrawing" xmlns:wp="http://schemas.openxmlformats.org/drawingml/2006/wordprocessingDrawing" xmlns:w10="urn:schemas-microsoft-com:office:word" xmlns:w="http://schemas.openxmlformats.org/wordprocessingml/2006/main" xmlns:w14="http://schemas.microsoft.com/office/word/2010/wordml" xmlns:w15="http://schemas.microsoft.com/office/word/2012/wordml" xmlns:w16cex="http://schemas.microsoft.com/office/word/2018/wordml/cex" xmlns:w16cid="http://schemas.microsoft.com/office/word/2016/wordml/cid" xmlns:w16="http://schemas.microsoft.com/office/word/2018/wordml" xmlns:w16du="http://schemas.microsoft.com/office/word/2023/wordml/word16du" xmlns:w16sdtdh="http://schemas.microsoft.com/office/word/2020/wordml/sdtdatahash" xmlns:w16sdtfl="http://schemas.microsoft.com/office/word/2024/wordml/sdtformatlock" xmlns:w16se="http://schemas.microsoft.com/office/word/2015/wordml/symex" xmlns:wpg="http://schemas.microsoft.com/office/word/2010/wordprocessingGroup" xmlns:wpi="http://schemas.microsoft.com/office/word/2010/wordprocessingInk" xmlns:wne="http://schemas.microsoft.com/office/word/2006/wordml" xmlns:wps="http://schemas.microsoft.com/office/word/2010/wordprocessingShape" mc:Ignorable="w14 w15 w16se w16cid w16 w16cex w16sdtdh w16sdtfl w16du wp14">
   <w:abstractNum w:abstractNumId="0" w15:restartNumberingAfterBreak="0">
     <w:nsid w:val="05A65B82"/>
     <w:multiLevelType w:val="hybridMultilevel"/>
@@ -30948,7 +30610,7 @@
 </file>
 
 <file path=word/styles.xml><?xml version="1.0" encoding="utf-8"?>
-<w:styles xmlns:mc="http://schemas.openxmlformats.org/markup-compatibility/2006" xmlns:r="http://schemas.openxmlformats.org/officeDocument/2006/relationships" xmlns:w="http://schemas.openxmlformats.org/wordprocessingml/2006/main" xmlns:w14="http://schemas.microsoft.com/office/word/2010/wordml" xmlns:w15="http://schemas.microsoft.com/office/word/2012/wordml" xmlns:w16cex="http://schemas.microsoft.com/office/word/2018/wordml/cex" xmlns:w16cid="http://schemas.microsoft.com/office/word/2016/wordml/cid" xmlns:w16="http://schemas.microsoft.com/office/word/2018/wordml" xmlns:w16du="http://schemas.microsoft.com/office/word/2023/wordml/word16du" xmlns:w16sdtdh="http://schemas.microsoft.com/office/word/2020/wordml/sdtdatahash" xmlns:w16se="http://schemas.microsoft.com/office/word/2015/wordml/symex" mc:Ignorable="w14 w15 w16se w16cid w16 w16cex w16sdtdh w16du">
+<w:styles xmlns:mc="http://schemas.openxmlformats.org/markup-compatibility/2006" xmlns:r="http://schemas.openxmlformats.org/officeDocument/2006/relationships" xmlns:w="http://schemas.openxmlformats.org/wordprocessingml/2006/main" xmlns:w14="http://schemas.microsoft.com/office/word/2010/wordml" xmlns:w15="http://schemas.microsoft.com/office/word/2012/wordml" xmlns:w16cex="http://schemas.microsoft.com/office/word/2018/wordml/cex" xmlns:w16cid="http://schemas.microsoft.com/office/word/2016/wordml/cid" xmlns:w16="http://schemas.microsoft.com/office/word/2018/wordml" xmlns:w16du="http://schemas.microsoft.com/office/word/2023/wordml/word16du" xmlns:w16sdtdh="http://schemas.microsoft.com/office/word/2020/wordml/sdtdatahash" xmlns:w16sdtfl="http://schemas.microsoft.com/office/word/2024/wordml/sdtformatlock" xmlns:w16se="http://schemas.microsoft.com/office/word/2015/wordml/symex" mc:Ignorable="w14 w15 w16se w16cid w16 w16cex w16sdtdh w16sdtfl w16du">
   <w:docDefaults>
     <w:rPrDefault>
       <w:rPr>
@@ -31977,7 +31639,7 @@
       <w:u w:val="single"/>
     </w:rPr>
   </w:style>
-  <w:style w:type="character" w:styleId="Textoennegrita">
+  <w:style w:type="character" w:styleId="Fuerte">
     <w:name w:val="Strong"/>
     <w:basedOn w:val="Fuentedeprrafopredeter"/>
     <w:uiPriority w:val="22"/>
